--- a/4to Año/Comunicaciones II/TP2.docx
+++ b/4to Año/Comunicaciones II/TP2.docx
@@ -840,6 +840,7 @@
         </w:rPr>
         <w:t xml:space="preserve">Es una tecnología </w:t>
       </w:r>
+      <w:proofErr w:type="gramStart"/>
       <w:r>
         <w:rPr>
           <w:lang w:val="es-AR"/>
@@ -858,7 +859,15 @@
           <w:rStyle w:val="citation-128"/>
           <w:lang w:val="es-AR"/>
         </w:rPr>
-        <w:t>, usa dos pares de cobre y puede alcanzar velocidades de hasta 2 Mbps a través de 2 pares</w:t>
+        <w:t>,</w:t>
+      </w:r>
+      <w:proofErr w:type="gramEnd"/>
+      <w:r>
+        <w:rPr>
+          <w:rStyle w:val="citation-128"/>
+          <w:lang w:val="es-AR"/>
+        </w:rPr>
+        <w:t xml:space="preserve"> usa dos pares de cobre y puede alcanzar velocidades de hasta 2 Mbps a través de 2 pares</w:t>
       </w:r>
       <w:r>
         <w:rPr>
@@ -1188,6 +1197,7 @@
           <w:numId w:val="25"/>
         </w:numPr>
       </w:pPr>
+      <w:proofErr w:type="gramStart"/>
       <w:r>
         <w:rPr>
           <w:rStyle w:val="citation-121"/>
@@ -1195,7 +1205,17 @@
           <w:bCs/>
           <w:lang w:val="es-AR"/>
         </w:rPr>
-        <w:t>G.SHDSL (Single-</w:t>
+        <w:t>G.SHDSL</w:t>
+      </w:r>
+      <w:proofErr w:type="gramEnd"/>
+      <w:r>
+        <w:rPr>
+          <w:rStyle w:val="citation-121"/>
+          <w:b/>
+          <w:bCs/>
+          <w:lang w:val="es-AR"/>
+        </w:rPr>
+        <w:t xml:space="preserve"> (Single-</w:t>
       </w:r>
       <w:proofErr w:type="spellStart"/>
       <w:r>
@@ -2078,7 +2098,21 @@
         <w:rPr>
           <w:lang w:val="es-AR"/>
         </w:rPr>
-        <w:t xml:space="preserve"> Network) es una topología de red de fibra óptica punto-multipunto que utiliza divisores ópticos pasivos para transmitir datos desde un único hilo de fibra a múltiples usuarios finales. A continuación se detallan sus componentes clave:</w:t>
+        <w:t xml:space="preserve"> Network) es una topología de red de fibra óptica punto-multipunto que utiliza divisores ópticos pasivos para transmitir datos desde un único hilo de fibra a múltiples usuarios finales. A </w:t>
+      </w:r>
+      <w:proofErr w:type="gramStart"/>
+      <w:r>
+        <w:rPr>
+          <w:lang w:val="es-AR"/>
+        </w:rPr>
+        <w:t>continuación</w:t>
+      </w:r>
+      <w:proofErr w:type="gramEnd"/>
+      <w:r>
+        <w:rPr>
+          <w:lang w:val="es-AR"/>
+        </w:rPr>
+        <w:t xml:space="preserve"> se detallan sus componentes clave:</w:t>
       </w:r>
     </w:p>
     <w:p>
@@ -4361,11 +4395,19 @@
           <w:lang w:val="es-AR"/>
         </w:rPr>
       </w:pPr>
-      <w:r>
-        <w:rPr>
-          <w:lang w:val="es-AR"/>
-        </w:rPr>
-        <w:t>Servicio pensados para empresas en ubicaciones remotas o sin acceso a redes fijas.</w:t>
+      <w:proofErr w:type="gramStart"/>
+      <w:r>
+        <w:rPr>
+          <w:lang w:val="es-AR"/>
+        </w:rPr>
+        <w:t>Servicio pensados</w:t>
+      </w:r>
+      <w:proofErr w:type="gramEnd"/>
+      <w:r>
+        <w:rPr>
+          <w:lang w:val="es-AR"/>
+        </w:rPr>
+        <w:t xml:space="preserve"> para empresas en ubicaciones remotas o sin acceso a redes fijas.</w:t>
       </w:r>
     </w:p>
     <w:p>
@@ -9048,10 +9090,12 @@
         <w:t xml:space="preserve">una consola </w:t>
       </w:r>
       <w:proofErr w:type="spellStart"/>
+      <w:proofErr w:type="gramStart"/>
       <w:r>
         <w:t>shell</w:t>
       </w:r>
       <w:proofErr w:type="spellEnd"/>
+      <w:proofErr w:type="gramEnd"/>
       <w:r>
         <w:t xml:space="preserve"> pero además tiene otros múltiples usos.</w:t>
       </w:r>
@@ -10897,7 +10941,15 @@
         <w:t xml:space="preserve"> </w:t>
       </w:r>
       <w:r>
-        <w:t>1270.0.010:8444:servidorA:8443</w:t>
+        <w:t>1270.0.010:</w:t>
+      </w:r>
+      <w:proofErr w:type="gramStart"/>
+      <w:r>
+        <w:t>8444:servidorA</w:t>
+      </w:r>
+      <w:proofErr w:type="gramEnd"/>
+      <w:r>
+        <w:t>:8443</w:t>
       </w:r>
       <w:r>
         <w:rPr>
@@ -11058,6 +11110,7 @@
         <w:spacing w:before="17"/>
         <w:ind w:left="205"/>
       </w:pPr>
+      <w:proofErr w:type="gramStart"/>
       <w:r>
         <w:t>conexión</w:t>
       </w:r>
@@ -11070,6 +11123,7 @@
       <w:r>
         <w:t>:</w:t>
       </w:r>
+      <w:proofErr w:type="gramEnd"/>
       <w:r>
         <w:rPr>
           <w:spacing w:val="-5"/>
@@ -12263,7 +12317,15 @@
         <w:t xml:space="preserve"> </w:t>
       </w:r>
       <w:r>
-        <w:t xml:space="preserve">capturarlos en la interfaz de red local (por ejemplo eth0, wlan0 o enp3s0) del cliente, antes de que el tráfico sea enviado por SSH. Esto se hace con herramientas como </w:t>
+        <w:t xml:space="preserve">capturarlos en la interfaz de red local (por </w:t>
+      </w:r>
+      <w:proofErr w:type="gramStart"/>
+      <w:r>
+        <w:t>ejemplo</w:t>
+      </w:r>
+      <w:proofErr w:type="gramEnd"/>
+      <w:r>
+        <w:t xml:space="preserve"> eth0, wlan0 o enp3s0) del cliente, antes de que el tráfico sea enviado por SSH. Esto se hace con herramientas como </w:t>
       </w:r>
       <w:proofErr w:type="spellStart"/>
       <w:r>
@@ -12667,7 +12729,21 @@
         <w:rPr>
           <w:spacing w:val="-2"/>
         </w:rPr>
-        <w:t>-L127.0.0.10:3390:servidorA:3389</w:t>
+        <w:t>-L127.0.0.10:</w:t>
+      </w:r>
+      <w:proofErr w:type="gramStart"/>
+      <w:r>
+        <w:rPr>
+          <w:spacing w:val="-2"/>
+        </w:rPr>
+        <w:t>3390:servidorA</w:t>
+      </w:r>
+      <w:proofErr w:type="gramEnd"/>
+      <w:r>
+        <w:rPr>
+          <w:spacing w:val="-2"/>
+        </w:rPr>
+        <w:t>:3389</w:t>
       </w:r>
       <w:r>
         <w:rPr>
@@ -13069,10 +13145,12 @@
         <w:t>ip_local</w:t>
       </w:r>
       <w:proofErr w:type="spellEnd"/>
+      <w:proofErr w:type="gramStart"/>
       <w:r>
         <w:t>]:[</w:t>
       </w:r>
       <w:proofErr w:type="spellStart"/>
+      <w:proofErr w:type="gramEnd"/>
       <w:r>
         <w:t>puerto_local</w:t>
       </w:r>
@@ -13113,6 +13191,7 @@
           <w:lang w:val="es-AR"/>
         </w:rPr>
       </w:pPr>
+      <w:proofErr w:type="gramStart"/>
       <w:r>
         <w:rPr>
           <w:rFonts w:hAnsi="Symbol"/>
@@ -13133,6 +13212,7 @@
         <w:t>[</w:t>
       </w:r>
       <w:proofErr w:type="spellStart"/>
+      <w:proofErr w:type="gramEnd"/>
       <w:r>
         <w:rPr>
           <w:rStyle w:val="CdigoHTML"/>
@@ -13163,6 +13243,7 @@
           <w:lang w:val="es-AR"/>
         </w:rPr>
       </w:pPr>
+      <w:proofErr w:type="gramStart"/>
       <w:r>
         <w:rPr>
           <w:rFonts w:hAnsi="Symbol"/>
@@ -13183,6 +13264,7 @@
         <w:t>[</w:t>
       </w:r>
       <w:proofErr w:type="spellStart"/>
+      <w:proofErr w:type="gramEnd"/>
       <w:r>
         <w:rPr>
           <w:rStyle w:val="CdigoHTML"/>
@@ -13213,6 +13295,7 @@
           <w:lang w:val="es-AR"/>
         </w:rPr>
       </w:pPr>
+      <w:proofErr w:type="gramStart"/>
       <w:r>
         <w:rPr>
           <w:rFonts w:hAnsi="Symbol"/>
@@ -13233,6 +13316,7 @@
         <w:t>[</w:t>
       </w:r>
       <w:proofErr w:type="spellStart"/>
+      <w:proofErr w:type="gramEnd"/>
       <w:r>
         <w:rPr>
           <w:rStyle w:val="CdigoHTML"/>
@@ -13263,6 +13347,7 @@
           <w:lang w:val="es-AR"/>
         </w:rPr>
       </w:pPr>
+      <w:proofErr w:type="gramStart"/>
       <w:r>
         <w:rPr>
           <w:rFonts w:hAnsi="Symbol"/>
@@ -13283,6 +13368,7 @@
         <w:t>[</w:t>
       </w:r>
       <w:proofErr w:type="spellStart"/>
+      <w:proofErr w:type="gramEnd"/>
       <w:r>
         <w:rPr>
           <w:rStyle w:val="CdigoHTML"/>
@@ -13313,6 +13399,7 @@
           <w:lang w:val="es-AR"/>
         </w:rPr>
       </w:pPr>
+      <w:proofErr w:type="gramStart"/>
       <w:r>
         <w:rPr>
           <w:rFonts w:hAnsi="Symbol"/>
@@ -13333,6 +13420,7 @@
         <w:t>[</w:t>
       </w:r>
       <w:proofErr w:type="spellStart"/>
+      <w:proofErr w:type="gramEnd"/>
       <w:r>
         <w:rPr>
           <w:rStyle w:val="CdigoHTML"/>
@@ -14539,7 +14627,21 @@
         <w:rPr>
           <w:lang w:val="en-US"/>
         </w:rPr>
-        <w:t xml:space="preserve"> -L 127.0.0.1:5000:remoto:80 </w:t>
+        <w:t xml:space="preserve"> -L 127.0.0.1:</w:t>
+      </w:r>
+      <w:proofErr w:type="gramStart"/>
+      <w:r>
+        <w:rPr>
+          <w:lang w:val="en-US"/>
+        </w:rPr>
+        <w:t>5000:remoto</w:t>
+      </w:r>
+      <w:proofErr w:type="gramEnd"/>
+      <w:r>
+        <w:rPr>
+          <w:lang w:val="en-US"/>
+        </w:rPr>
+        <w:t xml:space="preserve">:80 </w:t>
       </w:r>
       <w:proofErr w:type="spellStart"/>
       <w:r>
@@ -14719,6 +14821,7 @@
         <w:t>“</w:t>
       </w:r>
       <w:proofErr w:type="spellStart"/>
+      <w:proofErr w:type="gramStart"/>
       <w:r>
         <w:rPr>
           <w:spacing w:val="-2"/>
@@ -14726,6 +14829,7 @@
         <w:t>usuario.ovpn</w:t>
       </w:r>
       <w:proofErr w:type="spellEnd"/>
+      <w:proofErr w:type="gramEnd"/>
       <w:r>
         <w:rPr>
           <w:spacing w:val="-2"/>
@@ -14743,6 +14847,7 @@
           <w:lang w:val="es-AR"/>
         </w:rPr>
       </w:pPr>
+      <w:proofErr w:type="gramStart"/>
       <w:r>
         <w:rPr>
           <w:rFonts w:hAnsi="Symbol"/>
@@ -14758,7 +14863,16 @@
           <w:szCs w:val="22"/>
           <w:lang w:val="es-AR"/>
         </w:rPr>
-        <w:t xml:space="preserve">  Dirección del servidor VPN y puerto.</w:t>
+        <w:t xml:space="preserve">  Dirección</w:t>
+      </w:r>
+      <w:proofErr w:type="gramEnd"/>
+      <w:r>
+        <w:rPr>
+          <w:sz w:val="22"/>
+          <w:szCs w:val="22"/>
+          <w:lang w:val="es-AR"/>
+        </w:rPr>
+        <w:t xml:space="preserve"> del servidor VPN y puerto.</w:t>
       </w:r>
     </w:p>
     <w:p>
@@ -14771,6 +14885,7 @@
           <w:lang w:val="es-AR"/>
         </w:rPr>
       </w:pPr>
+      <w:proofErr w:type="gramStart"/>
       <w:r>
         <w:rPr>
           <w:rFonts w:hAnsi="Symbol"/>
@@ -14785,7 +14900,16 @@
           <w:szCs w:val="22"/>
           <w:lang w:val="es-AR"/>
         </w:rPr>
-        <w:t xml:space="preserve">  Certificados y claves del cliente.</w:t>
+        <w:t xml:space="preserve">  Certificados</w:t>
+      </w:r>
+      <w:proofErr w:type="gramEnd"/>
+      <w:r>
+        <w:rPr>
+          <w:sz w:val="22"/>
+          <w:szCs w:val="22"/>
+          <w:lang w:val="es-AR"/>
+        </w:rPr>
+        <w:t xml:space="preserve"> y claves del cliente.</w:t>
       </w:r>
     </w:p>
     <w:p>
@@ -14798,6 +14922,7 @@
           <w:lang w:val="es-AR"/>
         </w:rPr>
       </w:pPr>
+      <w:proofErr w:type="gramStart"/>
       <w:r>
         <w:rPr>
           <w:rFonts w:hAnsi="Symbol"/>
@@ -14812,7 +14937,16 @@
           <w:szCs w:val="22"/>
           <w:lang w:val="es-AR"/>
         </w:rPr>
-        <w:t xml:space="preserve">  Configuración de cifrado (TLS, AES, etc.).</w:t>
+        <w:t xml:space="preserve">  Configuración</w:t>
+      </w:r>
+      <w:proofErr w:type="gramEnd"/>
+      <w:r>
+        <w:rPr>
+          <w:sz w:val="22"/>
+          <w:szCs w:val="22"/>
+          <w:lang w:val="es-AR"/>
+        </w:rPr>
+        <w:t xml:space="preserve"> de cifrado (TLS, AES, etc.).</w:t>
       </w:r>
     </w:p>
     <w:p>
@@ -14823,6 +14957,7 @@
           <w:lang w:val="es-AR"/>
         </w:rPr>
       </w:pPr>
+      <w:proofErr w:type="gramStart"/>
       <w:r>
         <w:rPr>
           <w:rFonts w:hAnsi="Symbol"/>
@@ -14837,7 +14972,16 @@
           <w:szCs w:val="22"/>
           <w:lang w:val="es-AR"/>
         </w:rPr>
-        <w:t xml:space="preserve">  Rutas y opciones de red (qué tráfico pasa por VPN).</w:t>
+        <w:t xml:space="preserve">  Rutas</w:t>
+      </w:r>
+      <w:proofErr w:type="gramEnd"/>
+      <w:r>
+        <w:rPr>
+          <w:sz w:val="22"/>
+          <w:szCs w:val="22"/>
+          <w:lang w:val="es-AR"/>
+        </w:rPr>
+        <w:t xml:space="preserve"> y opciones de red (qué tráfico pasa por VPN).</w:t>
       </w:r>
     </w:p>
     <w:p>
@@ -15011,6 +15155,7 @@
           <w:lang w:val="es-AR"/>
         </w:rPr>
       </w:pPr>
+      <w:proofErr w:type="gramStart"/>
       <w:r>
         <w:rPr>
           <w:rFonts w:hAnsi="Symbol"/>
@@ -15030,6 +15175,7 @@
         </w:rPr>
         <w:t>No</w:t>
       </w:r>
+      <w:proofErr w:type="gramEnd"/>
       <w:r>
         <w:rPr>
           <w:lang w:val="es-AR"/>
@@ -15045,6 +15191,7 @@
           <w:lang w:val="es-AR"/>
         </w:rPr>
       </w:pPr>
+      <w:proofErr w:type="gramStart"/>
       <w:r>
         <w:rPr>
           <w:rFonts w:hAnsi="Symbol"/>
@@ -15055,7 +15202,14 @@
         <w:rPr>
           <w:lang w:val="es-AR"/>
         </w:rPr>
-        <w:t xml:space="preserve">  Puedes capturar tráfico en la interfaz tun (</w:t>
+        <w:t xml:space="preserve">  Puedes</w:t>
+      </w:r>
+      <w:proofErr w:type="gramEnd"/>
+      <w:r>
+        <w:rPr>
+          <w:lang w:val="es-AR"/>
+        </w:rPr>
+        <w:t xml:space="preserve"> capturar tráfico en la interfaz tun (</w:t>
       </w:r>
       <w:r>
         <w:rPr>
@@ -15092,6 +15246,7 @@
           <w:lang w:val="es-AR"/>
         </w:rPr>
       </w:pPr>
+      <w:proofErr w:type="gramStart"/>
       <w:r>
         <w:rPr>
           <w:rFonts w:hAnsi="Symbol"/>
@@ -15102,7 +15257,14 @@
         <w:rPr>
           <w:lang w:val="es-AR"/>
         </w:rPr>
-        <w:t xml:space="preserve">  Para ver tráfico antes de cifrarlo, habría que capturarlo en la </w:t>
+        <w:t xml:space="preserve">  Para</w:t>
+      </w:r>
+      <w:proofErr w:type="gramEnd"/>
+      <w:r>
+        <w:rPr>
+          <w:lang w:val="es-AR"/>
+        </w:rPr>
+        <w:t xml:space="preserve"> ver tráfico antes de cifrarlo, habría que capturarlo en la </w:t>
       </w:r>
       <w:r>
         <w:rPr>
@@ -15821,6 +15983,7 @@
         <w:t xml:space="preserve"> en </w:t>
       </w:r>
       <w:proofErr w:type="spellStart"/>
+      <w:proofErr w:type="gramStart"/>
       <w:r>
         <w:rPr>
           <w:sz w:val="24"/>
@@ -15858,6 +16021,7 @@
         <w:t>ovpn</w:t>
       </w:r>
       <w:proofErr w:type="spellEnd"/>
+      <w:proofErr w:type="gramEnd"/>
       <w:r>
         <w:rPr>
           <w:sz w:val="24"/>
@@ -16119,7 +16283,7 @@
           <w:szCs w:val="24"/>
         </w:rPr>
         <w:lastRenderedPageBreak/>
-        <w:t xml:space="preserve">protegidos dentro del túnel. Existen tres modalidades de reenvío de puertos. </w:t>
+        <w:t xml:space="preserve">protegidos dentro del túnel. Existen modalidades de reenvío de puertos. </w:t>
       </w:r>
     </w:p>
     <w:p>
@@ -16242,31 +16406,6 @@
       <w:pPr>
         <w:pStyle w:val="Textoindependiente"/>
         <w:spacing w:before="30"/>
-        <w:ind w:left="563"/>
-        <w:jc w:val="both"/>
-        <w:rPr>
-          <w:sz w:val="24"/>
-          <w:szCs w:val="24"/>
-        </w:rPr>
-      </w:pPr>
-    </w:p>
-    <w:p>
-      <w:pPr>
-        <w:pStyle w:val="Textoindependiente"/>
-        <w:spacing w:before="30"/>
-        <w:ind w:left="563"/>
-        <w:jc w:val="both"/>
-        <w:rPr>
-          <w:sz w:val="24"/>
-          <w:szCs w:val="24"/>
-        </w:rPr>
-      </w:pPr>
-    </w:p>
-    <w:p>
-      <w:pPr>
-        <w:pStyle w:val="Textoindependiente"/>
-        <w:spacing w:before="30"/>
-        <w:ind w:left="563"/>
         <w:jc w:val="both"/>
         <w:rPr>
           <w:sz w:val="24"/>
@@ -16363,6 +16502,7 @@
         <w:t>local_host</w:t>
       </w:r>
       <w:proofErr w:type="spellEnd"/>
+      <w:proofErr w:type="gramStart"/>
       <w:r>
         <w:rPr>
           <w:sz w:val="24"/>
@@ -16378,7 +16518,16 @@
           <w:szCs w:val="24"/>
           <w:lang w:val="en-US"/>
         </w:rPr>
-        <w:t>local_port:destination_host:destination_port</w:t>
+        <w:t>local</w:t>
+      </w:r>
+      <w:proofErr w:type="gramEnd"/>
+      <w:r>
+        <w:rPr>
+          <w:sz w:val="24"/>
+          <w:szCs w:val="24"/>
+          <w:lang w:val="en-US"/>
+        </w:rPr>
+        <w:t>_port:destination_host:destination_port</w:t>
       </w:r>
       <w:proofErr w:type="spellEnd"/>
       <w:r>
@@ -17307,7 +17456,6 @@
           <w:szCs w:val="24"/>
           <w:lang w:val="es-AR"/>
         </w:rPr>
-        <w:lastRenderedPageBreak/>
         <w:t xml:space="preserve">Comando para generar las claves: </w:t>
       </w:r>
       <w:proofErr w:type="spellStart"/>
@@ -17417,6 +17565,7 @@
           <w:szCs w:val="24"/>
           <w:lang w:val="es-AR"/>
         </w:rPr>
+        <w:lastRenderedPageBreak/>
         <w:t xml:space="preserve">-t </w:t>
       </w:r>
       <w:proofErr w:type="spellStart"/>
@@ -17980,18 +18129,6 @@
     </w:p>
     <w:p>
       <w:pPr>
-        <w:tabs>
-          <w:tab w:val="left" w:pos="564"/>
-        </w:tabs>
-        <w:spacing w:before="135"/>
-        <w:rPr>
-          <w:b/>
-          <w:bCs/>
-        </w:rPr>
-      </w:pPr>
-    </w:p>
-    <w:p>
-      <w:pPr>
         <w:widowControl/>
         <w:autoSpaceDE/>
         <w:autoSpaceDN/>
@@ -18307,10 +18444,10 @@
           <w:szCs w:val="22"/>
           <w:lang w:val="es-AR"/>
         </w:rPr>
-        <w:lastRenderedPageBreak/>
         <w:t>Archivo de Configuración (</w:t>
       </w:r>
       <w:proofErr w:type="spellStart"/>
+      <w:proofErr w:type="gramStart"/>
       <w:r>
         <w:rPr>
           <w:rStyle w:val="CdigoHTML"/>
@@ -18323,6 +18460,7 @@
         <w:t>usuario.ovpn</w:t>
       </w:r>
       <w:proofErr w:type="spellEnd"/>
+      <w:proofErr w:type="gramEnd"/>
       <w:r>
         <w:rPr>
           <w:b/>
@@ -18449,6 +18587,7 @@
           <w:szCs w:val="22"/>
           <w:lang w:val="es-AR"/>
         </w:rPr>
+        <w:lastRenderedPageBreak/>
         <w:t>Rutas de Red:</w:t>
       </w:r>
       <w:r>

--- a/4to Año/Comunicaciones II/TP2.docx
+++ b/4to Año/Comunicaciones II/TP2.docx
@@ -57,397 +57,6 @@
             <wp:extent cx="6129655" cy="3241040"/>
             <wp:effectExtent l="0" t="0" r="4445" b="0"/>
             <wp:docPr id="8" name="Imagen 8"/>
-            <wp:cNvGraphicFramePr>
-              <a:graphicFrameLocks xmlns:a="http://schemas.openxmlformats.org/drawingml/2006/main" noChangeAspect="1"/>
-            </wp:cNvGraphicFramePr>
-            <a:graphic xmlns:a="http://schemas.openxmlformats.org/drawingml/2006/main">
-              <a:graphicData uri="http://schemas.openxmlformats.org/drawingml/2006/picture">
-                <pic:pic xmlns:pic="http://schemas.openxmlformats.org/drawingml/2006/picture">
-                  <pic:nvPicPr>
-                    <pic:cNvPr id="1" name=""/>
-                    <pic:cNvPicPr/>
-                  </pic:nvPicPr>
-                  <pic:blipFill>
-                    <a:blip r:embed="rId7"/>
-                    <a:stretch>
-                      <a:fillRect/>
-                    </a:stretch>
-                  </pic:blipFill>
-                  <pic:spPr>
-                    <a:xfrm>
-                      <a:off x="0" y="0"/>
-                      <a:ext cx="6129655" cy="3241040"/>
-                    </a:xfrm>
-                    <a:prstGeom prst="rect">
-                      <a:avLst/>
-                    </a:prstGeom>
-                  </pic:spPr>
-                </pic:pic>
-              </a:graphicData>
-            </a:graphic>
-          </wp:inline>
-        </w:drawing>
-      </w:r>
-    </w:p>
-    <w:p>
-      <w:pPr>
-        <w:pStyle w:val="Ttulo3"/>
-      </w:pPr>
-      <w:r>
-        <w:t>Redes de Acceso por Par de Cobre (xDSL)</w:t>
-      </w:r>
-    </w:p>
-    <w:p>
-      <w:pPr>
-        <w:pStyle w:val="NormalWeb"/>
-        <w:jc w:val="both"/>
-        <w:rPr>
-          <w:lang w:val="es-AR"/>
-        </w:rPr>
-      </w:pPr>
-      <w:r>
-        <w:rPr>
-          <w:rStyle w:val="citation-146"/>
-          <w:rFonts w:eastAsiaTheme="majorEastAsia"/>
-          <w:lang w:val="es-AR"/>
-        </w:rPr>
-        <w:t xml:space="preserve">Las tecnologías xDSL (Digital </w:t>
-      </w:r>
-      <w:proofErr w:type="spellStart"/>
-      <w:r>
-        <w:rPr>
-          <w:rStyle w:val="citation-146"/>
-          <w:rFonts w:eastAsiaTheme="majorEastAsia"/>
-          <w:lang w:val="es-AR"/>
-        </w:rPr>
-        <w:t>Subscriber</w:t>
-      </w:r>
-      <w:proofErr w:type="spellEnd"/>
-      <w:r>
-        <w:rPr>
-          <w:rStyle w:val="citation-146"/>
-          <w:rFonts w:eastAsiaTheme="majorEastAsia"/>
-          <w:lang w:val="es-AR"/>
-        </w:rPr>
-        <w:t xml:space="preserve"> Line) permiten la transmisión de información digital a través de los pares de cobre de la red telefónica tradicional (PSTN)</w:t>
-      </w:r>
-      <w:r>
-        <w:rPr>
-          <w:lang w:val="es-AR"/>
-        </w:rPr>
-        <w:t xml:space="preserve">. </w:t>
-      </w:r>
-      <w:r>
-        <w:rPr>
-          <w:rStyle w:val="citation-145"/>
-          <w:lang w:val="es-AR"/>
-        </w:rPr>
-        <w:t>Antes, solo se utilizaba una pequeña fracción del ancho de banda disponible para la banda vocal (4 KHz)</w:t>
-      </w:r>
-      <w:r>
-        <w:rPr>
-          <w:lang w:val="es-AR"/>
-        </w:rPr>
-        <w:t xml:space="preserve">. </w:t>
-      </w:r>
-      <w:r>
-        <w:rPr>
-          <w:rStyle w:val="citation-144"/>
-          <w:lang w:val="es-AR"/>
-        </w:rPr>
-        <w:t>Ahora, se aprovecha un espectro mucho más amplio (hasta 1 MHz) para ofrecer servicios de datos de alta velocidad</w:t>
-      </w:r>
-      <w:r>
-        <w:rPr>
-          <w:lang w:val="es-AR"/>
-        </w:rPr>
-        <w:t>.</w:t>
-      </w:r>
-    </w:p>
-    <w:p>
-      <w:pPr>
-        <w:pStyle w:val="Textoindependiente"/>
-        <w:spacing w:before="137"/>
-        <w:rPr>
-          <w:lang w:val="es-AR"/>
-        </w:rPr>
-      </w:pPr>
-    </w:p>
-    <w:p>
-      <w:pPr>
-        <w:pStyle w:val="Ttulo4"/>
-        <w:rPr>
-          <w:lang w:val="en-US"/>
-        </w:rPr>
-      </w:pPr>
-      <w:r>
-        <w:rPr>
-          <w:lang w:val="en-US"/>
-        </w:rPr>
-        <w:t>ADSL (Asymmetric Digital Subscriber Line)</w:t>
-      </w:r>
-    </w:p>
-    <w:p>
-      <w:pPr>
-        <w:pStyle w:val="NormalWeb"/>
-        <w:rPr>
-          <w:lang w:val="es-AR"/>
-        </w:rPr>
-      </w:pPr>
-      <w:r>
-        <w:rPr>
-          <w:rStyle w:val="citation-143"/>
-          <w:lang w:val="es-AR"/>
-        </w:rPr>
-        <w:t>Es la tecnología xDSL más conocida y popular</w:t>
-      </w:r>
-      <w:r>
-        <w:rPr>
-          <w:lang w:val="es-AR"/>
-        </w:rPr>
-        <w:t xml:space="preserve">. </w:t>
-      </w:r>
-      <w:r>
-        <w:rPr>
-          <w:rStyle w:val="citation-142"/>
-          <w:rFonts w:eastAsiaTheme="majorEastAsia"/>
-          <w:lang w:val="es-AR"/>
-        </w:rPr>
-        <w:t>El término "asimétrico" se debe a que la velocidad de bajada (</w:t>
-      </w:r>
-      <w:proofErr w:type="spellStart"/>
-      <w:r>
-        <w:rPr>
-          <w:rStyle w:val="citation-142"/>
-          <w:rFonts w:eastAsiaTheme="majorEastAsia"/>
-          <w:lang w:val="es-AR"/>
-        </w:rPr>
-        <w:t>downstream</w:t>
-      </w:r>
-      <w:proofErr w:type="spellEnd"/>
-      <w:r>
-        <w:rPr>
-          <w:rStyle w:val="citation-142"/>
-          <w:rFonts w:eastAsiaTheme="majorEastAsia"/>
-          <w:lang w:val="es-AR"/>
-        </w:rPr>
-        <w:t>) es significativamente mayor que la de subida (</w:t>
-      </w:r>
-      <w:proofErr w:type="spellStart"/>
-      <w:r>
-        <w:rPr>
-          <w:rStyle w:val="citation-142"/>
-          <w:rFonts w:eastAsiaTheme="majorEastAsia"/>
-          <w:lang w:val="es-AR"/>
-        </w:rPr>
-        <w:t>upstream</w:t>
-      </w:r>
-      <w:proofErr w:type="spellEnd"/>
-      <w:r>
-        <w:rPr>
-          <w:rStyle w:val="citation-142"/>
-          <w:rFonts w:eastAsiaTheme="majorEastAsia"/>
-          <w:lang w:val="es-AR"/>
-        </w:rPr>
-        <w:t>)</w:t>
-      </w:r>
-      <w:r>
-        <w:rPr>
-          <w:lang w:val="es-AR"/>
-        </w:rPr>
-        <w:t xml:space="preserve">. </w:t>
-      </w:r>
-      <w:r>
-        <w:rPr>
-          <w:rStyle w:val="citation-141"/>
-          <w:lang w:val="es-AR"/>
-        </w:rPr>
-        <w:t>Esto es ideal para aplicaciones como navegación web, descarga de archivos y video bajo demanda, donde el tráfico de bajada es predominante</w:t>
-      </w:r>
-      <w:r>
-        <w:rPr>
-          <w:lang w:val="es-AR"/>
-        </w:rPr>
-        <w:t>.</w:t>
-      </w:r>
-    </w:p>
-    <w:p>
-      <w:pPr>
-        <w:pStyle w:val="NormalWeb"/>
-        <w:numPr>
-          <w:ilvl w:val="0"/>
-          <w:numId w:val="24"/>
-        </w:numPr>
-        <w:rPr>
-          <w:lang w:val="es-AR"/>
-        </w:rPr>
-      </w:pPr>
-      <w:r>
-        <w:rPr>
-          <w:rStyle w:val="citation-140"/>
-          <w:b/>
-          <w:bCs/>
-          <w:lang w:val="es-AR"/>
-        </w:rPr>
-        <w:t>Estrategia de diseño:</w:t>
-      </w:r>
-      <w:r>
-        <w:rPr>
-          <w:rStyle w:val="citation-140"/>
-          <w:lang w:val="es-AR"/>
-        </w:rPr>
-        <w:t xml:space="preserve"> ADSL utiliza la multiplexación por división de frecuencias (FDM) para dividir el ancho de banda del cable UTP</w:t>
-      </w:r>
-      <w:r>
-        <w:rPr>
-          <w:lang w:val="es-AR"/>
-        </w:rPr>
-        <w:t xml:space="preserve">. </w:t>
-      </w:r>
-      <w:r>
-        <w:rPr>
-          <w:rStyle w:val="citation-139"/>
-          <w:lang w:val="es-AR"/>
-        </w:rPr>
-        <w:t>Los 25 KHz inferiores se reservan para la transmisión de voz analógica (POTS)</w:t>
-      </w:r>
-      <w:r>
-        <w:rPr>
-          <w:lang w:val="es-AR"/>
-        </w:rPr>
-        <w:t xml:space="preserve">. </w:t>
-      </w:r>
-      <w:r>
-        <w:rPr>
-          <w:rStyle w:val="citation-138"/>
-          <w:lang w:val="es-AR"/>
-        </w:rPr>
-        <w:t>El ancho de banda entre 4 KHz y 25 KHz se usa para evitar interferencias entre los canales de voz y datos</w:t>
-      </w:r>
-      <w:r>
-        <w:rPr>
-          <w:lang w:val="es-AR"/>
-        </w:rPr>
-        <w:t xml:space="preserve">. </w:t>
-      </w:r>
-      <w:r>
-        <w:rPr>
-          <w:rStyle w:val="citation-137"/>
-          <w:rFonts w:eastAsiaTheme="majorEastAsia"/>
-          <w:lang w:val="es-AR"/>
-        </w:rPr>
-        <w:t>Para aumentar el ancho de banda, puede usar FDM o cancelación de eco</w:t>
-      </w:r>
-      <w:r>
-        <w:rPr>
-          <w:lang w:val="es-AR"/>
-        </w:rPr>
-        <w:t>.</w:t>
-      </w:r>
-    </w:p>
-    <w:p>
-      <w:pPr>
-        <w:pStyle w:val="NormalWeb"/>
-        <w:ind w:left="720"/>
-        <w:rPr>
-          <w:lang w:val="es-AR"/>
-        </w:rPr>
-      </w:pPr>
-      <w:r>
-        <w:rPr>
-          <w:lang w:val="es-AR"/>
-        </w:rPr>
-        <w:t xml:space="preserve">La cancelación de eco es una técnica de procesamiento de señales que se utiliza en la tecnología </w:t>
-      </w:r>
-      <w:r>
-        <w:rPr>
-          <w:b/>
-          <w:bCs/>
-          <w:lang w:val="es-AR"/>
-        </w:rPr>
-        <w:t>ADSL</w:t>
-      </w:r>
-      <w:r>
-        <w:rPr>
-          <w:lang w:val="es-AR"/>
-        </w:rPr>
-        <w:t xml:space="preserve"> para permitir la transmisión simultánea de datos en ambos sentidos (subida y bajada) sobre un único par de cobre.</w:t>
-      </w:r>
-    </w:p>
-    <w:p>
-      <w:pPr>
-        <w:pStyle w:val="NormalWeb"/>
-        <w:ind w:left="720"/>
-        <w:rPr>
-          <w:lang w:val="es-AR"/>
-        </w:rPr>
-      </w:pPr>
-      <w:r>
-        <w:rPr>
-          <w:lang w:val="es-AR"/>
-        </w:rPr>
-        <w:lastRenderedPageBreak/>
-        <w:t>E</w:t>
-      </w:r>
-      <w:r>
-        <w:rPr>
-          <w:lang w:val="es-AR"/>
-        </w:rPr>
-        <w:t>l eco en el contexto de ADSL ocurre porque la señal que el módem envía a la central (señal de subida) se "acopla" con la señal que viene de la central (señal de bajada) en la misma frecuencia, causando interferencia.</w:t>
-      </w:r>
-    </w:p>
-    <w:p>
-      <w:pPr>
-        <w:pStyle w:val="NormalWeb"/>
-        <w:ind w:left="720"/>
-        <w:rPr>
-          <w:lang w:val="es-AR"/>
-        </w:rPr>
-      </w:pPr>
-      <w:r>
-        <w:rPr>
-          <w:lang w:val="es-AR"/>
-        </w:rPr>
-        <w:t xml:space="preserve">Al </w:t>
-      </w:r>
-      <w:r>
-        <w:rPr>
-          <w:lang w:val="es-AR"/>
-        </w:rPr>
-        <w:t>"</w:t>
-      </w:r>
-      <w:r>
-        <w:rPr>
-          <w:lang w:val="es-AR"/>
-        </w:rPr>
-        <w:t>c</w:t>
-      </w:r>
-      <w:r>
-        <w:rPr>
-          <w:lang w:val="es-AR"/>
-        </w:rPr>
-        <w:t>ancelar" el eco, el módem puede aislar y procesar la señal de bajada sin la interferencia de su propia transmisión, permitiendo la comunicación dúplex sobre la misma banda de frecuencia.</w:t>
-      </w:r>
-    </w:p>
-    <w:p>
-      <w:pPr>
-        <w:pStyle w:val="NormalWeb"/>
-        <w:ind w:left="720"/>
-        <w:jc w:val="center"/>
-        <w:rPr>
-          <w:lang w:val="es-AR"/>
-        </w:rPr>
-      </w:pPr>
-      <w:r>
-        <w:rPr>
-          <w:noProof/>
-          <w:lang w:val="es-AR"/>
-        </w:rPr>
-        <w:drawing>
-          <wp:inline distT="0" distB="0" distL="0" distR="0" wp14:anchorId="2EECFF3B" wp14:editId="5D741F4C">
-            <wp:extent cx="2865755" cy="2048155"/>
-            <wp:effectExtent l="0" t="0" r="0" b="9525"/>
-            <wp:docPr id="10" name="Imagen 10"/>
             <wp:cNvGraphicFramePr>
               <a:graphicFrameLocks xmlns:a="http://schemas.openxmlformats.org/drawingml/2006/main" noChangeAspect="1"/>
             </wp:cNvGraphicFramePr>
@@ -467,7 +76,7 @@
                   <pic:spPr>
                     <a:xfrm>
                       <a:off x="0" y="0"/>
-                      <a:ext cx="2882417" cy="2060064"/>
+                      <a:ext cx="6129655" cy="3241040"/>
                     </a:xfrm>
                     <a:prstGeom prst="rect">
                       <a:avLst/>
@@ -482,181 +91,349 @@
     </w:p>
     <w:p>
       <w:pPr>
+        <w:pStyle w:val="Ttulo3"/>
+      </w:pPr>
+      <w:r>
+        <w:t>Redes de Acceso por Par de Cobre (xDSL)</w:t>
+      </w:r>
+    </w:p>
+    <w:p>
+      <w:pPr>
+        <w:pStyle w:val="NormalWeb"/>
+        <w:jc w:val="both"/>
+        <w:rPr>
+          <w:lang w:val="es-AR"/>
+        </w:rPr>
+      </w:pPr>
+      <w:r>
+        <w:rPr>
+          <w:rStyle w:val="citation-146"/>
+          <w:rFonts w:eastAsiaTheme="majorEastAsia"/>
+          <w:lang w:val="es-AR"/>
+        </w:rPr>
+        <w:t xml:space="preserve">Las tecnologías xDSL (Digital </w:t>
+      </w:r>
+      <w:proofErr w:type="spellStart"/>
+      <w:r>
+        <w:rPr>
+          <w:rStyle w:val="citation-146"/>
+          <w:rFonts w:eastAsiaTheme="majorEastAsia"/>
+          <w:lang w:val="es-AR"/>
+        </w:rPr>
+        <w:t>Subscriber</w:t>
+      </w:r>
+      <w:proofErr w:type="spellEnd"/>
+      <w:r>
+        <w:rPr>
+          <w:rStyle w:val="citation-146"/>
+          <w:rFonts w:eastAsiaTheme="majorEastAsia"/>
+          <w:lang w:val="es-AR"/>
+        </w:rPr>
+        <w:t xml:space="preserve"> Line) permiten la transmisión de información digital a través de los pares de cobre de la red telefónica tradicional (PSTN)</w:t>
+      </w:r>
+      <w:r>
+        <w:rPr>
+          <w:lang w:val="es-AR"/>
+        </w:rPr>
+        <w:t xml:space="preserve">. </w:t>
+      </w:r>
+      <w:r>
+        <w:rPr>
+          <w:rStyle w:val="citation-145"/>
+          <w:lang w:val="es-AR"/>
+        </w:rPr>
+        <w:t>Antes, solo se utilizaba una pequeña fracción del ancho de banda disponible para la banda vocal (4 KHz)</w:t>
+      </w:r>
+      <w:r>
+        <w:rPr>
+          <w:lang w:val="es-AR"/>
+        </w:rPr>
+        <w:t xml:space="preserve">. </w:t>
+      </w:r>
+      <w:r>
+        <w:rPr>
+          <w:rStyle w:val="citation-144"/>
+          <w:lang w:val="es-AR"/>
+        </w:rPr>
+        <w:t>Ahora, se aprovecha un espectro mucho más amplio (hasta 1 MHz) para ofrecer servicios de datos de alta velocidad</w:t>
+      </w:r>
+      <w:r>
+        <w:rPr>
+          <w:lang w:val="es-AR"/>
+        </w:rPr>
+        <w:t>.</w:t>
+      </w:r>
+    </w:p>
+    <w:p>
+      <w:pPr>
+        <w:pStyle w:val="Textoindependiente"/>
+        <w:spacing w:before="137"/>
+        <w:rPr>
+          <w:lang w:val="es-AR"/>
+        </w:rPr>
+      </w:pPr>
+    </w:p>
+    <w:p>
+      <w:pPr>
+        <w:pStyle w:val="Ttulo4"/>
+        <w:rPr>
+          <w:lang w:val="en-US"/>
+        </w:rPr>
+      </w:pPr>
+      <w:r>
+        <w:rPr>
+          <w:lang w:val="en-US"/>
+        </w:rPr>
+        <w:t>ADSL (Asymmetric Digital Subscriber Line)</w:t>
+      </w:r>
+    </w:p>
+    <w:p>
+      <w:pPr>
+        <w:pStyle w:val="NormalWeb"/>
+        <w:rPr>
+          <w:lang w:val="es-AR"/>
+        </w:rPr>
+      </w:pPr>
+      <w:r>
+        <w:rPr>
+          <w:rStyle w:val="citation-143"/>
+          <w:lang w:val="es-AR"/>
+        </w:rPr>
+        <w:t>Es la tecnología xDSL más conocida y popular</w:t>
+      </w:r>
+      <w:r>
+        <w:rPr>
+          <w:lang w:val="es-AR"/>
+        </w:rPr>
+        <w:t xml:space="preserve">. </w:t>
+      </w:r>
+      <w:r>
+        <w:rPr>
+          <w:rStyle w:val="citation-142"/>
+          <w:rFonts w:eastAsiaTheme="majorEastAsia"/>
+          <w:lang w:val="es-AR"/>
+        </w:rPr>
+        <w:t>El término "asimétrico" se debe a que la velocidad de bajada (</w:t>
+      </w:r>
+      <w:proofErr w:type="spellStart"/>
+      <w:r>
+        <w:rPr>
+          <w:rStyle w:val="citation-142"/>
+          <w:rFonts w:eastAsiaTheme="majorEastAsia"/>
+          <w:lang w:val="es-AR"/>
+        </w:rPr>
+        <w:t>downstream</w:t>
+      </w:r>
+      <w:proofErr w:type="spellEnd"/>
+      <w:r>
+        <w:rPr>
+          <w:rStyle w:val="citation-142"/>
+          <w:rFonts w:eastAsiaTheme="majorEastAsia"/>
+          <w:lang w:val="es-AR"/>
+        </w:rPr>
+        <w:t>) es significativamente mayor que la de subida (</w:t>
+      </w:r>
+      <w:proofErr w:type="spellStart"/>
+      <w:r>
+        <w:rPr>
+          <w:rStyle w:val="citation-142"/>
+          <w:rFonts w:eastAsiaTheme="majorEastAsia"/>
+          <w:lang w:val="es-AR"/>
+        </w:rPr>
+        <w:t>upstream</w:t>
+      </w:r>
+      <w:proofErr w:type="spellEnd"/>
+      <w:r>
+        <w:rPr>
+          <w:rStyle w:val="citation-142"/>
+          <w:rFonts w:eastAsiaTheme="majorEastAsia"/>
+          <w:lang w:val="es-AR"/>
+        </w:rPr>
+        <w:t>)</w:t>
+      </w:r>
+      <w:r>
+        <w:rPr>
+          <w:lang w:val="es-AR"/>
+        </w:rPr>
+        <w:t xml:space="preserve">. </w:t>
+      </w:r>
+      <w:r>
+        <w:rPr>
+          <w:rStyle w:val="citation-141"/>
+          <w:lang w:val="es-AR"/>
+        </w:rPr>
+        <w:t>Esto es ideal para aplicaciones como navegación web, descarga de archivos y video bajo demanda, donde el tráfico de bajada es predominante</w:t>
+      </w:r>
+      <w:r>
+        <w:rPr>
+          <w:lang w:val="es-AR"/>
+        </w:rPr>
+        <w:t>.</w:t>
+      </w:r>
+    </w:p>
+    <w:p>
+      <w:pPr>
         <w:pStyle w:val="NormalWeb"/>
         <w:numPr>
           <w:ilvl w:val="0"/>
           <w:numId w:val="24"/>
         </w:numPr>
-        <w:jc w:val="both"/>
-        <w:rPr>
-          <w:lang w:val="es-AR"/>
-        </w:rPr>
-      </w:pPr>
-      <w:r>
-        <w:rPr>
-          <w:rStyle w:val="citation-136"/>
+        <w:rPr>
+          <w:lang w:val="es-AR"/>
+        </w:rPr>
+      </w:pPr>
+      <w:r>
+        <w:rPr>
+          <w:rStyle w:val="citation-140"/>
           <w:b/>
           <w:bCs/>
           <w:lang w:val="es-AR"/>
         </w:rPr>
-        <w:t xml:space="preserve">Técnica de </w:t>
-      </w:r>
-      <w:proofErr w:type="spellStart"/>
-      <w:r>
-        <w:rPr>
-          <w:rStyle w:val="citation-136"/>
+        <w:t>Estrategia de diseño:</w:t>
+      </w:r>
+      <w:r>
+        <w:rPr>
+          <w:rStyle w:val="citation-140"/>
+          <w:lang w:val="es-AR"/>
+        </w:rPr>
+        <w:t xml:space="preserve"> ADSL utiliza la multiplexación por división de frecuencias (FDM) para dividir el ancho de banda del cable UTP</w:t>
+      </w:r>
+      <w:r>
+        <w:rPr>
+          <w:lang w:val="es-AR"/>
+        </w:rPr>
+        <w:t xml:space="preserve">. </w:t>
+      </w:r>
+      <w:r>
+        <w:rPr>
+          <w:rStyle w:val="citation-139"/>
+          <w:lang w:val="es-AR"/>
+        </w:rPr>
+        <w:t>Los 25 KHz inferiores se reservan para la transmisión de voz analógica (POTS)</w:t>
+      </w:r>
+      <w:r>
+        <w:rPr>
+          <w:lang w:val="es-AR"/>
+        </w:rPr>
+        <w:t xml:space="preserve">. </w:t>
+      </w:r>
+      <w:r>
+        <w:rPr>
+          <w:rStyle w:val="citation-138"/>
+          <w:lang w:val="es-AR"/>
+        </w:rPr>
+        <w:t>El ancho de banda entre 4 KHz y 25 KHz se usa para evitar interferencias entre los canales de voz y datos</w:t>
+      </w:r>
+      <w:r>
+        <w:rPr>
+          <w:lang w:val="es-AR"/>
+        </w:rPr>
+        <w:t xml:space="preserve">. </w:t>
+      </w:r>
+      <w:r>
+        <w:rPr>
+          <w:rStyle w:val="citation-137"/>
+          <w:rFonts w:eastAsiaTheme="majorEastAsia"/>
+          <w:lang w:val="es-AR"/>
+        </w:rPr>
+        <w:t>Para aumentar el ancho de banda, puede usar FDM o cancelación de eco</w:t>
+      </w:r>
+      <w:r>
+        <w:rPr>
+          <w:lang w:val="es-AR"/>
+        </w:rPr>
+        <w:t>.</w:t>
+      </w:r>
+    </w:p>
+    <w:p>
+      <w:pPr>
+        <w:pStyle w:val="NormalWeb"/>
+        <w:ind w:left="720"/>
+        <w:rPr>
+          <w:lang w:val="es-AR"/>
+        </w:rPr>
+      </w:pPr>
+      <w:r>
+        <w:rPr>
+          <w:lang w:val="es-AR"/>
+        </w:rPr>
+        <w:t xml:space="preserve">La cancelación de eco es una técnica de procesamiento de señales que se utiliza en la tecnología </w:t>
+      </w:r>
+      <w:r>
+        <w:rPr>
           <w:b/>
           <w:bCs/>
           <w:lang w:val="es-AR"/>
         </w:rPr>
-        <w:t>Multitono</w:t>
-      </w:r>
-      <w:proofErr w:type="spellEnd"/>
-      <w:r>
-        <w:rPr>
-          <w:rStyle w:val="citation-136"/>
-          <w:b/>
-          <w:bCs/>
-          <w:lang w:val="es-AR"/>
-        </w:rPr>
-        <w:t xml:space="preserve"> Discreto (DMT):</w:t>
-      </w:r>
-      <w:r>
-        <w:rPr>
-          <w:rStyle w:val="citation-136"/>
-          <w:lang w:val="es-AR"/>
-        </w:rPr>
-        <w:t xml:space="preserve"> El ancho de banda se divide en varios </w:t>
-      </w:r>
-      <w:proofErr w:type="spellStart"/>
-      <w:r>
-        <w:rPr>
-          <w:rStyle w:val="citation-136"/>
-          <w:lang w:val="es-AR"/>
-        </w:rPr>
-        <w:t>subcanales</w:t>
-      </w:r>
-      <w:proofErr w:type="spellEnd"/>
-      <w:r>
-        <w:rPr>
-          <w:rStyle w:val="citation-136"/>
-          <w:lang w:val="es-AR"/>
-        </w:rPr>
-        <w:t xml:space="preserve"> de 4 KHz</w:t>
-      </w:r>
-      <w:r>
-        <w:rPr>
-          <w:lang w:val="es-AR"/>
-        </w:rPr>
-        <w:t xml:space="preserve">. </w:t>
-      </w:r>
-      <w:r>
-        <w:rPr>
-          <w:rStyle w:val="citation-135"/>
-          <w:lang w:val="es-AR"/>
-        </w:rPr>
-        <w:t xml:space="preserve">Un módem DMT realiza un test inicial para medir la relación señal-ruido en cada </w:t>
-      </w:r>
-      <w:proofErr w:type="spellStart"/>
-      <w:r>
-        <w:rPr>
-          <w:rStyle w:val="citation-135"/>
-          <w:lang w:val="es-AR"/>
-        </w:rPr>
-        <w:t>subcanal</w:t>
-      </w:r>
-      <w:proofErr w:type="spellEnd"/>
-      <w:r>
-        <w:rPr>
-          <w:rStyle w:val="citation-135"/>
-          <w:lang w:val="es-AR"/>
-        </w:rPr>
-        <w:t xml:space="preserve"> y asigna más bits de datos a los que tienen mejor calidad</w:t>
-      </w:r>
-      <w:r>
-        <w:rPr>
-          <w:lang w:val="es-AR"/>
-        </w:rPr>
-        <w:t xml:space="preserve">. </w:t>
-      </w:r>
-      <w:r>
-        <w:rPr>
-          <w:rStyle w:val="citation-134"/>
-          <w:lang w:val="es-AR"/>
-        </w:rPr>
-        <w:t xml:space="preserve">A medida que aumenta la frecuencia, la atenuación es mayor, por lo que los </w:t>
-      </w:r>
-      <w:proofErr w:type="spellStart"/>
-      <w:r>
-        <w:rPr>
-          <w:rStyle w:val="citation-134"/>
-          <w:lang w:val="es-AR"/>
-        </w:rPr>
-        <w:t>subcanales</w:t>
-      </w:r>
-      <w:proofErr w:type="spellEnd"/>
-      <w:r>
-        <w:rPr>
-          <w:rStyle w:val="citation-134"/>
-          <w:lang w:val="es-AR"/>
-        </w:rPr>
-        <w:t xml:space="preserve"> de frecuencias superiores</w:t>
-      </w:r>
-      <w:r>
-        <w:rPr>
-          <w:rStyle w:val="citation-134"/>
-          <w:lang w:val="es-AR"/>
-        </w:rPr>
-        <w:t xml:space="preserve"> </w:t>
-      </w:r>
-      <w:r>
-        <w:rPr>
-          <w:rStyle w:val="citation-134"/>
-          <w:lang w:val="es-AR"/>
-        </w:rPr>
-        <w:t>transportan menos bits</w:t>
-      </w:r>
-      <w:r>
-        <w:rPr>
-          <w:lang w:val="es-AR"/>
-        </w:rPr>
-        <w:t xml:space="preserve">. </w:t>
-      </w:r>
-      <w:r>
-        <w:rPr>
-          <w:rStyle w:val="citation-133"/>
-          <w:lang w:val="es-AR"/>
-        </w:rPr>
-        <w:t xml:space="preserve">Los diseños actuales de ADSL/DMT usan 256 </w:t>
-      </w:r>
-      <w:proofErr w:type="spellStart"/>
-      <w:r>
-        <w:rPr>
-          <w:rStyle w:val="citation-133"/>
-          <w:lang w:val="es-AR"/>
-        </w:rPr>
-        <w:t>subcanales</w:t>
-      </w:r>
-      <w:proofErr w:type="spellEnd"/>
-      <w:r>
-        <w:rPr>
-          <w:rStyle w:val="citation-133"/>
-          <w:lang w:val="es-AR"/>
-        </w:rPr>
-        <w:t xml:space="preserve"> de bajada</w:t>
-      </w:r>
-      <w:r>
-        <w:rPr>
-          <w:lang w:val="es-AR"/>
-        </w:rPr>
-        <w:t>.</w:t>
+        <w:t>ADSL</w:t>
+      </w:r>
+      <w:r>
+        <w:rPr>
+          <w:lang w:val="es-AR"/>
+        </w:rPr>
+        <w:t xml:space="preserve"> para permitir la transmisión simultánea de datos en ambos sentidos (subida y bajada) sobre un único par de cobre.</w:t>
       </w:r>
     </w:p>
     <w:p>
       <w:pPr>
         <w:pStyle w:val="NormalWeb"/>
         <w:ind w:left="720"/>
-        <w:jc w:val="both"/>
+        <w:rPr>
+          <w:lang w:val="es-AR"/>
+        </w:rPr>
+      </w:pPr>
+      <w:r>
+        <w:rPr>
+          <w:lang w:val="es-AR"/>
+        </w:rPr>
+        <w:lastRenderedPageBreak/>
+        <w:t>E</w:t>
+      </w:r>
+      <w:r>
+        <w:rPr>
+          <w:lang w:val="es-AR"/>
+        </w:rPr>
+        <w:t>l eco en el contexto de ADSL ocurre porque la señal que el módem envía a la central (señal de subida) se "acopla" con la señal que viene de la central (señal de bajada) en la misma frecuencia, causando interferencia.</w:t>
+      </w:r>
+    </w:p>
+    <w:p>
+      <w:pPr>
+        <w:pStyle w:val="NormalWeb"/>
+        <w:ind w:left="720"/>
+        <w:rPr>
+          <w:lang w:val="es-AR"/>
+        </w:rPr>
+      </w:pPr>
+      <w:r>
+        <w:rPr>
+          <w:lang w:val="es-AR"/>
+        </w:rPr>
+        <w:t xml:space="preserve">Al </w:t>
+      </w:r>
+      <w:r>
+        <w:rPr>
+          <w:lang w:val="es-AR"/>
+        </w:rPr>
+        <w:t>"</w:t>
+      </w:r>
+      <w:r>
+        <w:rPr>
+          <w:lang w:val="es-AR"/>
+        </w:rPr>
+        <w:t>c</w:t>
+      </w:r>
+      <w:r>
+        <w:rPr>
+          <w:lang w:val="es-AR"/>
+        </w:rPr>
+        <w:t>ancelar" el eco, el módem puede aislar y procesar la señal de bajada sin la interferencia de su propia transmisión, permitiendo la comunicación dúplex sobre la misma banda de frecuencia.</w:t>
+      </w:r>
+    </w:p>
+    <w:p>
+      <w:pPr>
+        <w:pStyle w:val="NormalWeb"/>
+        <w:ind w:left="720"/>
+        <w:jc w:val="center"/>
         <w:rPr>
           <w:lang w:val="es-AR"/>
         </w:rPr>
@@ -667,10 +444,10 @@
           <w:lang w:val="es-AR"/>
         </w:rPr>
         <w:drawing>
-          <wp:inline distT="0" distB="0" distL="0" distR="0" wp14:anchorId="18E84FB6" wp14:editId="03F467B3">
-            <wp:extent cx="6129655" cy="3484880"/>
-            <wp:effectExtent l="0" t="0" r="4445" b="1270"/>
-            <wp:docPr id="9" name="Imagen 9"/>
+          <wp:inline distT="0" distB="0" distL="0" distR="0" wp14:anchorId="2EECFF3B" wp14:editId="5D741F4C">
+            <wp:extent cx="2865755" cy="2048155"/>
+            <wp:effectExtent l="0" t="0" r="0" b="9525"/>
+            <wp:docPr id="10" name="Imagen 10"/>
             <wp:cNvGraphicFramePr>
               <a:graphicFrameLocks xmlns:a="http://schemas.openxmlformats.org/drawingml/2006/main" noChangeAspect="1"/>
             </wp:cNvGraphicFramePr>
@@ -690,7 +467,7 @@
                   <pic:spPr>
                     <a:xfrm>
                       <a:off x="0" y="0"/>
-                      <a:ext cx="6129655" cy="3484880"/>
+                      <a:ext cx="2882417" cy="2060064"/>
                     </a:xfrm>
                     <a:prstGeom prst="rect">
                       <a:avLst/>
@@ -717,115 +494,55 @@
       </w:pPr>
       <w:r>
         <w:rPr>
-          <w:rStyle w:val="citation-132"/>
+          <w:rStyle w:val="citation-136"/>
           <w:b/>
           <w:bCs/>
           <w:lang w:val="es-AR"/>
         </w:rPr>
-        <w:lastRenderedPageBreak/>
-        <w:t>Velocidades y alcance:</w:t>
-      </w:r>
-      <w:r>
-        <w:rPr>
-          <w:rStyle w:val="citation-132"/>
-          <w:lang w:val="es-AR"/>
-        </w:rPr>
-        <w:t xml:space="preserve"> Ofrece velocidades de 41.5 Kbps a 8 Mbps en bajada y de 16 Kbps a 1 Mbps en subida en un par de cobre</w:t>
-      </w:r>
-      <w:r>
-        <w:rPr>
-          <w:lang w:val="es-AR"/>
-        </w:rPr>
-        <w:t xml:space="preserve">. </w:t>
-      </w:r>
-      <w:r>
-        <w:rPr>
-          <w:rStyle w:val="citation-131"/>
-          <w:lang w:val="es-AR"/>
-        </w:rPr>
-        <w:t>Puede alcanzar hasta 3 km, con un máximo de 5.5 km en función de la calidad del cable</w:t>
-      </w:r>
-      <w:r>
-        <w:rPr>
-          <w:lang w:val="es-AR"/>
-        </w:rPr>
-        <w:t>.</w:t>
-      </w:r>
-    </w:p>
-    <w:p>
-      <w:pPr>
-        <w:pStyle w:val="Ttulo4"/>
-      </w:pPr>
-      <w:r>
-        <w:t>Otras variantes de xDSL:</w:t>
-      </w:r>
-    </w:p>
-    <w:p>
-      <w:pPr>
-        <w:pStyle w:val="NormalWeb"/>
-        <w:numPr>
-          <w:ilvl w:val="0"/>
-          <w:numId w:val="25"/>
-        </w:numPr>
-        <w:rPr>
-          <w:lang w:val="es-AR"/>
-        </w:rPr>
-      </w:pPr>
-      <w:r>
-        <w:rPr>
-          <w:rStyle w:val="citation-130"/>
+        <w:t xml:space="preserve">Técnica de </w:t>
+      </w:r>
+      <w:proofErr w:type="spellStart"/>
+      <w:r>
+        <w:rPr>
+          <w:rStyle w:val="citation-136"/>
           <w:b/>
           <w:bCs/>
           <w:lang w:val="es-AR"/>
         </w:rPr>
-        <w:t>HDSL (High bit-</w:t>
-      </w:r>
-      <w:proofErr w:type="spellStart"/>
-      <w:r>
-        <w:rPr>
-          <w:rStyle w:val="citation-130"/>
+        <w:t>Multitono</w:t>
+      </w:r>
+      <w:proofErr w:type="spellEnd"/>
+      <w:r>
+        <w:rPr>
+          <w:rStyle w:val="citation-136"/>
           <w:b/>
           <w:bCs/>
           <w:lang w:val="es-AR"/>
         </w:rPr>
-        <w:t>rate</w:t>
-      </w:r>
-      <w:proofErr w:type="spellEnd"/>
-      <w:r>
-        <w:rPr>
-          <w:rStyle w:val="citation-130"/>
-          <w:b/>
-          <w:bCs/>
-          <w:lang w:val="es-AR"/>
-        </w:rPr>
-        <w:t xml:space="preserve"> Digital </w:t>
-      </w:r>
-      <w:proofErr w:type="spellStart"/>
-      <w:r>
-        <w:rPr>
-          <w:rStyle w:val="citation-130"/>
-          <w:b/>
-          <w:bCs/>
-          <w:lang w:val="es-AR"/>
-        </w:rPr>
-        <w:t>Subscriber</w:t>
-      </w:r>
-      <w:proofErr w:type="spellEnd"/>
-      <w:r>
-        <w:rPr>
-          <w:rStyle w:val="citation-130"/>
-          <w:b/>
-          <w:bCs/>
-          <w:lang w:val="es-AR"/>
-        </w:rPr>
-        <w:t xml:space="preserve"> Line):</w:t>
-      </w:r>
-      <w:r>
-        <w:rPr>
-          <w:rStyle w:val="citation-130"/>
-          <w:lang w:val="es-AR"/>
-        </w:rPr>
-        <w:t xml:space="preserve"> Diseñada para ofrecer una transmisión más eficiente que el enlace E1/T1</w:t>
+        <w:t xml:space="preserve"> Discreto (DMT):</w:t>
+      </w:r>
+      <w:r>
+        <w:rPr>
+          <w:rStyle w:val="citation-136"/>
+          <w:lang w:val="es-AR"/>
+        </w:rPr>
+        <w:t xml:space="preserve"> El ancho de banda se divide en varios </w:t>
+      </w:r>
+      <w:proofErr w:type="spellStart"/>
+      <w:r>
+        <w:rPr>
+          <w:rStyle w:val="citation-136"/>
+          <w:lang w:val="es-AR"/>
+        </w:rPr>
+        <w:t>subcanales</w:t>
+      </w:r>
+      <w:proofErr w:type="spellEnd"/>
+      <w:r>
+        <w:rPr>
+          <w:rStyle w:val="citation-136"/>
+          <w:lang w:val="es-AR"/>
+        </w:rPr>
+        <w:t xml:space="preserve"> de 4 KHz</w:t>
       </w:r>
       <w:r>
         <w:rPr>
@@ -835,39 +552,98 @@
       </w:r>
       <w:r>
         <w:rPr>
-          <w:rStyle w:val="citation-129"/>
-          <w:lang w:val="es-AR"/>
-        </w:rPr>
-        <w:t xml:space="preserve">Es una tecnología </w:t>
-      </w:r>
-      <w:proofErr w:type="gramStart"/>
-      <w:r>
-        <w:rPr>
-          <w:lang w:val="es-AR"/>
-        </w:rPr>
-        <w:t>s</w:t>
-      </w:r>
-      <w:r>
-        <w:rPr>
-          <w:rStyle w:val="citation-129"/>
-          <w:lang w:val="es-AR"/>
-        </w:rPr>
-        <w:t xml:space="preserve">imétrica </w:t>
-      </w:r>
-      <w:r>
-        <w:rPr>
-          <w:rStyle w:val="citation-128"/>
-          <w:lang w:val="es-AR"/>
-        </w:rPr>
-        <w:t>,</w:t>
-      </w:r>
-      <w:proofErr w:type="gramEnd"/>
-      <w:r>
-        <w:rPr>
-          <w:rStyle w:val="citation-128"/>
-          <w:lang w:val="es-AR"/>
-        </w:rPr>
-        <w:t xml:space="preserve"> usa dos pares de cobre y puede alcanzar velocidades de hasta 2 Mbps a través de 2 pares</w:t>
+          <w:rStyle w:val="citation-135"/>
+          <w:lang w:val="es-AR"/>
+        </w:rPr>
+        <w:t xml:space="preserve">Un módem DMT realiza un test inicial para medir la relación señal-ruido en cada </w:t>
+      </w:r>
+      <w:proofErr w:type="spellStart"/>
+      <w:r>
+        <w:rPr>
+          <w:rStyle w:val="citation-135"/>
+          <w:lang w:val="es-AR"/>
+        </w:rPr>
+        <w:t>subcanal</w:t>
+      </w:r>
+      <w:proofErr w:type="spellEnd"/>
+      <w:r>
+        <w:rPr>
+          <w:rStyle w:val="citation-135"/>
+          <w:lang w:val="es-AR"/>
+        </w:rPr>
+        <w:t xml:space="preserve"> y asigna más bits de datos a los que tienen mejor calidad</w:t>
+      </w:r>
+      <w:r>
+        <w:rPr>
+          <w:lang w:val="es-AR"/>
+        </w:rPr>
+        <w:t xml:space="preserve">. </w:t>
+      </w:r>
+      <w:r>
+        <w:rPr>
+          <w:rStyle w:val="citation-134"/>
+          <w:lang w:val="es-AR"/>
+        </w:rPr>
+        <w:t xml:space="preserve">A medida que aumenta la frecuencia, la atenuación es mayor, por lo que los </w:t>
+      </w:r>
+      <w:proofErr w:type="spellStart"/>
+      <w:r>
+        <w:rPr>
+          <w:rStyle w:val="citation-134"/>
+          <w:lang w:val="es-AR"/>
+        </w:rPr>
+        <w:t>subcanales</w:t>
+      </w:r>
+      <w:proofErr w:type="spellEnd"/>
+      <w:r>
+        <w:rPr>
+          <w:rStyle w:val="citation-134"/>
+          <w:lang w:val="es-AR"/>
+        </w:rPr>
+        <w:t xml:space="preserve"> de frecuencias superiores</w:t>
+      </w:r>
+      <w:r>
+        <w:rPr>
+          <w:rStyle w:val="citation-134"/>
+          <w:lang w:val="es-AR"/>
+        </w:rPr>
+        <w:t xml:space="preserve"> </w:t>
+      </w:r>
+      <w:r>
+        <w:rPr>
+          <w:rStyle w:val="citation-134"/>
+          <w:lang w:val="es-AR"/>
+        </w:rPr>
+        <w:t>transportan menos bits</w:t>
+      </w:r>
+      <w:r>
+        <w:rPr>
+          <w:lang w:val="es-AR"/>
+        </w:rPr>
+        <w:t xml:space="preserve">. </w:t>
+      </w:r>
+      <w:r>
+        <w:rPr>
+          <w:rStyle w:val="citation-133"/>
+          <w:lang w:val="es-AR"/>
+        </w:rPr>
+        <w:t xml:space="preserve">Los diseños actuales de ADSL/DMT usan 256 </w:t>
+      </w:r>
+      <w:proofErr w:type="spellStart"/>
+      <w:r>
+        <w:rPr>
+          <w:rStyle w:val="citation-133"/>
+          <w:lang w:val="es-AR"/>
+        </w:rPr>
+        <w:t>subcanales</w:t>
+      </w:r>
+      <w:proofErr w:type="spellEnd"/>
+      <w:r>
+        <w:rPr>
+          <w:rStyle w:val="citation-133"/>
+          <w:lang w:val="es-AR"/>
+        </w:rPr>
+        <w:t xml:space="preserve"> de bajada</w:t>
       </w:r>
       <w:r>
         <w:rPr>
@@ -879,1722 +655,8 @@
     <w:p>
       <w:pPr>
         <w:pStyle w:val="NormalWeb"/>
-        <w:numPr>
-          <w:ilvl w:val="0"/>
-          <w:numId w:val="25"/>
-        </w:numPr>
-      </w:pPr>
-      <w:r>
-        <w:rPr>
-          <w:rStyle w:val="citation-127"/>
-          <w:b/>
-          <w:bCs/>
-          <w:lang w:val="es-AR"/>
-        </w:rPr>
-        <w:t>SDSL (Single-</w:t>
-      </w:r>
-      <w:proofErr w:type="spellStart"/>
-      <w:r>
-        <w:rPr>
-          <w:rStyle w:val="citation-127"/>
-          <w:b/>
-          <w:bCs/>
-          <w:lang w:val="es-AR"/>
-        </w:rPr>
-        <w:t>pair</w:t>
-      </w:r>
-      <w:proofErr w:type="spellEnd"/>
-      <w:r>
-        <w:rPr>
-          <w:rStyle w:val="citation-127"/>
-          <w:b/>
-          <w:bCs/>
-          <w:lang w:val="es-AR"/>
-        </w:rPr>
-        <w:t xml:space="preserve"> Digital </w:t>
-      </w:r>
-      <w:proofErr w:type="spellStart"/>
-      <w:r>
-        <w:rPr>
-          <w:rStyle w:val="citation-127"/>
-          <w:b/>
-          <w:bCs/>
-          <w:lang w:val="es-AR"/>
-        </w:rPr>
-        <w:t>Subscriber</w:t>
-      </w:r>
-      <w:proofErr w:type="spellEnd"/>
-      <w:r>
-        <w:rPr>
-          <w:rStyle w:val="citation-127"/>
-          <w:b/>
-          <w:bCs/>
-          <w:lang w:val="es-AR"/>
-        </w:rPr>
-        <w:t xml:space="preserve"> Line):</w:t>
-      </w:r>
-      <w:r>
-        <w:rPr>
-          <w:rStyle w:val="citation-127"/>
-          <w:lang w:val="es-AR"/>
-        </w:rPr>
-        <w:t xml:space="preserve"> Desarrollada para usar un solo par de cobre, a diferencia de HDSL</w:t>
-      </w:r>
-      <w:r>
-        <w:rPr>
-          <w:lang w:val="es-AR"/>
-        </w:rPr>
-        <w:t xml:space="preserve">. </w:t>
-      </w:r>
-      <w:r>
-        <w:rPr>
-          <w:rStyle w:val="citation-126"/>
-        </w:rPr>
-        <w:t xml:space="preserve">Es </w:t>
-      </w:r>
-      <w:proofErr w:type="spellStart"/>
-      <w:r>
-        <w:rPr>
-          <w:rStyle w:val="citation-126"/>
-        </w:rPr>
-        <w:t>también</w:t>
-      </w:r>
-      <w:proofErr w:type="spellEnd"/>
-      <w:r>
-        <w:rPr>
-          <w:rStyle w:val="citation-126"/>
-        </w:rPr>
-        <w:t xml:space="preserve"> </w:t>
-      </w:r>
-      <w:proofErr w:type="spellStart"/>
-      <w:r>
-        <w:rPr>
-          <w:rStyle w:val="citation-126"/>
-          <w:b/>
-          <w:bCs/>
-        </w:rPr>
-        <w:t>simétrica</w:t>
-      </w:r>
-      <w:proofErr w:type="spellEnd"/>
-      <w:r>
-        <w:t>.</w:t>
-      </w:r>
-    </w:p>
-    <w:p>
-      <w:pPr>
-        <w:pStyle w:val="NormalWeb"/>
-        <w:numPr>
-          <w:ilvl w:val="0"/>
-          <w:numId w:val="25"/>
-        </w:numPr>
-        <w:rPr>
-          <w:lang w:val="es-AR"/>
-        </w:rPr>
-      </w:pPr>
-      <w:r>
-        <w:rPr>
-          <w:rStyle w:val="citation-125"/>
-          <w:rFonts w:eastAsiaTheme="majorEastAsia"/>
-          <w:b/>
-          <w:bCs/>
-          <w:lang w:val="es-AR"/>
-        </w:rPr>
-        <w:t>VDSL (</w:t>
-      </w:r>
-      <w:proofErr w:type="spellStart"/>
-      <w:r>
-        <w:rPr>
-          <w:rStyle w:val="citation-125"/>
-          <w:rFonts w:eastAsiaTheme="majorEastAsia"/>
-          <w:b/>
-          <w:bCs/>
-          <w:lang w:val="es-AR"/>
-        </w:rPr>
-        <w:t>Very</w:t>
-      </w:r>
-      <w:proofErr w:type="spellEnd"/>
-      <w:r>
-        <w:rPr>
-          <w:rStyle w:val="citation-125"/>
-          <w:rFonts w:eastAsiaTheme="majorEastAsia"/>
-          <w:b/>
-          <w:bCs/>
-          <w:lang w:val="es-AR"/>
-        </w:rPr>
-        <w:t xml:space="preserve"> High Bit-</w:t>
-      </w:r>
-      <w:proofErr w:type="spellStart"/>
-      <w:r>
-        <w:rPr>
-          <w:rStyle w:val="citation-125"/>
-          <w:rFonts w:eastAsiaTheme="majorEastAsia"/>
-          <w:b/>
-          <w:bCs/>
-          <w:lang w:val="es-AR"/>
-        </w:rPr>
-        <w:t>rate</w:t>
-      </w:r>
-      <w:proofErr w:type="spellEnd"/>
-      <w:r>
-        <w:rPr>
-          <w:rStyle w:val="citation-125"/>
-          <w:rFonts w:eastAsiaTheme="majorEastAsia"/>
-          <w:b/>
-          <w:bCs/>
-          <w:lang w:val="es-AR"/>
-        </w:rPr>
-        <w:t xml:space="preserve"> DSL):</w:t>
-      </w:r>
-      <w:r>
-        <w:rPr>
-          <w:rStyle w:val="citation-125"/>
-          <w:rFonts w:eastAsiaTheme="majorEastAsia"/>
-          <w:lang w:val="es-AR"/>
-        </w:rPr>
-        <w:t xml:space="preserve"> Ofrece velocidades muy altas a distancias cortas</w:t>
-      </w:r>
-      <w:r>
-        <w:rPr>
-          <w:lang w:val="es-AR"/>
-        </w:rPr>
-        <w:t xml:space="preserve">. </w:t>
-      </w:r>
-      <w:r>
-        <w:rPr>
-          <w:rStyle w:val="citation-124"/>
-          <w:lang w:val="es-AR"/>
-        </w:rPr>
-        <w:t xml:space="preserve">Es una tecnología </w:t>
-      </w:r>
-      <w:r>
-        <w:rPr>
-          <w:rStyle w:val="citation-124"/>
-          <w:b/>
-          <w:bCs/>
-          <w:lang w:val="es-AR"/>
-        </w:rPr>
-        <w:t>asimétrica</w:t>
-      </w:r>
-      <w:r>
-        <w:rPr>
-          <w:rStyle w:val="citation-124"/>
-          <w:lang w:val="es-AR"/>
-        </w:rPr>
-        <w:t xml:space="preserve"> </w:t>
-      </w:r>
-      <w:r>
-        <w:rPr>
-          <w:rStyle w:val="citation-123"/>
-          <w:lang w:val="es-AR"/>
-        </w:rPr>
-        <w:t xml:space="preserve">que se utiliza a menudo en conjunto con </w:t>
-      </w:r>
-      <w:r>
-        <w:rPr>
-          <w:rStyle w:val="citation-123"/>
-          <w:b/>
-          <w:bCs/>
-          <w:lang w:val="es-AR"/>
-        </w:rPr>
-        <w:t>FTTC</w:t>
-      </w:r>
-      <w:r>
-        <w:rPr>
-          <w:rStyle w:val="citation-123"/>
-          <w:lang w:val="es-AR"/>
-        </w:rPr>
-        <w:t xml:space="preserve"> (</w:t>
-      </w:r>
-      <w:proofErr w:type="spellStart"/>
-      <w:r>
-        <w:rPr>
-          <w:rStyle w:val="citation-123"/>
-          <w:lang w:val="es-AR"/>
-        </w:rPr>
-        <w:t>Fiber</w:t>
-      </w:r>
-      <w:proofErr w:type="spellEnd"/>
-      <w:r>
-        <w:rPr>
-          <w:rStyle w:val="citation-123"/>
-          <w:lang w:val="es-AR"/>
-        </w:rPr>
-        <w:t xml:space="preserve"> </w:t>
-      </w:r>
-      <w:proofErr w:type="spellStart"/>
-      <w:r>
-        <w:rPr>
-          <w:rStyle w:val="citation-123"/>
-          <w:lang w:val="es-AR"/>
-        </w:rPr>
-        <w:t>to</w:t>
-      </w:r>
-      <w:proofErr w:type="spellEnd"/>
-      <w:r>
-        <w:rPr>
-          <w:rStyle w:val="citation-123"/>
-          <w:lang w:val="es-AR"/>
-        </w:rPr>
-        <w:t xml:space="preserve"> </w:t>
-      </w:r>
-      <w:proofErr w:type="spellStart"/>
-      <w:r>
-        <w:rPr>
-          <w:rStyle w:val="citation-123"/>
-          <w:lang w:val="es-AR"/>
-        </w:rPr>
-        <w:t>the</w:t>
-      </w:r>
-      <w:proofErr w:type="spellEnd"/>
-      <w:r>
-        <w:rPr>
-          <w:rStyle w:val="citation-123"/>
-          <w:lang w:val="es-AR"/>
-        </w:rPr>
-        <w:t xml:space="preserve"> </w:t>
-      </w:r>
-      <w:proofErr w:type="spellStart"/>
-      <w:r>
-        <w:rPr>
-          <w:rStyle w:val="citation-123"/>
-          <w:lang w:val="es-AR"/>
-        </w:rPr>
-        <w:t>Cabinet</w:t>
-      </w:r>
-      <w:proofErr w:type="spellEnd"/>
-      <w:r>
-        <w:rPr>
-          <w:rStyle w:val="citation-123"/>
-          <w:lang w:val="es-AR"/>
-        </w:rPr>
-        <w:t>)</w:t>
-      </w:r>
-      <w:r>
-        <w:rPr>
-          <w:lang w:val="es-AR"/>
-        </w:rPr>
-        <w:t xml:space="preserve">. </w:t>
-      </w:r>
-      <w:r>
-        <w:rPr>
-          <w:rStyle w:val="citation-122"/>
-          <w:lang w:val="es-AR"/>
-        </w:rPr>
-        <w:t>Las velocidades pueden ser de 413 Kbps a 52 Mbps en bajada y de 1.5 a 13 Mbps en subida</w:t>
-      </w:r>
-      <w:r>
-        <w:rPr>
-          <w:lang w:val="es-AR"/>
-        </w:rPr>
-        <w:t>.</w:t>
-      </w:r>
-    </w:p>
-    <w:p>
-      <w:pPr>
-        <w:pStyle w:val="NormalWeb"/>
-        <w:numPr>
-          <w:ilvl w:val="0"/>
-          <w:numId w:val="25"/>
-        </w:numPr>
-      </w:pPr>
-      <w:proofErr w:type="gramStart"/>
-      <w:r>
-        <w:rPr>
-          <w:rStyle w:val="citation-121"/>
-          <w:b/>
-          <w:bCs/>
-          <w:lang w:val="es-AR"/>
-        </w:rPr>
-        <w:t>G.SHDSL</w:t>
-      </w:r>
-      <w:proofErr w:type="gramEnd"/>
-      <w:r>
-        <w:rPr>
-          <w:rStyle w:val="citation-121"/>
-          <w:b/>
-          <w:bCs/>
-          <w:lang w:val="es-AR"/>
-        </w:rPr>
-        <w:t xml:space="preserve"> (Single-</w:t>
-      </w:r>
-      <w:proofErr w:type="spellStart"/>
-      <w:r>
-        <w:rPr>
-          <w:rStyle w:val="citation-121"/>
-          <w:b/>
-          <w:bCs/>
-          <w:lang w:val="es-AR"/>
-        </w:rPr>
-        <w:t>pair</w:t>
-      </w:r>
-      <w:proofErr w:type="spellEnd"/>
-      <w:r>
-        <w:rPr>
-          <w:rStyle w:val="citation-121"/>
-          <w:b/>
-          <w:bCs/>
-          <w:lang w:val="es-AR"/>
-        </w:rPr>
-        <w:t xml:space="preserve"> High-</w:t>
-      </w:r>
-      <w:proofErr w:type="spellStart"/>
-      <w:r>
-        <w:rPr>
-          <w:rStyle w:val="citation-121"/>
-          <w:b/>
-          <w:bCs/>
-          <w:lang w:val="es-AR"/>
-        </w:rPr>
-        <w:t>speed</w:t>
-      </w:r>
-      <w:proofErr w:type="spellEnd"/>
-      <w:r>
-        <w:rPr>
-          <w:rStyle w:val="citation-121"/>
-          <w:b/>
-          <w:bCs/>
-          <w:lang w:val="es-AR"/>
-        </w:rPr>
-        <w:t xml:space="preserve"> Digital </w:t>
-      </w:r>
-      <w:proofErr w:type="spellStart"/>
-      <w:r>
-        <w:rPr>
-          <w:rStyle w:val="citation-121"/>
-          <w:b/>
-          <w:bCs/>
-          <w:lang w:val="es-AR"/>
-        </w:rPr>
-        <w:t>Subscriber</w:t>
-      </w:r>
-      <w:proofErr w:type="spellEnd"/>
-      <w:r>
-        <w:rPr>
-          <w:rStyle w:val="citation-121"/>
-          <w:b/>
-          <w:bCs/>
-          <w:lang w:val="es-AR"/>
-        </w:rPr>
-        <w:t xml:space="preserve"> Line):</w:t>
-      </w:r>
-      <w:r>
-        <w:rPr>
-          <w:rStyle w:val="citation-121"/>
-          <w:lang w:val="es-AR"/>
-        </w:rPr>
-        <w:t xml:space="preserve"> Un estándar internacional que transmite datos de forma </w:t>
-      </w:r>
-      <w:r>
-        <w:rPr>
-          <w:rStyle w:val="citation-121"/>
-          <w:b/>
-          <w:bCs/>
-          <w:lang w:val="es-AR"/>
-        </w:rPr>
-        <w:t>simétrica</w:t>
-      </w:r>
-      <w:r>
-        <w:rPr>
-          <w:rStyle w:val="citation-121"/>
-          <w:lang w:val="es-AR"/>
-        </w:rPr>
-        <w:t xml:space="preserve"> hasta 2.3 Mbps sobre un par o 4.6 Mbps sobre dos pares</w:t>
-      </w:r>
-      <w:r>
-        <w:rPr>
-          <w:lang w:val="es-AR"/>
-        </w:rPr>
-        <w:t xml:space="preserve">. </w:t>
-      </w:r>
-      <w:proofErr w:type="spellStart"/>
-      <w:r>
-        <w:rPr>
-          <w:rStyle w:val="citation-120"/>
-        </w:rPr>
-        <w:t>Puede</w:t>
-      </w:r>
-      <w:proofErr w:type="spellEnd"/>
-      <w:r>
-        <w:rPr>
-          <w:rStyle w:val="citation-120"/>
-        </w:rPr>
-        <w:t xml:space="preserve"> </w:t>
-      </w:r>
-      <w:proofErr w:type="spellStart"/>
-      <w:r>
-        <w:rPr>
-          <w:rStyle w:val="citation-120"/>
-        </w:rPr>
-        <w:t>alcanzar</w:t>
-      </w:r>
-      <w:proofErr w:type="spellEnd"/>
-      <w:r>
-        <w:rPr>
-          <w:rStyle w:val="citation-120"/>
-        </w:rPr>
-        <w:t xml:space="preserve"> </w:t>
-      </w:r>
-      <w:proofErr w:type="spellStart"/>
-      <w:r>
-        <w:rPr>
-          <w:rStyle w:val="citation-120"/>
-        </w:rPr>
-        <w:t>distancias</w:t>
-      </w:r>
-      <w:proofErr w:type="spellEnd"/>
-      <w:r>
-        <w:rPr>
-          <w:rStyle w:val="citation-120"/>
-        </w:rPr>
-        <w:t xml:space="preserve"> de hasta 3.9 Km</w:t>
-      </w:r>
-      <w:r>
-        <w:t>.</w:t>
-      </w:r>
-    </w:p>
-    <w:p>
-      <w:pPr>
-        <w:pStyle w:val="Ttulo3"/>
-        <w:rPr>
-          <w:lang w:val="es-AR"/>
-        </w:rPr>
-      </w:pPr>
-      <w:r>
-        <w:t>Redes de Acceso por Fibra Óptica (</w:t>
-      </w:r>
-      <w:proofErr w:type="spellStart"/>
-      <w:r>
-        <w:t>FTTx</w:t>
-      </w:r>
-      <w:proofErr w:type="spellEnd"/>
-      <w:r>
-        <w:t>)</w:t>
-      </w:r>
-    </w:p>
-    <w:p>
-      <w:pPr>
-        <w:pStyle w:val="NormalWeb"/>
-        <w:rPr>
-          <w:lang w:val="es-AR"/>
-        </w:rPr>
-      </w:pPr>
-      <w:r>
-        <w:rPr>
-          <w:rStyle w:val="citation-119"/>
-          <w:lang w:val="es-AR"/>
-        </w:rPr>
-        <w:t>Esta tecnología se utiliza para superar las limitaciones del cobre</w:t>
-      </w:r>
-      <w:r>
-        <w:rPr>
-          <w:lang w:val="es-AR"/>
-        </w:rPr>
-        <w:t xml:space="preserve">. </w:t>
-      </w:r>
-      <w:r>
-        <w:rPr>
-          <w:rStyle w:val="citation-118"/>
-          <w:rFonts w:eastAsiaTheme="majorEastAsia"/>
-          <w:lang w:val="es-AR"/>
-        </w:rPr>
-        <w:t xml:space="preserve">El término </w:t>
-      </w:r>
-      <w:proofErr w:type="spellStart"/>
-      <w:r>
-        <w:rPr>
-          <w:rStyle w:val="citation-118"/>
-          <w:rFonts w:eastAsiaTheme="majorEastAsia"/>
-          <w:lang w:val="es-AR"/>
-        </w:rPr>
-        <w:t>FTTx</w:t>
-      </w:r>
-      <w:proofErr w:type="spellEnd"/>
-      <w:r>
-        <w:rPr>
-          <w:rStyle w:val="citation-118"/>
-          <w:rFonts w:eastAsiaTheme="majorEastAsia"/>
-          <w:lang w:val="es-AR"/>
-        </w:rPr>
-        <w:t xml:space="preserve"> es un concepto genérico que indica que la fibra óptica se instala cerca del hogar o la oficina</w:t>
-      </w:r>
-      <w:r>
-        <w:rPr>
-          <w:lang w:val="es-AR"/>
-        </w:rPr>
-        <w:t>.</w:t>
-      </w:r>
-    </w:p>
-    <w:p>
-      <w:pPr>
-        <w:pStyle w:val="NormalWeb"/>
-        <w:numPr>
-          <w:ilvl w:val="0"/>
-          <w:numId w:val="26"/>
-        </w:numPr>
-        <w:rPr>
-          <w:lang w:val="es-AR"/>
-        </w:rPr>
-      </w:pPr>
-      <w:r>
-        <w:rPr>
-          <w:rStyle w:val="citation-117"/>
-          <w:b/>
-          <w:bCs/>
-          <w:lang w:val="es-AR"/>
-        </w:rPr>
-        <w:t>FTTH (</w:t>
-      </w:r>
-      <w:proofErr w:type="spellStart"/>
-      <w:r>
-        <w:rPr>
-          <w:rStyle w:val="citation-117"/>
-          <w:b/>
-          <w:bCs/>
-          <w:lang w:val="es-AR"/>
-        </w:rPr>
-        <w:t>Fiber</w:t>
-      </w:r>
-      <w:proofErr w:type="spellEnd"/>
-      <w:r>
-        <w:rPr>
-          <w:rStyle w:val="citation-117"/>
-          <w:b/>
-          <w:bCs/>
-          <w:lang w:val="es-AR"/>
-        </w:rPr>
-        <w:t xml:space="preserve"> </w:t>
-      </w:r>
-      <w:proofErr w:type="spellStart"/>
-      <w:r>
-        <w:rPr>
-          <w:rStyle w:val="citation-117"/>
-          <w:b/>
-          <w:bCs/>
-          <w:lang w:val="es-AR"/>
-        </w:rPr>
-        <w:t>to</w:t>
-      </w:r>
-      <w:proofErr w:type="spellEnd"/>
-      <w:r>
-        <w:rPr>
-          <w:rStyle w:val="citation-117"/>
-          <w:b/>
-          <w:bCs/>
-          <w:lang w:val="es-AR"/>
-        </w:rPr>
-        <w:t xml:space="preserve"> </w:t>
-      </w:r>
-      <w:proofErr w:type="spellStart"/>
-      <w:r>
-        <w:rPr>
-          <w:rStyle w:val="citation-117"/>
-          <w:b/>
-          <w:bCs/>
-          <w:lang w:val="es-AR"/>
-        </w:rPr>
-        <w:t>the</w:t>
-      </w:r>
-      <w:proofErr w:type="spellEnd"/>
-      <w:r>
-        <w:rPr>
-          <w:rStyle w:val="citation-117"/>
-          <w:b/>
-          <w:bCs/>
-          <w:lang w:val="es-AR"/>
-        </w:rPr>
-        <w:t xml:space="preserve"> Home):</w:t>
-      </w:r>
-      <w:r>
-        <w:rPr>
-          <w:rStyle w:val="citation-117"/>
-          <w:lang w:val="es-AR"/>
-        </w:rPr>
-        <w:t xml:space="preserve"> La fibra óptica llega directamente al interior de la casa del abonado</w:t>
-      </w:r>
-      <w:r>
-        <w:rPr>
-          <w:lang w:val="es-AR"/>
-        </w:rPr>
-        <w:t xml:space="preserve">. </w:t>
-      </w:r>
-      <w:r>
-        <w:rPr>
-          <w:rStyle w:val="citation-116"/>
-          <w:lang w:val="es-AR"/>
-        </w:rPr>
-        <w:t>Es una de las tecnologías que ofrece velocidades de acceso a Internet de hasta 300 Mbps o más</w:t>
-      </w:r>
-      <w:r>
-        <w:rPr>
-          <w:lang w:val="es-AR"/>
-        </w:rPr>
-        <w:t>.</w:t>
-      </w:r>
-    </w:p>
-    <w:p>
-      <w:pPr>
-        <w:pStyle w:val="NormalWeb"/>
-        <w:numPr>
-          <w:ilvl w:val="0"/>
-          <w:numId w:val="26"/>
-        </w:numPr>
-        <w:rPr>
-          <w:lang w:val="es-AR"/>
-        </w:rPr>
-      </w:pPr>
-      <w:r>
-        <w:rPr>
-          <w:rStyle w:val="citation-115"/>
-          <w:b/>
-          <w:bCs/>
-          <w:lang w:val="es-AR"/>
-        </w:rPr>
-        <w:t>FTTB (</w:t>
-      </w:r>
-      <w:proofErr w:type="spellStart"/>
-      <w:r>
-        <w:rPr>
-          <w:rStyle w:val="citation-115"/>
-          <w:b/>
-          <w:bCs/>
-          <w:lang w:val="es-AR"/>
-        </w:rPr>
-        <w:t>Fiber</w:t>
-      </w:r>
-      <w:proofErr w:type="spellEnd"/>
-      <w:r>
-        <w:rPr>
-          <w:rStyle w:val="citation-115"/>
-          <w:b/>
-          <w:bCs/>
-          <w:lang w:val="es-AR"/>
-        </w:rPr>
-        <w:t xml:space="preserve"> </w:t>
-      </w:r>
-      <w:proofErr w:type="spellStart"/>
-      <w:r>
-        <w:rPr>
-          <w:rStyle w:val="citation-115"/>
-          <w:b/>
-          <w:bCs/>
-          <w:lang w:val="es-AR"/>
-        </w:rPr>
-        <w:t>to</w:t>
-      </w:r>
-      <w:proofErr w:type="spellEnd"/>
-      <w:r>
-        <w:rPr>
-          <w:rStyle w:val="citation-115"/>
-          <w:b/>
-          <w:bCs/>
-          <w:lang w:val="es-AR"/>
-        </w:rPr>
-        <w:t xml:space="preserve"> </w:t>
-      </w:r>
-      <w:proofErr w:type="spellStart"/>
-      <w:r>
-        <w:rPr>
-          <w:rStyle w:val="citation-115"/>
-          <w:b/>
-          <w:bCs/>
-          <w:lang w:val="es-AR"/>
-        </w:rPr>
-        <w:t>the</w:t>
-      </w:r>
-      <w:proofErr w:type="spellEnd"/>
-      <w:r>
-        <w:rPr>
-          <w:rStyle w:val="citation-115"/>
-          <w:b/>
-          <w:bCs/>
-          <w:lang w:val="es-AR"/>
-        </w:rPr>
-        <w:t xml:space="preserve"> </w:t>
-      </w:r>
-      <w:proofErr w:type="spellStart"/>
-      <w:r>
-        <w:rPr>
-          <w:rStyle w:val="citation-115"/>
-          <w:b/>
-          <w:bCs/>
-          <w:lang w:val="es-AR"/>
-        </w:rPr>
-        <w:t>Building</w:t>
-      </w:r>
-      <w:proofErr w:type="spellEnd"/>
-      <w:r>
-        <w:rPr>
-          <w:rStyle w:val="citation-115"/>
-          <w:b/>
-          <w:bCs/>
-          <w:lang w:val="es-AR"/>
-        </w:rPr>
-        <w:t>):</w:t>
-      </w:r>
-      <w:r>
-        <w:rPr>
-          <w:rStyle w:val="citation-115"/>
-          <w:lang w:val="es-AR"/>
-        </w:rPr>
-        <w:t xml:space="preserve"> La fibra óptica termina en un punto de distribución dentro o cerca del edificio</w:t>
-      </w:r>
-      <w:r>
-        <w:rPr>
-          <w:lang w:val="es-AR"/>
-        </w:rPr>
-        <w:t xml:space="preserve">. </w:t>
-      </w:r>
-      <w:r>
-        <w:rPr>
-          <w:rStyle w:val="citation-114"/>
-          <w:lang w:val="es-AR"/>
-        </w:rPr>
-        <w:t xml:space="preserve">Desde este punto, la conexión final al usuario se realiza a través de tecnologías como </w:t>
-      </w:r>
-      <w:r>
-        <w:rPr>
-          <w:rStyle w:val="citation-114"/>
-          <w:b/>
-          <w:bCs/>
-          <w:lang w:val="es-AR"/>
-        </w:rPr>
-        <w:t>VDSL2</w:t>
-      </w:r>
-      <w:r>
-        <w:rPr>
-          <w:rStyle w:val="citation-114"/>
-          <w:lang w:val="es-AR"/>
-        </w:rPr>
-        <w:t xml:space="preserve"> sobre par de cobre o </w:t>
-      </w:r>
-      <w:r>
-        <w:rPr>
-          <w:rStyle w:val="citation-114"/>
-          <w:b/>
-          <w:bCs/>
-          <w:lang w:val="es-AR"/>
-        </w:rPr>
-        <w:t>Gigabit Ethernet</w:t>
-      </w:r>
-      <w:r>
-        <w:rPr>
-          <w:rStyle w:val="citation-114"/>
-          <w:lang w:val="es-AR"/>
-        </w:rPr>
-        <w:t xml:space="preserve"> sobre par trenzado</w:t>
-      </w:r>
-      <w:r>
-        <w:rPr>
-          <w:lang w:val="es-AR"/>
-        </w:rPr>
-        <w:t>.</w:t>
-      </w:r>
-    </w:p>
-    <w:p>
-      <w:pPr>
-        <w:pStyle w:val="NormalWeb"/>
-        <w:numPr>
-          <w:ilvl w:val="0"/>
-          <w:numId w:val="26"/>
-        </w:numPr>
-        <w:rPr>
-          <w:lang w:val="es-AR"/>
-        </w:rPr>
-      </w:pPr>
-      <w:r>
-        <w:rPr>
-          <w:rStyle w:val="citation-113"/>
-          <w:rFonts w:eastAsiaTheme="majorEastAsia"/>
-          <w:b/>
-          <w:bCs/>
-          <w:lang w:val="es-AR"/>
-        </w:rPr>
-        <w:t>FTTC (</w:t>
-      </w:r>
-      <w:proofErr w:type="spellStart"/>
-      <w:r>
-        <w:rPr>
-          <w:rStyle w:val="citation-113"/>
-          <w:rFonts w:eastAsiaTheme="majorEastAsia"/>
-          <w:b/>
-          <w:bCs/>
-          <w:lang w:val="es-AR"/>
-        </w:rPr>
-        <w:t>Fiber</w:t>
-      </w:r>
-      <w:proofErr w:type="spellEnd"/>
-      <w:r>
-        <w:rPr>
-          <w:rStyle w:val="citation-113"/>
-          <w:rFonts w:eastAsiaTheme="majorEastAsia"/>
-          <w:b/>
-          <w:bCs/>
-          <w:lang w:val="es-AR"/>
-        </w:rPr>
-        <w:t xml:space="preserve"> </w:t>
-      </w:r>
-      <w:proofErr w:type="spellStart"/>
-      <w:r>
-        <w:rPr>
-          <w:rStyle w:val="citation-113"/>
-          <w:rFonts w:eastAsiaTheme="majorEastAsia"/>
-          <w:b/>
-          <w:bCs/>
-          <w:lang w:val="es-AR"/>
-        </w:rPr>
-        <w:t>to</w:t>
-      </w:r>
-      <w:proofErr w:type="spellEnd"/>
-      <w:r>
-        <w:rPr>
-          <w:rStyle w:val="citation-113"/>
-          <w:rFonts w:eastAsiaTheme="majorEastAsia"/>
-          <w:b/>
-          <w:bCs/>
-          <w:lang w:val="es-AR"/>
-        </w:rPr>
-        <w:t xml:space="preserve"> </w:t>
-      </w:r>
-      <w:proofErr w:type="spellStart"/>
-      <w:r>
-        <w:rPr>
-          <w:rStyle w:val="citation-113"/>
-          <w:rFonts w:eastAsiaTheme="majorEastAsia"/>
-          <w:b/>
-          <w:bCs/>
-          <w:lang w:val="es-AR"/>
-        </w:rPr>
-        <w:t>the</w:t>
-      </w:r>
-      <w:proofErr w:type="spellEnd"/>
-      <w:r>
-        <w:rPr>
-          <w:rStyle w:val="citation-113"/>
-          <w:rFonts w:eastAsiaTheme="majorEastAsia"/>
-          <w:b/>
-          <w:bCs/>
-          <w:lang w:val="es-AR"/>
-        </w:rPr>
-        <w:t xml:space="preserve"> </w:t>
-      </w:r>
-      <w:proofErr w:type="spellStart"/>
-      <w:r>
-        <w:rPr>
-          <w:rStyle w:val="citation-113"/>
-          <w:rFonts w:eastAsiaTheme="majorEastAsia"/>
-          <w:b/>
-          <w:bCs/>
-          <w:lang w:val="es-AR"/>
-        </w:rPr>
-        <w:t>Curb</w:t>
-      </w:r>
-      <w:proofErr w:type="spellEnd"/>
-      <w:r>
-        <w:rPr>
-          <w:rStyle w:val="citation-113"/>
-          <w:rFonts w:eastAsiaTheme="majorEastAsia"/>
-          <w:b/>
-          <w:bCs/>
-          <w:lang w:val="es-AR"/>
-        </w:rPr>
-        <w:t>) y FTTN (</w:t>
-      </w:r>
-      <w:proofErr w:type="spellStart"/>
-      <w:r>
-        <w:rPr>
-          <w:rStyle w:val="citation-113"/>
-          <w:rFonts w:eastAsiaTheme="majorEastAsia"/>
-          <w:b/>
-          <w:bCs/>
-          <w:lang w:val="es-AR"/>
-        </w:rPr>
-        <w:t>Fiber</w:t>
-      </w:r>
-      <w:proofErr w:type="spellEnd"/>
-      <w:r>
-        <w:rPr>
-          <w:rStyle w:val="citation-113"/>
-          <w:rFonts w:eastAsiaTheme="majorEastAsia"/>
-          <w:b/>
-          <w:bCs/>
-          <w:lang w:val="es-AR"/>
-        </w:rPr>
-        <w:t xml:space="preserve"> </w:t>
-      </w:r>
-      <w:proofErr w:type="spellStart"/>
-      <w:r>
-        <w:rPr>
-          <w:rStyle w:val="citation-113"/>
-          <w:rFonts w:eastAsiaTheme="majorEastAsia"/>
-          <w:b/>
-          <w:bCs/>
-          <w:lang w:val="es-AR"/>
-        </w:rPr>
-        <w:t>to</w:t>
-      </w:r>
-      <w:proofErr w:type="spellEnd"/>
-      <w:r>
-        <w:rPr>
-          <w:rStyle w:val="citation-113"/>
-          <w:rFonts w:eastAsiaTheme="majorEastAsia"/>
-          <w:b/>
-          <w:bCs/>
-          <w:lang w:val="es-AR"/>
-        </w:rPr>
-        <w:t xml:space="preserve"> </w:t>
-      </w:r>
-      <w:proofErr w:type="spellStart"/>
-      <w:r>
-        <w:rPr>
-          <w:rStyle w:val="citation-113"/>
-          <w:rFonts w:eastAsiaTheme="majorEastAsia"/>
-          <w:b/>
-          <w:bCs/>
-          <w:lang w:val="es-AR"/>
-        </w:rPr>
-        <w:t>the</w:t>
-      </w:r>
-      <w:proofErr w:type="spellEnd"/>
-      <w:r>
-        <w:rPr>
-          <w:rStyle w:val="citation-113"/>
-          <w:rFonts w:eastAsiaTheme="majorEastAsia"/>
-          <w:b/>
-          <w:bCs/>
-          <w:lang w:val="es-AR"/>
-        </w:rPr>
-        <w:t xml:space="preserve"> </w:t>
-      </w:r>
-      <w:proofErr w:type="spellStart"/>
-      <w:r>
-        <w:rPr>
-          <w:rStyle w:val="citation-113"/>
-          <w:rFonts w:eastAsiaTheme="majorEastAsia"/>
-          <w:b/>
-          <w:bCs/>
-          <w:lang w:val="es-AR"/>
-        </w:rPr>
-        <w:t>Node</w:t>
-      </w:r>
-      <w:proofErr w:type="spellEnd"/>
-      <w:r>
-        <w:rPr>
-          <w:rStyle w:val="citation-113"/>
-          <w:rFonts w:eastAsiaTheme="majorEastAsia"/>
-          <w:b/>
-          <w:bCs/>
-          <w:lang w:val="es-AR"/>
-        </w:rPr>
-        <w:t>):</w:t>
-      </w:r>
-      <w:r>
-        <w:rPr>
-          <w:rStyle w:val="citation-113"/>
-          <w:rFonts w:eastAsiaTheme="majorEastAsia"/>
-          <w:lang w:val="es-AR"/>
-        </w:rPr>
-        <w:t xml:space="preserve"> En estos casos, la fibra termina en una cabina o nodo que se encuentra más cerca del usuario que en una red tradicional</w:t>
-      </w:r>
-      <w:r>
-        <w:rPr>
-          <w:lang w:val="es-AR"/>
-        </w:rPr>
-        <w:t>.</w:t>
-      </w:r>
-    </w:p>
-    <w:p>
-      <w:pPr>
-        <w:pStyle w:val="NormalWeb"/>
-        <w:rPr>
-          <w:lang w:val="es-AR"/>
-        </w:rPr>
-      </w:pPr>
-      <w:r>
-        <w:rPr>
-          <w:rStyle w:val="citation-112"/>
-          <w:lang w:val="es-AR"/>
-        </w:rPr>
-        <w:t xml:space="preserve">La arquitectura más común para FTTH es la </w:t>
-      </w:r>
-      <w:r>
-        <w:rPr>
-          <w:rStyle w:val="citation-112"/>
-          <w:b/>
-          <w:bCs/>
-          <w:lang w:val="es-AR"/>
-        </w:rPr>
-        <w:t>PON (</w:t>
-      </w:r>
-      <w:proofErr w:type="spellStart"/>
-      <w:r>
-        <w:rPr>
-          <w:rStyle w:val="citation-112"/>
-          <w:b/>
-          <w:bCs/>
-          <w:lang w:val="es-AR"/>
-        </w:rPr>
-        <w:t>Passive</w:t>
-      </w:r>
-      <w:proofErr w:type="spellEnd"/>
-      <w:r>
-        <w:rPr>
-          <w:rStyle w:val="citation-112"/>
-          <w:b/>
-          <w:bCs/>
-          <w:lang w:val="es-AR"/>
-        </w:rPr>
-        <w:t xml:space="preserve"> </w:t>
-      </w:r>
-      <w:proofErr w:type="spellStart"/>
-      <w:r>
-        <w:rPr>
-          <w:rStyle w:val="citation-112"/>
-          <w:b/>
-          <w:bCs/>
-          <w:lang w:val="es-AR"/>
-        </w:rPr>
-        <w:t>Optical</w:t>
-      </w:r>
-      <w:proofErr w:type="spellEnd"/>
-      <w:r>
-        <w:rPr>
-          <w:rStyle w:val="citation-112"/>
-          <w:b/>
-          <w:bCs/>
-          <w:lang w:val="es-AR"/>
-        </w:rPr>
-        <w:t xml:space="preserve"> Network)</w:t>
-      </w:r>
-      <w:r>
-        <w:rPr>
-          <w:lang w:val="es-AR"/>
-        </w:rPr>
-        <w:t xml:space="preserve">. </w:t>
-      </w:r>
-      <w:r>
-        <w:rPr>
-          <w:rStyle w:val="citation-111"/>
-          <w:lang w:val="es-AR"/>
-        </w:rPr>
-        <w:t>Esta red es pasiva, lo que significa que no requiere equipos energizados para amplificar o procesar la señal</w:t>
-      </w:r>
-      <w:r>
-        <w:rPr>
-          <w:lang w:val="es-AR"/>
-        </w:rPr>
-        <w:t xml:space="preserve">. </w:t>
-      </w:r>
-      <w:r>
-        <w:rPr>
-          <w:rStyle w:val="citation-110"/>
-          <w:lang w:val="es-AR"/>
-        </w:rPr>
-        <w:t>La PON usa divisores ópticos en sentido de bajada y combinadores ópticos en sentido de subida</w:t>
-      </w:r>
-      <w:r>
-        <w:rPr>
-          <w:lang w:val="es-AR"/>
-        </w:rPr>
-        <w:t xml:space="preserve">. </w:t>
-      </w:r>
-      <w:r>
-        <w:rPr>
-          <w:rStyle w:val="citation-109"/>
-          <w:lang w:val="es-AR"/>
-        </w:rPr>
-        <w:t xml:space="preserve">Los dos tipos de PON más comunes son </w:t>
-      </w:r>
-      <w:r>
-        <w:rPr>
-          <w:rStyle w:val="citation-109"/>
-          <w:b/>
-          <w:bCs/>
-          <w:lang w:val="es-AR"/>
-        </w:rPr>
-        <w:t>GPON</w:t>
-      </w:r>
-      <w:r>
-        <w:rPr>
-          <w:rStyle w:val="citation-109"/>
-          <w:lang w:val="es-AR"/>
-        </w:rPr>
-        <w:t xml:space="preserve"> (Gigabit-</w:t>
-      </w:r>
-      <w:proofErr w:type="spellStart"/>
-      <w:r>
-        <w:rPr>
-          <w:rStyle w:val="citation-109"/>
-          <w:lang w:val="es-AR"/>
-        </w:rPr>
-        <w:t>capable</w:t>
-      </w:r>
-      <w:proofErr w:type="spellEnd"/>
-      <w:r>
-        <w:rPr>
-          <w:rStyle w:val="citation-109"/>
-          <w:lang w:val="es-AR"/>
-        </w:rPr>
-        <w:t xml:space="preserve"> PON) y </w:t>
-      </w:r>
-      <w:r>
-        <w:rPr>
-          <w:rStyle w:val="citation-109"/>
-          <w:b/>
-          <w:bCs/>
-          <w:lang w:val="es-AR"/>
-        </w:rPr>
-        <w:t>EPON</w:t>
-      </w:r>
-      <w:r>
-        <w:rPr>
-          <w:rStyle w:val="citation-109"/>
-          <w:lang w:val="es-AR"/>
-        </w:rPr>
-        <w:t xml:space="preserve"> (Ethernet PON)</w:t>
-      </w:r>
-      <w:r>
-        <w:rPr>
-          <w:lang w:val="es-AR"/>
-        </w:rPr>
-        <w:t>.</w:t>
-      </w:r>
-    </w:p>
-    <w:p>
-      <w:pPr>
-        <w:pStyle w:val="NormalWeb"/>
-        <w:rPr>
-          <w:lang w:val="es-AR"/>
-        </w:rPr>
-      </w:pPr>
-      <w:r>
-        <w:rPr>
-          <w:lang w:val="es-AR"/>
-        </w:rPr>
-        <w:t>La arquitectura PON (</w:t>
-      </w:r>
-      <w:proofErr w:type="spellStart"/>
-      <w:r>
-        <w:rPr>
-          <w:lang w:val="es-AR"/>
-        </w:rPr>
-        <w:t>Passive</w:t>
-      </w:r>
-      <w:proofErr w:type="spellEnd"/>
-      <w:r>
-        <w:rPr>
-          <w:lang w:val="es-AR"/>
-        </w:rPr>
-        <w:t xml:space="preserve"> </w:t>
-      </w:r>
-      <w:proofErr w:type="spellStart"/>
-      <w:r>
-        <w:rPr>
-          <w:lang w:val="es-AR"/>
-        </w:rPr>
-        <w:t>Optical</w:t>
-      </w:r>
-      <w:proofErr w:type="spellEnd"/>
-      <w:r>
-        <w:rPr>
-          <w:lang w:val="es-AR"/>
-        </w:rPr>
-        <w:t xml:space="preserve"> Network) es una topología de red de fibra óptica punto-multipunto que utiliza divisores ópticos pasivos para transmitir datos desde un único hilo de fibra a múltiples usuarios finales. A </w:t>
-      </w:r>
-      <w:proofErr w:type="gramStart"/>
-      <w:r>
-        <w:rPr>
-          <w:lang w:val="es-AR"/>
-        </w:rPr>
-        <w:t>continuación</w:t>
-      </w:r>
-      <w:proofErr w:type="gramEnd"/>
-      <w:r>
-        <w:rPr>
-          <w:lang w:val="es-AR"/>
-        </w:rPr>
-        <w:t xml:space="preserve"> se detallan sus componentes clave:</w:t>
-      </w:r>
-    </w:p>
-    <w:p>
-      <w:pPr>
-        <w:pStyle w:val="Ttulo3"/>
-      </w:pPr>
-      <w:r>
-        <w:t>Componentes y Arquitectura de una Red PON</w:t>
-      </w:r>
-    </w:p>
-    <w:p>
-      <w:pPr>
-        <w:pStyle w:val="NormalWeb"/>
-        <w:rPr>
-          <w:lang w:val="es-AR"/>
-        </w:rPr>
-      </w:pPr>
-      <w:r>
-        <w:rPr>
-          <w:lang w:val="es-AR"/>
-        </w:rPr>
-        <w:t>Una red PON está compuesta por tres elementos principales que trabajan juntos para llevar la fibra desde la central hasta el hogar del cliente.</w:t>
-      </w:r>
-    </w:p>
-    <w:p>
-      <w:pPr>
-        <w:pStyle w:val="Ttulo4"/>
-      </w:pPr>
-      <w:r>
-        <w:lastRenderedPageBreak/>
-        <w:t>OLT (</w:t>
-      </w:r>
-      <w:proofErr w:type="spellStart"/>
-      <w:r>
-        <w:t>Optical</w:t>
-      </w:r>
-      <w:proofErr w:type="spellEnd"/>
-      <w:r>
-        <w:t xml:space="preserve"> Line Terminal)</w:t>
-      </w:r>
-    </w:p>
-    <w:p>
-      <w:pPr>
-        <w:pStyle w:val="NormalWeb"/>
-      </w:pPr>
-      <w:r>
-        <w:rPr>
-          <w:lang w:val="es-AR"/>
-        </w:rPr>
-        <w:t xml:space="preserve">La OLT es el equipo activo ubicado en la </w:t>
-      </w:r>
-      <w:r>
-        <w:rPr>
-          <w:b/>
-          <w:bCs/>
-          <w:lang w:val="es-AR"/>
-        </w:rPr>
-        <w:t>central del proveedor</w:t>
-      </w:r>
-      <w:r>
-        <w:rPr>
-          <w:lang w:val="es-AR"/>
-        </w:rPr>
-        <w:t xml:space="preserve"> de servicios. </w:t>
-      </w:r>
-      <w:r>
-        <w:t xml:space="preserve">Es </w:t>
-      </w:r>
-      <w:proofErr w:type="spellStart"/>
-      <w:r>
-        <w:t>el</w:t>
-      </w:r>
-      <w:proofErr w:type="spellEnd"/>
-      <w:r>
-        <w:t xml:space="preserve"> punto de </w:t>
-      </w:r>
-      <w:proofErr w:type="spellStart"/>
-      <w:r>
-        <w:t>partida</w:t>
-      </w:r>
-      <w:proofErr w:type="spellEnd"/>
-      <w:r>
-        <w:t xml:space="preserve"> de la red PON.</w:t>
-      </w:r>
-    </w:p>
-    <w:p>
-      <w:pPr>
-        <w:pStyle w:val="NormalWeb"/>
-        <w:numPr>
-          <w:ilvl w:val="0"/>
-          <w:numId w:val="27"/>
-        </w:numPr>
-        <w:rPr>
-          <w:lang w:val="es-AR"/>
-        </w:rPr>
-      </w:pPr>
-      <w:r>
-        <w:rPr>
-          <w:b/>
-          <w:bCs/>
-          <w:lang w:val="es-AR"/>
-        </w:rPr>
-        <w:t>Función:</w:t>
-      </w:r>
-      <w:r>
-        <w:rPr>
-          <w:lang w:val="es-AR"/>
-        </w:rPr>
-        <w:t xml:space="preserve"> La OLT se encarga de la agregación de tráfico de datos (voz, video y datos) proveniente de la red troncal (</w:t>
-      </w:r>
-      <w:proofErr w:type="spellStart"/>
-      <w:r>
-        <w:rPr>
-          <w:lang w:val="es-AR"/>
-        </w:rPr>
-        <w:t>backbone</w:t>
-      </w:r>
-      <w:proofErr w:type="spellEnd"/>
-      <w:r>
-        <w:rPr>
-          <w:lang w:val="es-AR"/>
-        </w:rPr>
-        <w:t>) del proveedor de servicios. Distribuye esta información a las ONU de los clientes en sentido de bajada (</w:t>
-      </w:r>
-      <w:proofErr w:type="spellStart"/>
-      <w:r>
-        <w:rPr>
-          <w:lang w:val="es-AR"/>
-        </w:rPr>
-        <w:t>downstream</w:t>
-      </w:r>
-      <w:proofErr w:type="spellEnd"/>
-      <w:r>
-        <w:rPr>
-          <w:lang w:val="es-AR"/>
-        </w:rPr>
-        <w:t>). En sentido de subida (</w:t>
-      </w:r>
-      <w:proofErr w:type="spellStart"/>
-      <w:r>
-        <w:rPr>
-          <w:lang w:val="es-AR"/>
-        </w:rPr>
-        <w:t>upstream</w:t>
-      </w:r>
-      <w:proofErr w:type="spellEnd"/>
-      <w:r>
-        <w:rPr>
-          <w:lang w:val="es-AR"/>
-        </w:rPr>
-        <w:t>), recibe y gestiona los datos de los usuarios, enviándolos al núcleo de la red.</w:t>
-      </w:r>
-    </w:p>
-    <w:p>
-      <w:pPr>
-        <w:pStyle w:val="NormalWeb"/>
-        <w:numPr>
-          <w:ilvl w:val="0"/>
-          <w:numId w:val="27"/>
-        </w:numPr>
-        <w:rPr>
-          <w:lang w:val="es-AR"/>
-        </w:rPr>
-      </w:pPr>
-      <w:r>
-        <w:rPr>
-          <w:b/>
-          <w:bCs/>
-          <w:lang w:val="es-AR"/>
-        </w:rPr>
-        <w:t>Comunicación:</w:t>
-      </w:r>
-      <w:r>
-        <w:rPr>
-          <w:lang w:val="es-AR"/>
-        </w:rPr>
-        <w:t xml:space="preserve"> Utiliza una sola longitud de onda para el tráfico de bajada para todos los usuarios conectados y una longitud de onda diferente para el tráfico de subida. Para evitar colisiones en la subida, utiliza un protocolo de acceso múltiple llamado </w:t>
-      </w:r>
-      <w:r>
-        <w:rPr>
-          <w:b/>
-          <w:bCs/>
-          <w:lang w:val="es-AR"/>
-        </w:rPr>
-        <w:t xml:space="preserve">TDMA (Time </w:t>
-      </w:r>
-      <w:proofErr w:type="spellStart"/>
-      <w:r>
-        <w:rPr>
-          <w:b/>
-          <w:bCs/>
-          <w:lang w:val="es-AR"/>
-        </w:rPr>
-        <w:t>Division</w:t>
-      </w:r>
-      <w:proofErr w:type="spellEnd"/>
-      <w:r>
-        <w:rPr>
-          <w:b/>
-          <w:bCs/>
-          <w:lang w:val="es-AR"/>
-        </w:rPr>
-        <w:t xml:space="preserve"> </w:t>
-      </w:r>
-      <w:proofErr w:type="spellStart"/>
-      <w:r>
-        <w:rPr>
-          <w:b/>
-          <w:bCs/>
-          <w:lang w:val="es-AR"/>
-        </w:rPr>
-        <w:t>Multiple</w:t>
-      </w:r>
-      <w:proofErr w:type="spellEnd"/>
-      <w:r>
-        <w:rPr>
-          <w:b/>
-          <w:bCs/>
-          <w:lang w:val="es-AR"/>
-        </w:rPr>
-        <w:t xml:space="preserve"> Access)</w:t>
-      </w:r>
-      <w:r>
-        <w:rPr>
-          <w:lang w:val="es-AR"/>
-        </w:rPr>
-        <w:t>, asignando ranuras de tiempo específicas a cada ONU.</w:t>
-      </w:r>
-    </w:p>
-    <w:p>
-      <w:pPr>
-        <w:pStyle w:val="Ttulo4"/>
-      </w:pPr>
-      <w:r>
-        <w:t>ODN (</w:t>
-      </w:r>
-      <w:proofErr w:type="spellStart"/>
-      <w:r>
-        <w:t>Optical</w:t>
-      </w:r>
-      <w:proofErr w:type="spellEnd"/>
-      <w:r>
-        <w:t xml:space="preserve"> </w:t>
-      </w:r>
-      <w:proofErr w:type="spellStart"/>
-      <w:r>
-        <w:t>Distribution</w:t>
-      </w:r>
-      <w:proofErr w:type="spellEnd"/>
-      <w:r>
-        <w:t xml:space="preserve"> Network)</w:t>
-      </w:r>
-    </w:p>
-    <w:p>
-      <w:pPr>
-        <w:pStyle w:val="NormalWeb"/>
-        <w:rPr>
-          <w:lang w:val="es-AR"/>
-        </w:rPr>
-      </w:pPr>
-      <w:r>
-        <w:rPr>
-          <w:lang w:val="es-AR"/>
-        </w:rPr>
-        <w:t xml:space="preserve">La ODN es la </w:t>
-      </w:r>
-      <w:r>
-        <w:rPr>
-          <w:b/>
-          <w:bCs/>
-          <w:lang w:val="es-AR"/>
-        </w:rPr>
-        <w:t>red de fibra óptica pasiva</w:t>
-      </w:r>
-      <w:r>
-        <w:rPr>
-          <w:lang w:val="es-AR"/>
-        </w:rPr>
-        <w:t xml:space="preserve"> que interconecta la OLT con las ONU de los usuarios. Es el componente pasivo de la red y no requiere energía eléctrica.</w:t>
-      </w:r>
-    </w:p>
-    <w:p>
-      <w:pPr>
-        <w:pStyle w:val="NormalWeb"/>
-        <w:numPr>
-          <w:ilvl w:val="0"/>
-          <w:numId w:val="28"/>
-        </w:numPr>
-        <w:rPr>
-          <w:lang w:val="es-AR"/>
-        </w:rPr>
-      </w:pPr>
-      <w:r>
-        <w:rPr>
-          <w:b/>
-          <w:bCs/>
-          <w:lang w:val="es-AR"/>
-        </w:rPr>
-        <w:t>Función:</w:t>
-      </w:r>
-      <w:r>
-        <w:rPr>
-          <w:lang w:val="es-AR"/>
-        </w:rPr>
-        <w:t xml:space="preserve"> Su principal componente son los </w:t>
-      </w:r>
-      <w:proofErr w:type="spellStart"/>
-      <w:r>
-        <w:rPr>
-          <w:b/>
-          <w:bCs/>
-          <w:lang w:val="es-AR"/>
-        </w:rPr>
-        <w:t>splitters</w:t>
-      </w:r>
-      <w:proofErr w:type="spellEnd"/>
-      <w:r>
-        <w:rPr>
-          <w:b/>
-          <w:bCs/>
-          <w:lang w:val="es-AR"/>
-        </w:rPr>
-        <w:t xml:space="preserve"> ópticos</w:t>
-      </w:r>
-      <w:r>
-        <w:rPr>
-          <w:lang w:val="es-AR"/>
-        </w:rPr>
-        <w:t>, que dividen la señal de fibra óptica para que una sola fibra de la OLT pueda servir a múltiples usuarios. Estos divisores pueden tener diferentes relaciones de división (por ejemplo, 1:4, 1:8, 1:16, 1:32 o 1:64).</w:t>
-      </w:r>
-    </w:p>
-    <w:p>
-      <w:pPr>
-        <w:pStyle w:val="NormalWeb"/>
-        <w:numPr>
-          <w:ilvl w:val="0"/>
-          <w:numId w:val="28"/>
-        </w:numPr>
-        <w:rPr>
-          <w:lang w:val="es-AR"/>
-        </w:rPr>
-      </w:pPr>
-      <w:r>
-        <w:rPr>
-          <w:b/>
-          <w:bCs/>
-          <w:lang w:val="es-AR"/>
-        </w:rPr>
-        <w:t>Topología:</w:t>
-      </w:r>
-      <w:r>
-        <w:rPr>
-          <w:lang w:val="es-AR"/>
-        </w:rPr>
-        <w:t xml:space="preserve"> La ODN permite una topología en árbol o punto-multipunto, minimizando la cantidad de fibra necesaria y, por lo tanto, reduciendo los costos de despliegue.</w:t>
-      </w:r>
-    </w:p>
-    <w:p>
-      <w:pPr>
-        <w:pStyle w:val="Ttulo4"/>
-        <w:rPr>
-          <w:lang w:val="en-US"/>
-        </w:rPr>
-      </w:pPr>
-      <w:r>
-        <w:rPr>
-          <w:lang w:val="en-US"/>
-        </w:rPr>
-        <w:t>ONU (Optical Network Unit) / ONT (Optical Network Terminal)</w:t>
-      </w:r>
-    </w:p>
-    <w:p>
-      <w:pPr>
-        <w:pStyle w:val="NormalWeb"/>
-        <w:rPr>
-          <w:lang w:val="es-AR"/>
-        </w:rPr>
-      </w:pPr>
-      <w:r>
-        <w:rPr>
-          <w:lang w:val="es-AR"/>
-        </w:rPr>
-        <w:t xml:space="preserve">La ONU o ONT es el equipo activo ubicado en el </w:t>
-      </w:r>
-      <w:r>
-        <w:rPr>
-          <w:b/>
-          <w:bCs/>
-          <w:lang w:val="es-AR"/>
-        </w:rPr>
-        <w:t>punto final</w:t>
-      </w:r>
-      <w:r>
-        <w:rPr>
-          <w:lang w:val="es-AR"/>
-        </w:rPr>
-        <w:t xml:space="preserve"> de la red, ya sea en el hogar del cliente o en un edificio.</w:t>
-      </w:r>
-    </w:p>
-    <w:p>
-      <w:pPr>
-        <w:pStyle w:val="NormalWeb"/>
-        <w:numPr>
-          <w:ilvl w:val="0"/>
-          <w:numId w:val="29"/>
-        </w:numPr>
-        <w:rPr>
-          <w:lang w:val="es-AR"/>
-        </w:rPr>
-      </w:pPr>
-      <w:r>
-        <w:rPr>
-          <w:b/>
-          <w:bCs/>
-          <w:lang w:val="es-AR"/>
-        </w:rPr>
-        <w:t>Función:</w:t>
-      </w:r>
-      <w:r>
-        <w:rPr>
-          <w:lang w:val="es-AR"/>
-        </w:rPr>
-        <w:t xml:space="preserve"> Recibe la señal óptica de la OLT a través de la ODN y la convierte en señales eléctricas para ser utilizadas por los dispositivos del usuario (PC, televisores, teléfonos, etc.). También realiza el proceso inverso, convirtiendo las señales eléctricas del usuario en señales ópticas para ser enviadas a la OLT.</w:t>
-      </w:r>
-    </w:p>
-    <w:p>
-      <w:pPr>
-        <w:pStyle w:val="NormalWeb"/>
-        <w:numPr>
-          <w:ilvl w:val="0"/>
-          <w:numId w:val="29"/>
-        </w:numPr>
-        <w:rPr>
-          <w:lang w:val="es-AR"/>
-        </w:rPr>
-      </w:pPr>
-      <w:r>
-        <w:rPr>
-          <w:b/>
-          <w:bCs/>
-          <w:lang w:val="es-AR"/>
-        </w:rPr>
-        <w:t>Diferencia ONU vs. ONT:</w:t>
-      </w:r>
-      <w:r>
-        <w:rPr>
-          <w:lang w:val="es-AR"/>
-        </w:rPr>
-        <w:t xml:space="preserve"> A menudo, los términos ONU y ONT se usan indistintamente. Sin embargo, en una definición más estricta, la </w:t>
-      </w:r>
-      <w:r>
-        <w:rPr>
-          <w:b/>
-          <w:bCs/>
-          <w:lang w:val="es-AR"/>
-        </w:rPr>
-        <w:t>ONU</w:t>
-      </w:r>
-      <w:r>
-        <w:rPr>
-          <w:lang w:val="es-AR"/>
-        </w:rPr>
-        <w:t xml:space="preserve"> es el equipo final de la red de acceso óptico, que puede estar fuera de la casa del cliente (por ejemplo, en un sótano o en la calle), mientras que la </w:t>
-      </w:r>
-      <w:r>
-        <w:rPr>
-          <w:b/>
-          <w:bCs/>
-          <w:lang w:val="es-AR"/>
-        </w:rPr>
-        <w:t>ONT</w:t>
-      </w:r>
-      <w:r>
-        <w:rPr>
-          <w:lang w:val="es-AR"/>
-        </w:rPr>
-        <w:t xml:space="preserve"> es un tipo de ONU que está dentro del local del usuario.</w:t>
-      </w:r>
-    </w:p>
-    <w:p>
-      <w:pPr>
-        <w:pStyle w:val="NormalWeb"/>
+        <w:ind w:left="720"/>
+        <w:jc w:val="both"/>
         <w:rPr>
           <w:lang w:val="es-AR"/>
         </w:rPr>
@@ -2604,12 +666,11 @@
           <w:noProof/>
           <w:lang w:val="es-AR"/>
         </w:rPr>
-        <w:lastRenderedPageBreak/>
         <w:drawing>
-          <wp:inline distT="0" distB="0" distL="0" distR="0" wp14:anchorId="7F738065" wp14:editId="70E509A2">
-            <wp:extent cx="6129655" cy="2699385"/>
-            <wp:effectExtent l="0" t="0" r="4445" b="5715"/>
-            <wp:docPr id="7" name="Imagen 7"/>
+          <wp:inline distT="0" distB="0" distL="0" distR="0" wp14:anchorId="18E84FB6" wp14:editId="03F467B3">
+            <wp:extent cx="6129655" cy="3484880"/>
+            <wp:effectExtent l="0" t="0" r="4445" b="1270"/>
+            <wp:docPr id="9" name="Imagen 9"/>
             <wp:cNvGraphicFramePr>
               <a:graphicFrameLocks xmlns:a="http://schemas.openxmlformats.org/drawingml/2006/main" noChangeAspect="1"/>
             </wp:cNvGraphicFramePr>
@@ -2629,6 +690,1945 @@
                   <pic:spPr>
                     <a:xfrm>
                       <a:off x="0" y="0"/>
+                      <a:ext cx="6129655" cy="3484880"/>
+                    </a:xfrm>
+                    <a:prstGeom prst="rect">
+                      <a:avLst/>
+                    </a:prstGeom>
+                  </pic:spPr>
+                </pic:pic>
+              </a:graphicData>
+            </a:graphic>
+          </wp:inline>
+        </w:drawing>
+      </w:r>
+    </w:p>
+    <w:p>
+      <w:pPr>
+        <w:pStyle w:val="NormalWeb"/>
+        <w:numPr>
+          <w:ilvl w:val="0"/>
+          <w:numId w:val="24"/>
+        </w:numPr>
+        <w:jc w:val="both"/>
+        <w:rPr>
+          <w:lang w:val="es-AR"/>
+        </w:rPr>
+      </w:pPr>
+      <w:r>
+        <w:rPr>
+          <w:rStyle w:val="citation-132"/>
+          <w:b/>
+          <w:bCs/>
+          <w:lang w:val="es-AR"/>
+        </w:rPr>
+        <w:lastRenderedPageBreak/>
+        <w:t>Velocidades y alcance:</w:t>
+      </w:r>
+      <w:r>
+        <w:rPr>
+          <w:rStyle w:val="citation-132"/>
+          <w:lang w:val="es-AR"/>
+        </w:rPr>
+        <w:t xml:space="preserve"> Ofrece velocidades de 41.5 Kbps a 8 Mbps en bajada y de 16 Kbps a 1 Mbps en subida en un par de cobre</w:t>
+      </w:r>
+      <w:r>
+        <w:rPr>
+          <w:lang w:val="es-AR"/>
+        </w:rPr>
+        <w:t xml:space="preserve">. </w:t>
+      </w:r>
+      <w:r>
+        <w:rPr>
+          <w:rStyle w:val="citation-131"/>
+          <w:lang w:val="es-AR"/>
+        </w:rPr>
+        <w:t>Puede alcanzar hasta 3 km, con un máximo de 5.5 km en función de la calidad del cable</w:t>
+      </w:r>
+      <w:r>
+        <w:rPr>
+          <w:lang w:val="es-AR"/>
+        </w:rPr>
+        <w:t>.</w:t>
+      </w:r>
+    </w:p>
+    <w:p>
+      <w:pPr>
+        <w:pStyle w:val="Ttulo4"/>
+      </w:pPr>
+      <w:r>
+        <w:t>Otras variantes de xDSL:</w:t>
+      </w:r>
+    </w:p>
+    <w:p>
+      <w:pPr>
+        <w:pStyle w:val="NormalWeb"/>
+        <w:numPr>
+          <w:ilvl w:val="0"/>
+          <w:numId w:val="25"/>
+        </w:numPr>
+        <w:rPr>
+          <w:lang w:val="es-AR"/>
+        </w:rPr>
+      </w:pPr>
+      <w:r>
+        <w:rPr>
+          <w:rStyle w:val="citation-130"/>
+          <w:b/>
+          <w:bCs/>
+          <w:lang w:val="es-AR"/>
+        </w:rPr>
+        <w:t>HDSL (High bit-</w:t>
+      </w:r>
+      <w:proofErr w:type="spellStart"/>
+      <w:r>
+        <w:rPr>
+          <w:rStyle w:val="citation-130"/>
+          <w:b/>
+          <w:bCs/>
+          <w:lang w:val="es-AR"/>
+        </w:rPr>
+        <w:t>rate</w:t>
+      </w:r>
+      <w:proofErr w:type="spellEnd"/>
+      <w:r>
+        <w:rPr>
+          <w:rStyle w:val="citation-130"/>
+          <w:b/>
+          <w:bCs/>
+          <w:lang w:val="es-AR"/>
+        </w:rPr>
+        <w:t xml:space="preserve"> Digital </w:t>
+      </w:r>
+      <w:proofErr w:type="spellStart"/>
+      <w:r>
+        <w:rPr>
+          <w:rStyle w:val="citation-130"/>
+          <w:b/>
+          <w:bCs/>
+          <w:lang w:val="es-AR"/>
+        </w:rPr>
+        <w:t>Subscriber</w:t>
+      </w:r>
+      <w:proofErr w:type="spellEnd"/>
+      <w:r>
+        <w:rPr>
+          <w:rStyle w:val="citation-130"/>
+          <w:b/>
+          <w:bCs/>
+          <w:lang w:val="es-AR"/>
+        </w:rPr>
+        <w:t xml:space="preserve"> Line):</w:t>
+      </w:r>
+      <w:r>
+        <w:rPr>
+          <w:rStyle w:val="citation-130"/>
+          <w:lang w:val="es-AR"/>
+        </w:rPr>
+        <w:t xml:space="preserve"> Diseñada para ofrecer una transmisión más eficiente que el enlace E1/T1</w:t>
+      </w:r>
+      <w:r>
+        <w:rPr>
+          <w:lang w:val="es-AR"/>
+        </w:rPr>
+        <w:t xml:space="preserve">. </w:t>
+      </w:r>
+      <w:r>
+        <w:rPr>
+          <w:rStyle w:val="citation-129"/>
+          <w:lang w:val="es-AR"/>
+        </w:rPr>
+        <w:t xml:space="preserve">Es una tecnología </w:t>
+      </w:r>
+      <w:proofErr w:type="gramStart"/>
+      <w:r>
+        <w:rPr>
+          <w:lang w:val="es-AR"/>
+        </w:rPr>
+        <w:t>s</w:t>
+      </w:r>
+      <w:r>
+        <w:rPr>
+          <w:rStyle w:val="citation-129"/>
+          <w:lang w:val="es-AR"/>
+        </w:rPr>
+        <w:t xml:space="preserve">imétrica </w:t>
+      </w:r>
+      <w:r>
+        <w:rPr>
+          <w:rStyle w:val="citation-128"/>
+          <w:lang w:val="es-AR"/>
+        </w:rPr>
+        <w:t>,</w:t>
+      </w:r>
+      <w:proofErr w:type="gramEnd"/>
+      <w:r>
+        <w:rPr>
+          <w:rStyle w:val="citation-128"/>
+          <w:lang w:val="es-AR"/>
+        </w:rPr>
+        <w:t xml:space="preserve"> usa dos pares de cobre y puede alcanzar velocidades de hasta 2 Mbps a través de 2 pares</w:t>
+      </w:r>
+      <w:r>
+        <w:rPr>
+          <w:lang w:val="es-AR"/>
+        </w:rPr>
+        <w:t>.</w:t>
+      </w:r>
+    </w:p>
+    <w:p>
+      <w:pPr>
+        <w:pStyle w:val="NormalWeb"/>
+        <w:numPr>
+          <w:ilvl w:val="0"/>
+          <w:numId w:val="25"/>
+        </w:numPr>
+      </w:pPr>
+      <w:r>
+        <w:rPr>
+          <w:rStyle w:val="citation-127"/>
+          <w:b/>
+          <w:bCs/>
+          <w:lang w:val="es-AR"/>
+        </w:rPr>
+        <w:t>SDSL (Single-</w:t>
+      </w:r>
+      <w:proofErr w:type="spellStart"/>
+      <w:r>
+        <w:rPr>
+          <w:rStyle w:val="citation-127"/>
+          <w:b/>
+          <w:bCs/>
+          <w:lang w:val="es-AR"/>
+        </w:rPr>
+        <w:t>pair</w:t>
+      </w:r>
+      <w:proofErr w:type="spellEnd"/>
+      <w:r>
+        <w:rPr>
+          <w:rStyle w:val="citation-127"/>
+          <w:b/>
+          <w:bCs/>
+          <w:lang w:val="es-AR"/>
+        </w:rPr>
+        <w:t xml:space="preserve"> Digital </w:t>
+      </w:r>
+      <w:proofErr w:type="spellStart"/>
+      <w:r>
+        <w:rPr>
+          <w:rStyle w:val="citation-127"/>
+          <w:b/>
+          <w:bCs/>
+          <w:lang w:val="es-AR"/>
+        </w:rPr>
+        <w:t>Subscriber</w:t>
+      </w:r>
+      <w:proofErr w:type="spellEnd"/>
+      <w:r>
+        <w:rPr>
+          <w:rStyle w:val="citation-127"/>
+          <w:b/>
+          <w:bCs/>
+          <w:lang w:val="es-AR"/>
+        </w:rPr>
+        <w:t xml:space="preserve"> Line):</w:t>
+      </w:r>
+      <w:r>
+        <w:rPr>
+          <w:rStyle w:val="citation-127"/>
+          <w:lang w:val="es-AR"/>
+        </w:rPr>
+        <w:t xml:space="preserve"> Desarrollada para usar un solo par de cobre, a diferencia de HDSL</w:t>
+      </w:r>
+      <w:r>
+        <w:rPr>
+          <w:lang w:val="es-AR"/>
+        </w:rPr>
+        <w:t xml:space="preserve">. </w:t>
+      </w:r>
+      <w:r>
+        <w:rPr>
+          <w:rStyle w:val="citation-126"/>
+        </w:rPr>
+        <w:t xml:space="preserve">Es </w:t>
+      </w:r>
+      <w:proofErr w:type="spellStart"/>
+      <w:r>
+        <w:rPr>
+          <w:rStyle w:val="citation-126"/>
+        </w:rPr>
+        <w:t>también</w:t>
+      </w:r>
+      <w:proofErr w:type="spellEnd"/>
+      <w:r>
+        <w:rPr>
+          <w:rStyle w:val="citation-126"/>
+        </w:rPr>
+        <w:t xml:space="preserve"> </w:t>
+      </w:r>
+      <w:proofErr w:type="spellStart"/>
+      <w:r>
+        <w:rPr>
+          <w:rStyle w:val="citation-126"/>
+          <w:b/>
+          <w:bCs/>
+        </w:rPr>
+        <w:t>simétrica</w:t>
+      </w:r>
+      <w:proofErr w:type="spellEnd"/>
+      <w:r>
+        <w:t>.</w:t>
+      </w:r>
+    </w:p>
+    <w:p>
+      <w:pPr>
+        <w:pStyle w:val="NormalWeb"/>
+        <w:numPr>
+          <w:ilvl w:val="0"/>
+          <w:numId w:val="25"/>
+        </w:numPr>
+        <w:rPr>
+          <w:lang w:val="es-AR"/>
+        </w:rPr>
+      </w:pPr>
+      <w:r>
+        <w:rPr>
+          <w:rStyle w:val="citation-125"/>
+          <w:rFonts w:eastAsiaTheme="majorEastAsia"/>
+          <w:b/>
+          <w:bCs/>
+          <w:lang w:val="es-AR"/>
+        </w:rPr>
+        <w:t>VDSL (</w:t>
+      </w:r>
+      <w:proofErr w:type="spellStart"/>
+      <w:r>
+        <w:rPr>
+          <w:rStyle w:val="citation-125"/>
+          <w:rFonts w:eastAsiaTheme="majorEastAsia"/>
+          <w:b/>
+          <w:bCs/>
+          <w:lang w:val="es-AR"/>
+        </w:rPr>
+        <w:t>Very</w:t>
+      </w:r>
+      <w:proofErr w:type="spellEnd"/>
+      <w:r>
+        <w:rPr>
+          <w:rStyle w:val="citation-125"/>
+          <w:rFonts w:eastAsiaTheme="majorEastAsia"/>
+          <w:b/>
+          <w:bCs/>
+          <w:lang w:val="es-AR"/>
+        </w:rPr>
+        <w:t xml:space="preserve"> High Bit-</w:t>
+      </w:r>
+      <w:proofErr w:type="spellStart"/>
+      <w:r>
+        <w:rPr>
+          <w:rStyle w:val="citation-125"/>
+          <w:rFonts w:eastAsiaTheme="majorEastAsia"/>
+          <w:b/>
+          <w:bCs/>
+          <w:lang w:val="es-AR"/>
+        </w:rPr>
+        <w:t>rate</w:t>
+      </w:r>
+      <w:proofErr w:type="spellEnd"/>
+      <w:r>
+        <w:rPr>
+          <w:rStyle w:val="citation-125"/>
+          <w:rFonts w:eastAsiaTheme="majorEastAsia"/>
+          <w:b/>
+          <w:bCs/>
+          <w:lang w:val="es-AR"/>
+        </w:rPr>
+        <w:t xml:space="preserve"> DSL):</w:t>
+      </w:r>
+      <w:r>
+        <w:rPr>
+          <w:rStyle w:val="citation-125"/>
+          <w:rFonts w:eastAsiaTheme="majorEastAsia"/>
+          <w:lang w:val="es-AR"/>
+        </w:rPr>
+        <w:t xml:space="preserve"> Ofrece velocidades muy altas a distancias cortas</w:t>
+      </w:r>
+      <w:r>
+        <w:rPr>
+          <w:lang w:val="es-AR"/>
+        </w:rPr>
+        <w:t xml:space="preserve">. </w:t>
+      </w:r>
+      <w:r>
+        <w:rPr>
+          <w:rStyle w:val="citation-124"/>
+          <w:lang w:val="es-AR"/>
+        </w:rPr>
+        <w:t xml:space="preserve">Es una tecnología </w:t>
+      </w:r>
+      <w:r>
+        <w:rPr>
+          <w:rStyle w:val="citation-124"/>
+          <w:b/>
+          <w:bCs/>
+          <w:lang w:val="es-AR"/>
+        </w:rPr>
+        <w:t>asimétrica</w:t>
+      </w:r>
+      <w:r>
+        <w:rPr>
+          <w:rStyle w:val="citation-124"/>
+          <w:lang w:val="es-AR"/>
+        </w:rPr>
+        <w:t xml:space="preserve"> </w:t>
+      </w:r>
+      <w:r>
+        <w:rPr>
+          <w:rStyle w:val="citation-123"/>
+          <w:lang w:val="es-AR"/>
+        </w:rPr>
+        <w:t xml:space="preserve">que se utiliza a menudo en conjunto con </w:t>
+      </w:r>
+      <w:r>
+        <w:rPr>
+          <w:rStyle w:val="citation-123"/>
+          <w:b/>
+          <w:bCs/>
+          <w:lang w:val="es-AR"/>
+        </w:rPr>
+        <w:t>FTTC</w:t>
+      </w:r>
+      <w:r>
+        <w:rPr>
+          <w:rStyle w:val="citation-123"/>
+          <w:lang w:val="es-AR"/>
+        </w:rPr>
+        <w:t xml:space="preserve"> (</w:t>
+      </w:r>
+      <w:proofErr w:type="spellStart"/>
+      <w:r>
+        <w:rPr>
+          <w:rStyle w:val="citation-123"/>
+          <w:lang w:val="es-AR"/>
+        </w:rPr>
+        <w:t>Fiber</w:t>
+      </w:r>
+      <w:proofErr w:type="spellEnd"/>
+      <w:r>
+        <w:rPr>
+          <w:rStyle w:val="citation-123"/>
+          <w:lang w:val="es-AR"/>
+        </w:rPr>
+        <w:t xml:space="preserve"> </w:t>
+      </w:r>
+      <w:proofErr w:type="spellStart"/>
+      <w:r>
+        <w:rPr>
+          <w:rStyle w:val="citation-123"/>
+          <w:lang w:val="es-AR"/>
+        </w:rPr>
+        <w:t>to</w:t>
+      </w:r>
+      <w:proofErr w:type="spellEnd"/>
+      <w:r>
+        <w:rPr>
+          <w:rStyle w:val="citation-123"/>
+          <w:lang w:val="es-AR"/>
+        </w:rPr>
+        <w:t xml:space="preserve"> </w:t>
+      </w:r>
+      <w:proofErr w:type="spellStart"/>
+      <w:r>
+        <w:rPr>
+          <w:rStyle w:val="citation-123"/>
+          <w:lang w:val="es-AR"/>
+        </w:rPr>
+        <w:t>the</w:t>
+      </w:r>
+      <w:proofErr w:type="spellEnd"/>
+      <w:r>
+        <w:rPr>
+          <w:rStyle w:val="citation-123"/>
+          <w:lang w:val="es-AR"/>
+        </w:rPr>
+        <w:t xml:space="preserve"> </w:t>
+      </w:r>
+      <w:proofErr w:type="spellStart"/>
+      <w:r>
+        <w:rPr>
+          <w:rStyle w:val="citation-123"/>
+          <w:lang w:val="es-AR"/>
+        </w:rPr>
+        <w:t>Cabinet</w:t>
+      </w:r>
+      <w:proofErr w:type="spellEnd"/>
+      <w:r>
+        <w:rPr>
+          <w:rStyle w:val="citation-123"/>
+          <w:lang w:val="es-AR"/>
+        </w:rPr>
+        <w:t>)</w:t>
+      </w:r>
+      <w:r>
+        <w:rPr>
+          <w:lang w:val="es-AR"/>
+        </w:rPr>
+        <w:t xml:space="preserve">. </w:t>
+      </w:r>
+      <w:r>
+        <w:rPr>
+          <w:rStyle w:val="citation-122"/>
+          <w:lang w:val="es-AR"/>
+        </w:rPr>
+        <w:t>Las velocidades pueden ser de 413 Kbps a 52 Mbps en bajada y de 1.5 a 13 Mbps en subida</w:t>
+      </w:r>
+      <w:r>
+        <w:rPr>
+          <w:lang w:val="es-AR"/>
+        </w:rPr>
+        <w:t>.</w:t>
+      </w:r>
+    </w:p>
+    <w:p>
+      <w:pPr>
+        <w:pStyle w:val="NormalWeb"/>
+        <w:numPr>
+          <w:ilvl w:val="0"/>
+          <w:numId w:val="25"/>
+        </w:numPr>
+      </w:pPr>
+      <w:proofErr w:type="gramStart"/>
+      <w:r>
+        <w:rPr>
+          <w:rStyle w:val="citation-121"/>
+          <w:b/>
+          <w:bCs/>
+          <w:lang w:val="es-AR"/>
+        </w:rPr>
+        <w:t>G.SHDSL</w:t>
+      </w:r>
+      <w:proofErr w:type="gramEnd"/>
+      <w:r>
+        <w:rPr>
+          <w:rStyle w:val="citation-121"/>
+          <w:b/>
+          <w:bCs/>
+          <w:lang w:val="es-AR"/>
+        </w:rPr>
+        <w:t xml:space="preserve"> (Single-</w:t>
+      </w:r>
+      <w:proofErr w:type="spellStart"/>
+      <w:r>
+        <w:rPr>
+          <w:rStyle w:val="citation-121"/>
+          <w:b/>
+          <w:bCs/>
+          <w:lang w:val="es-AR"/>
+        </w:rPr>
+        <w:t>pair</w:t>
+      </w:r>
+      <w:proofErr w:type="spellEnd"/>
+      <w:r>
+        <w:rPr>
+          <w:rStyle w:val="citation-121"/>
+          <w:b/>
+          <w:bCs/>
+          <w:lang w:val="es-AR"/>
+        </w:rPr>
+        <w:t xml:space="preserve"> High-</w:t>
+      </w:r>
+      <w:proofErr w:type="spellStart"/>
+      <w:r>
+        <w:rPr>
+          <w:rStyle w:val="citation-121"/>
+          <w:b/>
+          <w:bCs/>
+          <w:lang w:val="es-AR"/>
+        </w:rPr>
+        <w:t>speed</w:t>
+      </w:r>
+      <w:proofErr w:type="spellEnd"/>
+      <w:r>
+        <w:rPr>
+          <w:rStyle w:val="citation-121"/>
+          <w:b/>
+          <w:bCs/>
+          <w:lang w:val="es-AR"/>
+        </w:rPr>
+        <w:t xml:space="preserve"> Digital </w:t>
+      </w:r>
+      <w:proofErr w:type="spellStart"/>
+      <w:r>
+        <w:rPr>
+          <w:rStyle w:val="citation-121"/>
+          <w:b/>
+          <w:bCs/>
+          <w:lang w:val="es-AR"/>
+        </w:rPr>
+        <w:t>Subscriber</w:t>
+      </w:r>
+      <w:proofErr w:type="spellEnd"/>
+      <w:r>
+        <w:rPr>
+          <w:rStyle w:val="citation-121"/>
+          <w:b/>
+          <w:bCs/>
+          <w:lang w:val="es-AR"/>
+        </w:rPr>
+        <w:t xml:space="preserve"> Line):</w:t>
+      </w:r>
+      <w:r>
+        <w:rPr>
+          <w:rStyle w:val="citation-121"/>
+          <w:lang w:val="es-AR"/>
+        </w:rPr>
+        <w:t xml:space="preserve"> Un estándar internacional que transmite datos de forma </w:t>
+      </w:r>
+      <w:r>
+        <w:rPr>
+          <w:rStyle w:val="citation-121"/>
+          <w:b/>
+          <w:bCs/>
+          <w:lang w:val="es-AR"/>
+        </w:rPr>
+        <w:t>simétrica</w:t>
+      </w:r>
+      <w:r>
+        <w:rPr>
+          <w:rStyle w:val="citation-121"/>
+          <w:lang w:val="es-AR"/>
+        </w:rPr>
+        <w:t xml:space="preserve"> hasta 2.3 Mbps sobre un par o 4.6 Mbps sobre dos pares</w:t>
+      </w:r>
+      <w:r>
+        <w:rPr>
+          <w:lang w:val="es-AR"/>
+        </w:rPr>
+        <w:t xml:space="preserve">. </w:t>
+      </w:r>
+      <w:proofErr w:type="spellStart"/>
+      <w:r>
+        <w:rPr>
+          <w:rStyle w:val="citation-120"/>
+        </w:rPr>
+        <w:t>Puede</w:t>
+      </w:r>
+      <w:proofErr w:type="spellEnd"/>
+      <w:r>
+        <w:rPr>
+          <w:rStyle w:val="citation-120"/>
+        </w:rPr>
+        <w:t xml:space="preserve"> </w:t>
+      </w:r>
+      <w:proofErr w:type="spellStart"/>
+      <w:r>
+        <w:rPr>
+          <w:rStyle w:val="citation-120"/>
+        </w:rPr>
+        <w:t>alcanzar</w:t>
+      </w:r>
+      <w:proofErr w:type="spellEnd"/>
+      <w:r>
+        <w:rPr>
+          <w:rStyle w:val="citation-120"/>
+        </w:rPr>
+        <w:t xml:space="preserve"> </w:t>
+      </w:r>
+      <w:proofErr w:type="spellStart"/>
+      <w:r>
+        <w:rPr>
+          <w:rStyle w:val="citation-120"/>
+        </w:rPr>
+        <w:t>distancias</w:t>
+      </w:r>
+      <w:proofErr w:type="spellEnd"/>
+      <w:r>
+        <w:rPr>
+          <w:rStyle w:val="citation-120"/>
+        </w:rPr>
+        <w:t xml:space="preserve"> de hasta 3.9 Km</w:t>
+      </w:r>
+      <w:r>
+        <w:t>.</w:t>
+      </w:r>
+    </w:p>
+    <w:p>
+      <w:pPr>
+        <w:pStyle w:val="Ttulo3"/>
+        <w:rPr>
+          <w:lang w:val="es-AR"/>
+        </w:rPr>
+      </w:pPr>
+      <w:r>
+        <w:t>Redes de Acceso por Fibra Óptica (</w:t>
+      </w:r>
+      <w:proofErr w:type="spellStart"/>
+      <w:r>
+        <w:t>FTTx</w:t>
+      </w:r>
+      <w:proofErr w:type="spellEnd"/>
+      <w:r>
+        <w:t>)</w:t>
+      </w:r>
+    </w:p>
+    <w:p>
+      <w:pPr>
+        <w:pStyle w:val="NormalWeb"/>
+        <w:rPr>
+          <w:lang w:val="es-AR"/>
+        </w:rPr>
+      </w:pPr>
+      <w:r>
+        <w:rPr>
+          <w:rStyle w:val="citation-119"/>
+          <w:lang w:val="es-AR"/>
+        </w:rPr>
+        <w:t>Esta tecnología se utiliza para superar las limitaciones del cobre</w:t>
+      </w:r>
+      <w:r>
+        <w:rPr>
+          <w:lang w:val="es-AR"/>
+        </w:rPr>
+        <w:t xml:space="preserve">. </w:t>
+      </w:r>
+      <w:r>
+        <w:rPr>
+          <w:rStyle w:val="citation-118"/>
+          <w:rFonts w:eastAsiaTheme="majorEastAsia"/>
+          <w:lang w:val="es-AR"/>
+        </w:rPr>
+        <w:t xml:space="preserve">El término </w:t>
+      </w:r>
+      <w:proofErr w:type="spellStart"/>
+      <w:r>
+        <w:rPr>
+          <w:rStyle w:val="citation-118"/>
+          <w:rFonts w:eastAsiaTheme="majorEastAsia"/>
+          <w:lang w:val="es-AR"/>
+        </w:rPr>
+        <w:t>FTTx</w:t>
+      </w:r>
+      <w:proofErr w:type="spellEnd"/>
+      <w:r>
+        <w:rPr>
+          <w:rStyle w:val="citation-118"/>
+          <w:rFonts w:eastAsiaTheme="majorEastAsia"/>
+          <w:lang w:val="es-AR"/>
+        </w:rPr>
+        <w:t xml:space="preserve"> es un concepto genérico que indica que la fibra óptica se instala cerca del hogar o la oficina</w:t>
+      </w:r>
+      <w:r>
+        <w:rPr>
+          <w:lang w:val="es-AR"/>
+        </w:rPr>
+        <w:t>.</w:t>
+      </w:r>
+    </w:p>
+    <w:p>
+      <w:pPr>
+        <w:pStyle w:val="NormalWeb"/>
+        <w:numPr>
+          <w:ilvl w:val="0"/>
+          <w:numId w:val="26"/>
+        </w:numPr>
+        <w:rPr>
+          <w:lang w:val="es-AR"/>
+        </w:rPr>
+      </w:pPr>
+      <w:r>
+        <w:rPr>
+          <w:rStyle w:val="citation-117"/>
+          <w:b/>
+          <w:bCs/>
+          <w:lang w:val="es-AR"/>
+        </w:rPr>
+        <w:t>FTTH (</w:t>
+      </w:r>
+      <w:proofErr w:type="spellStart"/>
+      <w:r>
+        <w:rPr>
+          <w:rStyle w:val="citation-117"/>
+          <w:b/>
+          <w:bCs/>
+          <w:lang w:val="es-AR"/>
+        </w:rPr>
+        <w:t>Fiber</w:t>
+      </w:r>
+      <w:proofErr w:type="spellEnd"/>
+      <w:r>
+        <w:rPr>
+          <w:rStyle w:val="citation-117"/>
+          <w:b/>
+          <w:bCs/>
+          <w:lang w:val="es-AR"/>
+        </w:rPr>
+        <w:t xml:space="preserve"> </w:t>
+      </w:r>
+      <w:proofErr w:type="spellStart"/>
+      <w:r>
+        <w:rPr>
+          <w:rStyle w:val="citation-117"/>
+          <w:b/>
+          <w:bCs/>
+          <w:lang w:val="es-AR"/>
+        </w:rPr>
+        <w:t>to</w:t>
+      </w:r>
+      <w:proofErr w:type="spellEnd"/>
+      <w:r>
+        <w:rPr>
+          <w:rStyle w:val="citation-117"/>
+          <w:b/>
+          <w:bCs/>
+          <w:lang w:val="es-AR"/>
+        </w:rPr>
+        <w:t xml:space="preserve"> </w:t>
+      </w:r>
+      <w:proofErr w:type="spellStart"/>
+      <w:r>
+        <w:rPr>
+          <w:rStyle w:val="citation-117"/>
+          <w:b/>
+          <w:bCs/>
+          <w:lang w:val="es-AR"/>
+        </w:rPr>
+        <w:t>the</w:t>
+      </w:r>
+      <w:proofErr w:type="spellEnd"/>
+      <w:r>
+        <w:rPr>
+          <w:rStyle w:val="citation-117"/>
+          <w:b/>
+          <w:bCs/>
+          <w:lang w:val="es-AR"/>
+        </w:rPr>
+        <w:t xml:space="preserve"> Home):</w:t>
+      </w:r>
+      <w:r>
+        <w:rPr>
+          <w:rStyle w:val="citation-117"/>
+          <w:lang w:val="es-AR"/>
+        </w:rPr>
+        <w:t xml:space="preserve"> La fibra óptica llega directamente al interior de la casa del abonado</w:t>
+      </w:r>
+      <w:r>
+        <w:rPr>
+          <w:lang w:val="es-AR"/>
+        </w:rPr>
+        <w:t xml:space="preserve">. </w:t>
+      </w:r>
+      <w:r>
+        <w:rPr>
+          <w:rStyle w:val="citation-116"/>
+          <w:lang w:val="es-AR"/>
+        </w:rPr>
+        <w:t>Es una de las tecnologías que ofrece velocidades de acceso a Internet de hasta 300 Mbps o más</w:t>
+      </w:r>
+      <w:r>
+        <w:rPr>
+          <w:lang w:val="es-AR"/>
+        </w:rPr>
+        <w:t>.</w:t>
+      </w:r>
+    </w:p>
+    <w:p>
+      <w:pPr>
+        <w:pStyle w:val="NormalWeb"/>
+        <w:numPr>
+          <w:ilvl w:val="0"/>
+          <w:numId w:val="26"/>
+        </w:numPr>
+        <w:rPr>
+          <w:lang w:val="es-AR"/>
+        </w:rPr>
+      </w:pPr>
+      <w:r>
+        <w:rPr>
+          <w:rStyle w:val="citation-115"/>
+          <w:b/>
+          <w:bCs/>
+          <w:lang w:val="es-AR"/>
+        </w:rPr>
+        <w:t>FTTB (</w:t>
+      </w:r>
+      <w:proofErr w:type="spellStart"/>
+      <w:r>
+        <w:rPr>
+          <w:rStyle w:val="citation-115"/>
+          <w:b/>
+          <w:bCs/>
+          <w:lang w:val="es-AR"/>
+        </w:rPr>
+        <w:t>Fiber</w:t>
+      </w:r>
+      <w:proofErr w:type="spellEnd"/>
+      <w:r>
+        <w:rPr>
+          <w:rStyle w:val="citation-115"/>
+          <w:b/>
+          <w:bCs/>
+          <w:lang w:val="es-AR"/>
+        </w:rPr>
+        <w:t xml:space="preserve"> </w:t>
+      </w:r>
+      <w:proofErr w:type="spellStart"/>
+      <w:r>
+        <w:rPr>
+          <w:rStyle w:val="citation-115"/>
+          <w:b/>
+          <w:bCs/>
+          <w:lang w:val="es-AR"/>
+        </w:rPr>
+        <w:t>to</w:t>
+      </w:r>
+      <w:proofErr w:type="spellEnd"/>
+      <w:r>
+        <w:rPr>
+          <w:rStyle w:val="citation-115"/>
+          <w:b/>
+          <w:bCs/>
+          <w:lang w:val="es-AR"/>
+        </w:rPr>
+        <w:t xml:space="preserve"> </w:t>
+      </w:r>
+      <w:proofErr w:type="spellStart"/>
+      <w:r>
+        <w:rPr>
+          <w:rStyle w:val="citation-115"/>
+          <w:b/>
+          <w:bCs/>
+          <w:lang w:val="es-AR"/>
+        </w:rPr>
+        <w:t>the</w:t>
+      </w:r>
+      <w:proofErr w:type="spellEnd"/>
+      <w:r>
+        <w:rPr>
+          <w:rStyle w:val="citation-115"/>
+          <w:b/>
+          <w:bCs/>
+          <w:lang w:val="es-AR"/>
+        </w:rPr>
+        <w:t xml:space="preserve"> </w:t>
+      </w:r>
+      <w:proofErr w:type="spellStart"/>
+      <w:r>
+        <w:rPr>
+          <w:rStyle w:val="citation-115"/>
+          <w:b/>
+          <w:bCs/>
+          <w:lang w:val="es-AR"/>
+        </w:rPr>
+        <w:t>Building</w:t>
+      </w:r>
+      <w:proofErr w:type="spellEnd"/>
+      <w:r>
+        <w:rPr>
+          <w:rStyle w:val="citation-115"/>
+          <w:b/>
+          <w:bCs/>
+          <w:lang w:val="es-AR"/>
+        </w:rPr>
+        <w:t>):</w:t>
+      </w:r>
+      <w:r>
+        <w:rPr>
+          <w:rStyle w:val="citation-115"/>
+          <w:lang w:val="es-AR"/>
+        </w:rPr>
+        <w:t xml:space="preserve"> La fibra óptica termina en un punto de distribución dentro o cerca del edificio</w:t>
+      </w:r>
+      <w:r>
+        <w:rPr>
+          <w:lang w:val="es-AR"/>
+        </w:rPr>
+        <w:t xml:space="preserve">. </w:t>
+      </w:r>
+      <w:r>
+        <w:rPr>
+          <w:rStyle w:val="citation-114"/>
+          <w:lang w:val="es-AR"/>
+        </w:rPr>
+        <w:t xml:space="preserve">Desde este punto, la conexión final al usuario se realiza a través de tecnologías como </w:t>
+      </w:r>
+      <w:r>
+        <w:rPr>
+          <w:rStyle w:val="citation-114"/>
+          <w:b/>
+          <w:bCs/>
+          <w:lang w:val="es-AR"/>
+        </w:rPr>
+        <w:t>VDSL2</w:t>
+      </w:r>
+      <w:r>
+        <w:rPr>
+          <w:rStyle w:val="citation-114"/>
+          <w:lang w:val="es-AR"/>
+        </w:rPr>
+        <w:t xml:space="preserve"> sobre par de cobre o </w:t>
+      </w:r>
+      <w:r>
+        <w:rPr>
+          <w:rStyle w:val="citation-114"/>
+          <w:b/>
+          <w:bCs/>
+          <w:lang w:val="es-AR"/>
+        </w:rPr>
+        <w:t>Gigabit Ethernet</w:t>
+      </w:r>
+      <w:r>
+        <w:rPr>
+          <w:rStyle w:val="citation-114"/>
+          <w:lang w:val="es-AR"/>
+        </w:rPr>
+        <w:t xml:space="preserve"> sobre par trenzado</w:t>
+      </w:r>
+      <w:r>
+        <w:rPr>
+          <w:lang w:val="es-AR"/>
+        </w:rPr>
+        <w:t>.</w:t>
+      </w:r>
+    </w:p>
+    <w:p>
+      <w:pPr>
+        <w:pStyle w:val="NormalWeb"/>
+        <w:numPr>
+          <w:ilvl w:val="0"/>
+          <w:numId w:val="26"/>
+        </w:numPr>
+        <w:rPr>
+          <w:lang w:val="es-AR"/>
+        </w:rPr>
+      </w:pPr>
+      <w:r>
+        <w:rPr>
+          <w:rStyle w:val="citation-113"/>
+          <w:rFonts w:eastAsiaTheme="majorEastAsia"/>
+          <w:b/>
+          <w:bCs/>
+          <w:lang w:val="es-AR"/>
+        </w:rPr>
+        <w:t>FTTC (</w:t>
+      </w:r>
+      <w:proofErr w:type="spellStart"/>
+      <w:r>
+        <w:rPr>
+          <w:rStyle w:val="citation-113"/>
+          <w:rFonts w:eastAsiaTheme="majorEastAsia"/>
+          <w:b/>
+          <w:bCs/>
+          <w:lang w:val="es-AR"/>
+        </w:rPr>
+        <w:t>Fiber</w:t>
+      </w:r>
+      <w:proofErr w:type="spellEnd"/>
+      <w:r>
+        <w:rPr>
+          <w:rStyle w:val="citation-113"/>
+          <w:rFonts w:eastAsiaTheme="majorEastAsia"/>
+          <w:b/>
+          <w:bCs/>
+          <w:lang w:val="es-AR"/>
+        </w:rPr>
+        <w:t xml:space="preserve"> </w:t>
+      </w:r>
+      <w:proofErr w:type="spellStart"/>
+      <w:r>
+        <w:rPr>
+          <w:rStyle w:val="citation-113"/>
+          <w:rFonts w:eastAsiaTheme="majorEastAsia"/>
+          <w:b/>
+          <w:bCs/>
+          <w:lang w:val="es-AR"/>
+        </w:rPr>
+        <w:t>to</w:t>
+      </w:r>
+      <w:proofErr w:type="spellEnd"/>
+      <w:r>
+        <w:rPr>
+          <w:rStyle w:val="citation-113"/>
+          <w:rFonts w:eastAsiaTheme="majorEastAsia"/>
+          <w:b/>
+          <w:bCs/>
+          <w:lang w:val="es-AR"/>
+        </w:rPr>
+        <w:t xml:space="preserve"> </w:t>
+      </w:r>
+      <w:proofErr w:type="spellStart"/>
+      <w:r>
+        <w:rPr>
+          <w:rStyle w:val="citation-113"/>
+          <w:rFonts w:eastAsiaTheme="majorEastAsia"/>
+          <w:b/>
+          <w:bCs/>
+          <w:lang w:val="es-AR"/>
+        </w:rPr>
+        <w:t>the</w:t>
+      </w:r>
+      <w:proofErr w:type="spellEnd"/>
+      <w:r>
+        <w:rPr>
+          <w:rStyle w:val="citation-113"/>
+          <w:rFonts w:eastAsiaTheme="majorEastAsia"/>
+          <w:b/>
+          <w:bCs/>
+          <w:lang w:val="es-AR"/>
+        </w:rPr>
+        <w:t xml:space="preserve"> </w:t>
+      </w:r>
+      <w:proofErr w:type="spellStart"/>
+      <w:r>
+        <w:rPr>
+          <w:rStyle w:val="citation-113"/>
+          <w:rFonts w:eastAsiaTheme="majorEastAsia"/>
+          <w:b/>
+          <w:bCs/>
+          <w:lang w:val="es-AR"/>
+        </w:rPr>
+        <w:t>Curb</w:t>
+      </w:r>
+      <w:proofErr w:type="spellEnd"/>
+      <w:r>
+        <w:rPr>
+          <w:rStyle w:val="citation-113"/>
+          <w:rFonts w:eastAsiaTheme="majorEastAsia"/>
+          <w:b/>
+          <w:bCs/>
+          <w:lang w:val="es-AR"/>
+        </w:rPr>
+        <w:t>) y FTTN (</w:t>
+      </w:r>
+      <w:proofErr w:type="spellStart"/>
+      <w:r>
+        <w:rPr>
+          <w:rStyle w:val="citation-113"/>
+          <w:rFonts w:eastAsiaTheme="majorEastAsia"/>
+          <w:b/>
+          <w:bCs/>
+          <w:lang w:val="es-AR"/>
+        </w:rPr>
+        <w:t>Fiber</w:t>
+      </w:r>
+      <w:proofErr w:type="spellEnd"/>
+      <w:r>
+        <w:rPr>
+          <w:rStyle w:val="citation-113"/>
+          <w:rFonts w:eastAsiaTheme="majorEastAsia"/>
+          <w:b/>
+          <w:bCs/>
+          <w:lang w:val="es-AR"/>
+        </w:rPr>
+        <w:t xml:space="preserve"> </w:t>
+      </w:r>
+      <w:proofErr w:type="spellStart"/>
+      <w:r>
+        <w:rPr>
+          <w:rStyle w:val="citation-113"/>
+          <w:rFonts w:eastAsiaTheme="majorEastAsia"/>
+          <w:b/>
+          <w:bCs/>
+          <w:lang w:val="es-AR"/>
+        </w:rPr>
+        <w:t>to</w:t>
+      </w:r>
+      <w:proofErr w:type="spellEnd"/>
+      <w:r>
+        <w:rPr>
+          <w:rStyle w:val="citation-113"/>
+          <w:rFonts w:eastAsiaTheme="majorEastAsia"/>
+          <w:b/>
+          <w:bCs/>
+          <w:lang w:val="es-AR"/>
+        </w:rPr>
+        <w:t xml:space="preserve"> </w:t>
+      </w:r>
+      <w:proofErr w:type="spellStart"/>
+      <w:r>
+        <w:rPr>
+          <w:rStyle w:val="citation-113"/>
+          <w:rFonts w:eastAsiaTheme="majorEastAsia"/>
+          <w:b/>
+          <w:bCs/>
+          <w:lang w:val="es-AR"/>
+        </w:rPr>
+        <w:t>the</w:t>
+      </w:r>
+      <w:proofErr w:type="spellEnd"/>
+      <w:r>
+        <w:rPr>
+          <w:rStyle w:val="citation-113"/>
+          <w:rFonts w:eastAsiaTheme="majorEastAsia"/>
+          <w:b/>
+          <w:bCs/>
+          <w:lang w:val="es-AR"/>
+        </w:rPr>
+        <w:t xml:space="preserve"> </w:t>
+      </w:r>
+      <w:proofErr w:type="spellStart"/>
+      <w:r>
+        <w:rPr>
+          <w:rStyle w:val="citation-113"/>
+          <w:rFonts w:eastAsiaTheme="majorEastAsia"/>
+          <w:b/>
+          <w:bCs/>
+          <w:lang w:val="es-AR"/>
+        </w:rPr>
+        <w:t>Node</w:t>
+      </w:r>
+      <w:proofErr w:type="spellEnd"/>
+      <w:r>
+        <w:rPr>
+          <w:rStyle w:val="citation-113"/>
+          <w:rFonts w:eastAsiaTheme="majorEastAsia"/>
+          <w:b/>
+          <w:bCs/>
+          <w:lang w:val="es-AR"/>
+        </w:rPr>
+        <w:t>):</w:t>
+      </w:r>
+      <w:r>
+        <w:rPr>
+          <w:rStyle w:val="citation-113"/>
+          <w:rFonts w:eastAsiaTheme="majorEastAsia"/>
+          <w:lang w:val="es-AR"/>
+        </w:rPr>
+        <w:t xml:space="preserve"> En estos casos, la fibra termina en una cabina o nodo que se encuentra más cerca del usuario que en una red tradicional</w:t>
+      </w:r>
+      <w:r>
+        <w:rPr>
+          <w:lang w:val="es-AR"/>
+        </w:rPr>
+        <w:t>.</w:t>
+      </w:r>
+    </w:p>
+    <w:p>
+      <w:pPr>
+        <w:pStyle w:val="NormalWeb"/>
+        <w:rPr>
+          <w:lang w:val="es-AR"/>
+        </w:rPr>
+      </w:pPr>
+      <w:r>
+        <w:rPr>
+          <w:rStyle w:val="citation-112"/>
+          <w:lang w:val="es-AR"/>
+        </w:rPr>
+        <w:t xml:space="preserve">La arquitectura más común para FTTH es la </w:t>
+      </w:r>
+      <w:r>
+        <w:rPr>
+          <w:rStyle w:val="citation-112"/>
+          <w:b/>
+          <w:bCs/>
+          <w:lang w:val="es-AR"/>
+        </w:rPr>
+        <w:t>PON (</w:t>
+      </w:r>
+      <w:proofErr w:type="spellStart"/>
+      <w:r>
+        <w:rPr>
+          <w:rStyle w:val="citation-112"/>
+          <w:b/>
+          <w:bCs/>
+          <w:lang w:val="es-AR"/>
+        </w:rPr>
+        <w:t>Passive</w:t>
+      </w:r>
+      <w:proofErr w:type="spellEnd"/>
+      <w:r>
+        <w:rPr>
+          <w:rStyle w:val="citation-112"/>
+          <w:b/>
+          <w:bCs/>
+          <w:lang w:val="es-AR"/>
+        </w:rPr>
+        <w:t xml:space="preserve"> </w:t>
+      </w:r>
+      <w:proofErr w:type="spellStart"/>
+      <w:r>
+        <w:rPr>
+          <w:rStyle w:val="citation-112"/>
+          <w:b/>
+          <w:bCs/>
+          <w:lang w:val="es-AR"/>
+        </w:rPr>
+        <w:t>Optical</w:t>
+      </w:r>
+      <w:proofErr w:type="spellEnd"/>
+      <w:r>
+        <w:rPr>
+          <w:rStyle w:val="citation-112"/>
+          <w:b/>
+          <w:bCs/>
+          <w:lang w:val="es-AR"/>
+        </w:rPr>
+        <w:t xml:space="preserve"> Network)</w:t>
+      </w:r>
+      <w:r>
+        <w:rPr>
+          <w:lang w:val="es-AR"/>
+        </w:rPr>
+        <w:t xml:space="preserve">. </w:t>
+      </w:r>
+      <w:r>
+        <w:rPr>
+          <w:rStyle w:val="citation-111"/>
+          <w:lang w:val="es-AR"/>
+        </w:rPr>
+        <w:t>Esta red es pasiva, lo que significa que no requiere equipos energizados para amplificar o procesar la señal</w:t>
+      </w:r>
+      <w:r>
+        <w:rPr>
+          <w:lang w:val="es-AR"/>
+        </w:rPr>
+        <w:t xml:space="preserve">. </w:t>
+      </w:r>
+      <w:r>
+        <w:rPr>
+          <w:rStyle w:val="citation-110"/>
+          <w:lang w:val="es-AR"/>
+        </w:rPr>
+        <w:t>La PON usa divisores ópticos en sentido de bajada y combinadores ópticos en sentido de subida</w:t>
+      </w:r>
+      <w:r>
+        <w:rPr>
+          <w:lang w:val="es-AR"/>
+        </w:rPr>
+        <w:t xml:space="preserve">. </w:t>
+      </w:r>
+      <w:r>
+        <w:rPr>
+          <w:rStyle w:val="citation-109"/>
+          <w:lang w:val="es-AR"/>
+        </w:rPr>
+        <w:t xml:space="preserve">Los dos tipos de PON más comunes son </w:t>
+      </w:r>
+      <w:r>
+        <w:rPr>
+          <w:rStyle w:val="citation-109"/>
+          <w:b/>
+          <w:bCs/>
+          <w:lang w:val="es-AR"/>
+        </w:rPr>
+        <w:t>GPON</w:t>
+      </w:r>
+      <w:r>
+        <w:rPr>
+          <w:rStyle w:val="citation-109"/>
+          <w:lang w:val="es-AR"/>
+        </w:rPr>
+        <w:t xml:space="preserve"> (Gigabit-</w:t>
+      </w:r>
+      <w:proofErr w:type="spellStart"/>
+      <w:r>
+        <w:rPr>
+          <w:rStyle w:val="citation-109"/>
+          <w:lang w:val="es-AR"/>
+        </w:rPr>
+        <w:t>capable</w:t>
+      </w:r>
+      <w:proofErr w:type="spellEnd"/>
+      <w:r>
+        <w:rPr>
+          <w:rStyle w:val="citation-109"/>
+          <w:lang w:val="es-AR"/>
+        </w:rPr>
+        <w:t xml:space="preserve"> PON) y </w:t>
+      </w:r>
+      <w:r>
+        <w:rPr>
+          <w:rStyle w:val="citation-109"/>
+          <w:b/>
+          <w:bCs/>
+          <w:lang w:val="es-AR"/>
+        </w:rPr>
+        <w:t>EPON</w:t>
+      </w:r>
+      <w:r>
+        <w:rPr>
+          <w:rStyle w:val="citation-109"/>
+          <w:lang w:val="es-AR"/>
+        </w:rPr>
+        <w:t xml:space="preserve"> (Ethernet PON)</w:t>
+      </w:r>
+      <w:r>
+        <w:rPr>
+          <w:lang w:val="es-AR"/>
+        </w:rPr>
+        <w:t>.</w:t>
+      </w:r>
+    </w:p>
+    <w:p>
+      <w:pPr>
+        <w:pStyle w:val="NormalWeb"/>
+        <w:rPr>
+          <w:lang w:val="es-AR"/>
+        </w:rPr>
+      </w:pPr>
+      <w:r>
+        <w:rPr>
+          <w:lang w:val="es-AR"/>
+        </w:rPr>
+        <w:t>La arquitectura PON (</w:t>
+      </w:r>
+      <w:proofErr w:type="spellStart"/>
+      <w:r>
+        <w:rPr>
+          <w:lang w:val="es-AR"/>
+        </w:rPr>
+        <w:t>Passive</w:t>
+      </w:r>
+      <w:proofErr w:type="spellEnd"/>
+      <w:r>
+        <w:rPr>
+          <w:lang w:val="es-AR"/>
+        </w:rPr>
+        <w:t xml:space="preserve"> </w:t>
+      </w:r>
+      <w:proofErr w:type="spellStart"/>
+      <w:r>
+        <w:rPr>
+          <w:lang w:val="es-AR"/>
+        </w:rPr>
+        <w:t>Optical</w:t>
+      </w:r>
+      <w:proofErr w:type="spellEnd"/>
+      <w:r>
+        <w:rPr>
+          <w:lang w:val="es-AR"/>
+        </w:rPr>
+        <w:t xml:space="preserve"> Network) es una topología de red de fibra óptica punto-multipunto que utiliza divisores ópticos pasivos para transmitir datos desde un único hilo de fibra a múltiples usuarios finales. A </w:t>
+      </w:r>
+      <w:proofErr w:type="gramStart"/>
+      <w:r>
+        <w:rPr>
+          <w:lang w:val="es-AR"/>
+        </w:rPr>
+        <w:t>continuación</w:t>
+      </w:r>
+      <w:proofErr w:type="gramEnd"/>
+      <w:r>
+        <w:rPr>
+          <w:lang w:val="es-AR"/>
+        </w:rPr>
+        <w:t xml:space="preserve"> se detallan sus componentes clave:</w:t>
+      </w:r>
+    </w:p>
+    <w:p>
+      <w:pPr>
+        <w:pStyle w:val="Ttulo3"/>
+      </w:pPr>
+      <w:r>
+        <w:t>Componentes y Arquitectura de una Red PON</w:t>
+      </w:r>
+    </w:p>
+    <w:p>
+      <w:pPr>
+        <w:pStyle w:val="NormalWeb"/>
+        <w:rPr>
+          <w:lang w:val="es-AR"/>
+        </w:rPr>
+      </w:pPr>
+      <w:r>
+        <w:rPr>
+          <w:lang w:val="es-AR"/>
+        </w:rPr>
+        <w:t>Una red PON está compuesta por tres elementos principales que trabajan juntos para llevar la fibra desde la central hasta el hogar del cliente.</w:t>
+      </w:r>
+    </w:p>
+    <w:p>
+      <w:pPr>
+        <w:pStyle w:val="Ttulo4"/>
+      </w:pPr>
+      <w:r>
+        <w:lastRenderedPageBreak/>
+        <w:t>OLT (</w:t>
+      </w:r>
+      <w:proofErr w:type="spellStart"/>
+      <w:r>
+        <w:t>Optical</w:t>
+      </w:r>
+      <w:proofErr w:type="spellEnd"/>
+      <w:r>
+        <w:t xml:space="preserve"> Line Terminal)</w:t>
+      </w:r>
+    </w:p>
+    <w:p>
+      <w:pPr>
+        <w:pStyle w:val="NormalWeb"/>
+      </w:pPr>
+      <w:r>
+        <w:rPr>
+          <w:lang w:val="es-AR"/>
+        </w:rPr>
+        <w:t xml:space="preserve">La OLT es el equipo activo ubicado en la </w:t>
+      </w:r>
+      <w:r>
+        <w:rPr>
+          <w:b/>
+          <w:bCs/>
+          <w:lang w:val="es-AR"/>
+        </w:rPr>
+        <w:t>central del proveedor</w:t>
+      </w:r>
+      <w:r>
+        <w:rPr>
+          <w:lang w:val="es-AR"/>
+        </w:rPr>
+        <w:t xml:space="preserve"> de servicios. </w:t>
+      </w:r>
+      <w:r>
+        <w:t xml:space="preserve">Es </w:t>
+      </w:r>
+      <w:proofErr w:type="spellStart"/>
+      <w:r>
+        <w:t>el</w:t>
+      </w:r>
+      <w:proofErr w:type="spellEnd"/>
+      <w:r>
+        <w:t xml:space="preserve"> punto de </w:t>
+      </w:r>
+      <w:proofErr w:type="spellStart"/>
+      <w:r>
+        <w:t>partida</w:t>
+      </w:r>
+      <w:proofErr w:type="spellEnd"/>
+      <w:r>
+        <w:t xml:space="preserve"> de la red PON.</w:t>
+      </w:r>
+    </w:p>
+    <w:p>
+      <w:pPr>
+        <w:pStyle w:val="NormalWeb"/>
+        <w:numPr>
+          <w:ilvl w:val="0"/>
+          <w:numId w:val="27"/>
+        </w:numPr>
+        <w:rPr>
+          <w:lang w:val="es-AR"/>
+        </w:rPr>
+      </w:pPr>
+      <w:r>
+        <w:rPr>
+          <w:b/>
+          <w:bCs/>
+          <w:lang w:val="es-AR"/>
+        </w:rPr>
+        <w:t>Función:</w:t>
+      </w:r>
+      <w:r>
+        <w:rPr>
+          <w:lang w:val="es-AR"/>
+        </w:rPr>
+        <w:t xml:space="preserve"> La OLT se encarga de la agregación de tráfico de datos (voz, video y datos) proveniente de la red troncal (</w:t>
+      </w:r>
+      <w:proofErr w:type="spellStart"/>
+      <w:r>
+        <w:rPr>
+          <w:lang w:val="es-AR"/>
+        </w:rPr>
+        <w:t>backbone</w:t>
+      </w:r>
+      <w:proofErr w:type="spellEnd"/>
+      <w:r>
+        <w:rPr>
+          <w:lang w:val="es-AR"/>
+        </w:rPr>
+        <w:t>) del proveedor de servicios. Distribuye esta información a las ONU de los clientes en sentido de bajada (</w:t>
+      </w:r>
+      <w:proofErr w:type="spellStart"/>
+      <w:r>
+        <w:rPr>
+          <w:lang w:val="es-AR"/>
+        </w:rPr>
+        <w:t>downstream</w:t>
+      </w:r>
+      <w:proofErr w:type="spellEnd"/>
+      <w:r>
+        <w:rPr>
+          <w:lang w:val="es-AR"/>
+        </w:rPr>
+        <w:t>). En sentido de subida (</w:t>
+      </w:r>
+      <w:proofErr w:type="spellStart"/>
+      <w:r>
+        <w:rPr>
+          <w:lang w:val="es-AR"/>
+        </w:rPr>
+        <w:t>upstream</w:t>
+      </w:r>
+      <w:proofErr w:type="spellEnd"/>
+      <w:r>
+        <w:rPr>
+          <w:lang w:val="es-AR"/>
+        </w:rPr>
+        <w:t>), recibe y gestiona los datos de los usuarios, enviándolos al núcleo de la red.</w:t>
+      </w:r>
+    </w:p>
+    <w:p>
+      <w:pPr>
+        <w:pStyle w:val="NormalWeb"/>
+        <w:numPr>
+          <w:ilvl w:val="0"/>
+          <w:numId w:val="27"/>
+        </w:numPr>
+        <w:rPr>
+          <w:lang w:val="es-AR"/>
+        </w:rPr>
+      </w:pPr>
+      <w:r>
+        <w:rPr>
+          <w:b/>
+          <w:bCs/>
+          <w:lang w:val="es-AR"/>
+        </w:rPr>
+        <w:t>Comunicación:</w:t>
+      </w:r>
+      <w:r>
+        <w:rPr>
+          <w:lang w:val="es-AR"/>
+        </w:rPr>
+        <w:t xml:space="preserve"> Utiliza una sola longitud de onda para el tráfico de bajada para todos los usuarios conectados y una longitud de onda diferente para el tráfico de subida. Para evitar colisiones en la subida, utiliza un protocolo de acceso múltiple llamado </w:t>
+      </w:r>
+      <w:r>
+        <w:rPr>
+          <w:b/>
+          <w:bCs/>
+          <w:lang w:val="es-AR"/>
+        </w:rPr>
+        <w:t xml:space="preserve">TDMA (Time </w:t>
+      </w:r>
+      <w:proofErr w:type="spellStart"/>
+      <w:r>
+        <w:rPr>
+          <w:b/>
+          <w:bCs/>
+          <w:lang w:val="es-AR"/>
+        </w:rPr>
+        <w:t>Division</w:t>
+      </w:r>
+      <w:proofErr w:type="spellEnd"/>
+      <w:r>
+        <w:rPr>
+          <w:b/>
+          <w:bCs/>
+          <w:lang w:val="es-AR"/>
+        </w:rPr>
+        <w:t xml:space="preserve"> </w:t>
+      </w:r>
+      <w:proofErr w:type="spellStart"/>
+      <w:r>
+        <w:rPr>
+          <w:b/>
+          <w:bCs/>
+          <w:lang w:val="es-AR"/>
+        </w:rPr>
+        <w:t>Multiple</w:t>
+      </w:r>
+      <w:proofErr w:type="spellEnd"/>
+      <w:r>
+        <w:rPr>
+          <w:b/>
+          <w:bCs/>
+          <w:lang w:val="es-AR"/>
+        </w:rPr>
+        <w:t xml:space="preserve"> Access)</w:t>
+      </w:r>
+      <w:r>
+        <w:rPr>
+          <w:lang w:val="es-AR"/>
+        </w:rPr>
+        <w:t>, asignando ranuras de tiempo específicas a cada ONU.</w:t>
+      </w:r>
+    </w:p>
+    <w:p>
+      <w:pPr>
+        <w:pStyle w:val="Ttulo4"/>
+      </w:pPr>
+      <w:r>
+        <w:t>ODN (</w:t>
+      </w:r>
+      <w:proofErr w:type="spellStart"/>
+      <w:r>
+        <w:t>Optical</w:t>
+      </w:r>
+      <w:proofErr w:type="spellEnd"/>
+      <w:r>
+        <w:t xml:space="preserve"> </w:t>
+      </w:r>
+      <w:proofErr w:type="spellStart"/>
+      <w:r>
+        <w:t>Distribution</w:t>
+      </w:r>
+      <w:proofErr w:type="spellEnd"/>
+      <w:r>
+        <w:t xml:space="preserve"> Network)</w:t>
+      </w:r>
+    </w:p>
+    <w:p>
+      <w:pPr>
+        <w:pStyle w:val="NormalWeb"/>
+        <w:rPr>
+          <w:lang w:val="es-AR"/>
+        </w:rPr>
+      </w:pPr>
+      <w:r>
+        <w:rPr>
+          <w:lang w:val="es-AR"/>
+        </w:rPr>
+        <w:t xml:space="preserve">La ODN es la </w:t>
+      </w:r>
+      <w:r>
+        <w:rPr>
+          <w:b/>
+          <w:bCs/>
+          <w:lang w:val="es-AR"/>
+        </w:rPr>
+        <w:t>red de fibra óptica pasiva</w:t>
+      </w:r>
+      <w:r>
+        <w:rPr>
+          <w:lang w:val="es-AR"/>
+        </w:rPr>
+        <w:t xml:space="preserve"> que interconecta la OLT con las ONU de los usuarios. Es el componente pasivo de la red y no requiere energía eléctrica.</w:t>
+      </w:r>
+    </w:p>
+    <w:p>
+      <w:pPr>
+        <w:pStyle w:val="NormalWeb"/>
+        <w:numPr>
+          <w:ilvl w:val="0"/>
+          <w:numId w:val="28"/>
+        </w:numPr>
+        <w:rPr>
+          <w:lang w:val="es-AR"/>
+        </w:rPr>
+      </w:pPr>
+      <w:r>
+        <w:rPr>
+          <w:b/>
+          <w:bCs/>
+          <w:lang w:val="es-AR"/>
+        </w:rPr>
+        <w:t>Función:</w:t>
+      </w:r>
+      <w:r>
+        <w:rPr>
+          <w:lang w:val="es-AR"/>
+        </w:rPr>
+        <w:t xml:space="preserve"> Su principal componente son los </w:t>
+      </w:r>
+      <w:proofErr w:type="spellStart"/>
+      <w:r>
+        <w:rPr>
+          <w:b/>
+          <w:bCs/>
+          <w:lang w:val="es-AR"/>
+        </w:rPr>
+        <w:t>splitters</w:t>
+      </w:r>
+      <w:proofErr w:type="spellEnd"/>
+      <w:r>
+        <w:rPr>
+          <w:b/>
+          <w:bCs/>
+          <w:lang w:val="es-AR"/>
+        </w:rPr>
+        <w:t xml:space="preserve"> ópticos</w:t>
+      </w:r>
+      <w:r>
+        <w:rPr>
+          <w:lang w:val="es-AR"/>
+        </w:rPr>
+        <w:t>, que dividen la señal de fibra óptica para que una sola fibra de la OLT pueda servir a múltiples usuarios. Estos divisores pueden tener diferentes relaciones de división (por ejemplo, 1:4, 1:8, 1:16, 1:32 o 1:64).</w:t>
+      </w:r>
+    </w:p>
+    <w:p>
+      <w:pPr>
+        <w:pStyle w:val="NormalWeb"/>
+        <w:numPr>
+          <w:ilvl w:val="0"/>
+          <w:numId w:val="28"/>
+        </w:numPr>
+        <w:rPr>
+          <w:lang w:val="es-AR"/>
+        </w:rPr>
+      </w:pPr>
+      <w:r>
+        <w:rPr>
+          <w:b/>
+          <w:bCs/>
+          <w:lang w:val="es-AR"/>
+        </w:rPr>
+        <w:t>Topología:</w:t>
+      </w:r>
+      <w:r>
+        <w:rPr>
+          <w:lang w:val="es-AR"/>
+        </w:rPr>
+        <w:t xml:space="preserve"> La ODN permite una topología en árbol o punto-multipunto, minimizando la cantidad de fibra necesaria y, por lo tanto, reduciendo los costos de despliegue.</w:t>
+      </w:r>
+    </w:p>
+    <w:p>
+      <w:pPr>
+        <w:pStyle w:val="Ttulo4"/>
+        <w:rPr>
+          <w:lang w:val="en-US"/>
+        </w:rPr>
+      </w:pPr>
+      <w:r>
+        <w:rPr>
+          <w:lang w:val="en-US"/>
+        </w:rPr>
+        <w:t>ONU (Optical Network Unit) / ONT (Optical Network Terminal)</w:t>
+      </w:r>
+    </w:p>
+    <w:p>
+      <w:pPr>
+        <w:pStyle w:val="NormalWeb"/>
+        <w:rPr>
+          <w:lang w:val="es-AR"/>
+        </w:rPr>
+      </w:pPr>
+      <w:r>
+        <w:rPr>
+          <w:lang w:val="es-AR"/>
+        </w:rPr>
+        <w:t xml:space="preserve">La ONU o ONT es el equipo activo ubicado en el </w:t>
+      </w:r>
+      <w:r>
+        <w:rPr>
+          <w:b/>
+          <w:bCs/>
+          <w:lang w:val="es-AR"/>
+        </w:rPr>
+        <w:t>punto final</w:t>
+      </w:r>
+      <w:r>
+        <w:rPr>
+          <w:lang w:val="es-AR"/>
+        </w:rPr>
+        <w:t xml:space="preserve"> de la red, ya sea en el hogar del cliente o en un edificio.</w:t>
+      </w:r>
+    </w:p>
+    <w:p>
+      <w:pPr>
+        <w:pStyle w:val="NormalWeb"/>
+        <w:numPr>
+          <w:ilvl w:val="0"/>
+          <w:numId w:val="29"/>
+        </w:numPr>
+        <w:rPr>
+          <w:lang w:val="es-AR"/>
+        </w:rPr>
+      </w:pPr>
+      <w:r>
+        <w:rPr>
+          <w:b/>
+          <w:bCs/>
+          <w:lang w:val="es-AR"/>
+        </w:rPr>
+        <w:t>Función:</w:t>
+      </w:r>
+      <w:r>
+        <w:rPr>
+          <w:lang w:val="es-AR"/>
+        </w:rPr>
+        <w:t xml:space="preserve"> Recibe la señal óptica de la OLT a través de la ODN y la convierte en señales eléctricas para ser utilizadas por los dispositivos del usuario (PC, televisores, teléfonos, etc.). También realiza el proceso inverso, convirtiendo las señales eléctricas del usuario en señales ópticas para ser enviadas a la OLT.</w:t>
+      </w:r>
+    </w:p>
+    <w:p>
+      <w:pPr>
+        <w:pStyle w:val="NormalWeb"/>
+        <w:numPr>
+          <w:ilvl w:val="0"/>
+          <w:numId w:val="29"/>
+        </w:numPr>
+        <w:rPr>
+          <w:lang w:val="es-AR"/>
+        </w:rPr>
+      </w:pPr>
+      <w:r>
+        <w:rPr>
+          <w:b/>
+          <w:bCs/>
+          <w:lang w:val="es-AR"/>
+        </w:rPr>
+        <w:t>Diferencia ONU vs. ONT:</w:t>
+      </w:r>
+      <w:r>
+        <w:rPr>
+          <w:lang w:val="es-AR"/>
+        </w:rPr>
+        <w:t xml:space="preserve"> A menudo, los términos ONU y ONT se usan indistintamente. Sin embargo, en una definición más estricta, la </w:t>
+      </w:r>
+      <w:r>
+        <w:rPr>
+          <w:b/>
+          <w:bCs/>
+          <w:lang w:val="es-AR"/>
+        </w:rPr>
+        <w:t>ONU</w:t>
+      </w:r>
+      <w:r>
+        <w:rPr>
+          <w:lang w:val="es-AR"/>
+        </w:rPr>
+        <w:t xml:space="preserve"> es el equipo final de la red de acceso óptico, que puede estar fuera de la casa del cliente (por ejemplo, en un sótano o en la calle), mientras que la </w:t>
+      </w:r>
+      <w:r>
+        <w:rPr>
+          <w:b/>
+          <w:bCs/>
+          <w:lang w:val="es-AR"/>
+        </w:rPr>
+        <w:t>ONT</w:t>
+      </w:r>
+      <w:r>
+        <w:rPr>
+          <w:lang w:val="es-AR"/>
+        </w:rPr>
+        <w:t xml:space="preserve"> es un tipo de ONU que está dentro del local del usuario.</w:t>
+      </w:r>
+    </w:p>
+    <w:p>
+      <w:pPr>
+        <w:pStyle w:val="NormalWeb"/>
+        <w:rPr>
+          <w:lang w:val="es-AR"/>
+        </w:rPr>
+      </w:pPr>
+      <w:r>
+        <w:rPr>
+          <w:noProof/>
+          <w:lang w:val="es-AR"/>
+        </w:rPr>
+        <w:lastRenderedPageBreak/>
+        <w:drawing>
+          <wp:inline distT="0" distB="0" distL="0" distR="0" wp14:anchorId="7F738065" wp14:editId="70E509A2">
+            <wp:extent cx="6129655" cy="2699385"/>
+            <wp:effectExtent l="0" t="0" r="4445" b="5715"/>
+            <wp:docPr id="7" name="Imagen 7"/>
+            <wp:cNvGraphicFramePr>
+              <a:graphicFrameLocks xmlns:a="http://schemas.openxmlformats.org/drawingml/2006/main" noChangeAspect="1"/>
+            </wp:cNvGraphicFramePr>
+            <a:graphic xmlns:a="http://schemas.openxmlformats.org/drawingml/2006/main">
+              <a:graphicData uri="http://schemas.openxmlformats.org/drawingml/2006/picture">
+                <pic:pic xmlns:pic="http://schemas.openxmlformats.org/drawingml/2006/picture">
+                  <pic:nvPicPr>
+                    <pic:cNvPr id="1" name=""/>
+                    <pic:cNvPicPr/>
+                  </pic:nvPicPr>
+                  <pic:blipFill>
+                    <a:blip r:embed="rId11"/>
+                    <a:stretch>
+                      <a:fillRect/>
+                    </a:stretch>
+                  </pic:blipFill>
+                  <pic:spPr>
+                    <a:xfrm>
+                      <a:off x="0" y="0"/>
                       <a:ext cx="6129655" cy="2699385"/>
                     </a:xfrm>
                     <a:prstGeom prst="rect">
@@ -4051,7 +4051,7 @@
         </w:rPr>
         <w:t xml:space="preserve">, dependiendo de la zona </w:t>
       </w:r>
-      <w:hyperlink r:id="rId11" w:tgtFrame="_blank" w:history="1">
+      <w:hyperlink r:id="rId12" w:tgtFrame="_blank" w:history="1">
         <w:r>
           <w:rPr>
             <w:rStyle w:val="max-w-full"/>
@@ -4427,7 +4427,7 @@
         </w:rPr>
         <w:t xml:space="preserve">Proporciona acceso vía satélite, con opciones de ancho de banda garantizado (CIR) y adicional (PIR). Incluye IP pública fija, NAT, soporte 24/7 y asesoramiento técnico </w:t>
       </w:r>
-      <w:hyperlink r:id="rId12" w:tgtFrame="_blank" w:history="1">
+      <w:hyperlink r:id="rId13" w:tgtFrame="_blank" w:history="1">
         <w:r>
           <w:rPr>
             <w:rStyle w:val="max-w-full"/>
@@ -5654,7 +5654,7 @@
                     <pic:cNvPicPr/>
                   </pic:nvPicPr>
                   <pic:blipFill>
-                    <a:blip r:embed="rId13"/>
+                    <a:blip r:embed="rId14"/>
                     <a:stretch>
                       <a:fillRect/>
                     </a:stretch>
@@ -6308,7 +6308,7 @@
         </w:rPr>
         <w:t xml:space="preserve"> y Video.</w:t>
       </w:r>
-      <w:hyperlink r:id="rId14" w:tgtFrame="_blank" w:history="1">
+      <w:hyperlink r:id="rId15" w:tgtFrame="_blank" w:history="1">
         <w:r>
           <w:rPr>
             <w:rStyle w:val="max-w-full"/>
@@ -9137,7 +9137,7 @@
                     <pic:cNvPicPr/>
                   </pic:nvPicPr>
                   <pic:blipFill>
-                    <a:blip r:embed="rId15" cstate="print"/>
+                    <a:blip r:embed="rId16" cstate="print"/>
                     <a:stretch>
                       <a:fillRect/>
                     </a:stretch>
@@ -9352,7 +9352,7 @@
                     <pic:cNvPicPr/>
                   </pic:nvPicPr>
                   <pic:blipFill>
-                    <a:blip r:embed="rId16" cstate="print"/>
+                    <a:blip r:embed="rId17" cstate="print"/>
                     <a:stretch>
                       <a:fillRect/>
                     </a:stretch>
@@ -11653,7 +11653,7 @@
       <w:pPr>
         <w:pStyle w:val="Prrafodelista"/>
         <w:sectPr>
-          <w:headerReference w:type="default" r:id="rId17"/>
+          <w:headerReference w:type="default" r:id="rId18"/>
           <w:pgSz w:w="11920" w:h="16840"/>
           <w:pgMar w:top="3460" w:right="992" w:bottom="280" w:left="1275" w:header="1450" w:footer="0" w:gutter="0"/>
           <w:cols w:space="720"/>
@@ -11851,7 +11851,7 @@
         </w:rPr>
         <w:t>https://</w:t>
       </w:r>
-      <w:hyperlink r:id="rId18">
+      <w:hyperlink r:id="rId19">
         <w:r>
           <w:rPr>
             <w:color w:val="1153CC"/>
@@ -11881,7 +11881,7 @@
         </w:rPr>
         <w:t>https://</w:t>
       </w:r>
-      <w:hyperlink r:id="rId19" w:anchor="how-to-prevent-ssh-port-forwarding-from-circum">
+      <w:hyperlink r:id="rId20" w:anchor="how-to-prevent-ssh-port-forwarding-from-circum">
         <w:r>
           <w:rPr>
             <w:color w:val="1153CC"/>
@@ -11900,7 +11900,7 @@
         </w:rPr>
         <w:t xml:space="preserve"> </w:t>
       </w:r>
-      <w:hyperlink r:id="rId20" w:anchor="how-to-prevent-ssh-port-forwarding-from-circum">
+      <w:hyperlink r:id="rId21" w:anchor="how-to-prevent-ssh-port-forwarding-from-circum">
         <w:r>
           <w:rPr>
             <w:color w:val="1153CC"/>
@@ -12000,7 +12000,7 @@
         </w:rPr>
         <w:t>https://</w:t>
       </w:r>
-      <w:hyperlink r:id="rId21">
+      <w:hyperlink r:id="rId22">
         <w:r>
           <w:rPr>
             <w:color w:val="1153CC"/>
@@ -16750,6 +16750,8 @@
       </w:pPr>
       <w:r>
         <w:rPr>
+          <w:sz w:val="24"/>
+          <w:szCs w:val="24"/>
           <w:lang w:val="es-AR"/>
         </w:rPr>
         <w:t xml:space="preserve">El mas común y deseado es por </w:t>
@@ -16758,6 +16760,8 @@
         <w:rPr>
           <w:b/>
           <w:bCs/>
+          <w:sz w:val="24"/>
+          <w:szCs w:val="24"/>
           <w:lang w:val="es-AR"/>
         </w:rPr>
         <w:t xml:space="preserve">clave SSH (Claves RSA). </w:t>
@@ -19211,16 +19215,79 @@
         <w:pStyle w:val="NormalWeb"/>
         <w:ind w:left="720"/>
         <w:rPr>
-          <w:lang w:val="es-AR"/>
-        </w:rPr>
-      </w:pPr>
-      <w:r>
-        <w:rPr>
           <w:sz w:val="22"/>
           <w:szCs w:val="22"/>
           <w:lang w:val="es-AR"/>
         </w:rPr>
+      </w:pPr>
+      <w:r>
+        <w:rPr>
+          <w:sz w:val="22"/>
+          <w:szCs w:val="22"/>
+          <w:lang w:val="es-AR"/>
+        </w:rPr>
         <w:t>Ahora las conexiones se pueden hacer de manera directa como si estuviésemos conectados por la misma red local.</w:t>
+      </w:r>
+    </w:p>
+    <w:p>
+      <w:pPr>
+        <w:pStyle w:val="NormalWeb"/>
+        <w:ind w:left="720"/>
+        <w:rPr>
+          <w:lang w:val="es-AR"/>
+        </w:rPr>
+      </w:pPr>
+      <w:r>
+        <w:rPr>
+          <w:sz w:val="22"/>
+          <w:szCs w:val="22"/>
+          <w:lang w:val="es-AR"/>
+        </w:rPr>
+        <w:t xml:space="preserve">Ejemplos: </w:t>
+      </w:r>
+      <w:proofErr w:type="spellStart"/>
+      <w:r>
+        <w:rPr>
+          <w:sz w:val="22"/>
+          <w:szCs w:val="22"/>
+          <w:lang w:val="es-AR"/>
+        </w:rPr>
+        <w:t>mysql</w:t>
+      </w:r>
+      <w:proofErr w:type="spellEnd"/>
+      <w:r>
+        <w:rPr>
+          <w:sz w:val="22"/>
+          <w:szCs w:val="22"/>
+          <w:lang w:val="es-AR"/>
+        </w:rPr>
+        <w:t xml:space="preserve"> -h MYSQLSRV -P 3306 -u </w:t>
+      </w:r>
+      <w:proofErr w:type="spellStart"/>
+      <w:r>
+        <w:rPr>
+          <w:sz w:val="22"/>
+          <w:szCs w:val="22"/>
+          <w:lang w:val="es-AR"/>
+        </w:rPr>
+        <w:t>usuario_mysql</w:t>
+      </w:r>
+      <w:proofErr w:type="spellEnd"/>
+      <w:r>
+        <w:rPr>
+          <w:sz w:val="22"/>
+          <w:szCs w:val="22"/>
+          <w:lang w:val="es-AR"/>
+        </w:rPr>
+        <w:t xml:space="preserve"> -p</w:t>
+      </w:r>
+      <w:r>
+        <w:rPr>
+          <w:sz w:val="22"/>
+          <w:szCs w:val="22"/>
+          <w:lang w:val="es-AR"/>
+        </w:rPr>
+        <w:t>.</w:t>
       </w:r>
     </w:p>
     <w:sectPr>
@@ -27778,4 +27845,16 @@
   <a:objectDefaults/>
   <a:extraClrSchemeLst/>
 </a:theme>
+</file>
+
+<file path=customXml/item1.xml><?xml version="1.0" encoding="utf-8"?>
+<b:Sources xmlns:b="http://schemas.openxmlformats.org/officeDocument/2006/bibliography" xmlns="http://schemas.openxmlformats.org/officeDocument/2006/bibliography" SelectedStyle="\APASixthEditionOfficeOnline.xsl" StyleName="APA" Version="6"/>
+</file>
+
+<file path=customXml/itemProps1.xml><?xml version="1.0" encoding="utf-8"?>
+<ds:datastoreItem xmlns:ds="http://schemas.openxmlformats.org/officeDocument/2006/customXml" ds:itemID="{C4BDC93E-3BBF-4BEB-840E-B0A163A0C9A2}">
+  <ds:schemaRefs>
+    <ds:schemaRef ds:uri="http://schemas.openxmlformats.org/officeDocument/2006/bibliography"/>
+  </ds:schemaRefs>
+</ds:datastoreItem>
 </file>
--- a/4to Año/Comunicaciones II/TP2.docx
+++ b/4to Año/Comunicaciones II/TP2.docx
@@ -840,7 +840,6 @@
         </w:rPr>
         <w:t xml:space="preserve">Es una tecnología </w:t>
       </w:r>
-      <w:proofErr w:type="gramStart"/>
       <w:r>
         <w:rPr>
           <w:lang w:val="es-AR"/>
@@ -852,22 +851,14 @@
           <w:rStyle w:val="citation-129"/>
           <w:lang w:val="es-AR"/>
         </w:rPr>
-        <w:t xml:space="preserve">imétrica </w:t>
+        <w:t>imétrica</w:t>
       </w:r>
       <w:r>
         <w:rPr>
           <w:rStyle w:val="citation-128"/>
           <w:lang w:val="es-AR"/>
         </w:rPr>
-        <w:t>,</w:t>
-      </w:r>
-      <w:proofErr w:type="gramEnd"/>
-      <w:r>
-        <w:rPr>
-          <w:rStyle w:val="citation-128"/>
-          <w:lang w:val="es-AR"/>
-        </w:rPr>
-        <w:t xml:space="preserve"> usa dos pares de cobre y puede alcanzar velocidades de hasta 2 Mbps a través de 2 pares</w:t>
+        <w:t>, usa dos pares de cobre y puede alcanzar velocidades de hasta 2 Mbps a través de 2 pares</w:t>
       </w:r>
       <w:r>
         <w:rPr>
@@ -2098,16 +2089,14 @@
         <w:rPr>
           <w:lang w:val="es-AR"/>
         </w:rPr>
-        <w:t xml:space="preserve"> Network) es una topología de red de fibra óptica punto-multipunto que utiliza divisores ópticos pasivos para transmitir datos desde un único hilo de fibra a múltiples usuarios finales. A </w:t>
-      </w:r>
-      <w:proofErr w:type="gramStart"/>
-      <w:r>
-        <w:rPr>
-          <w:lang w:val="es-AR"/>
-        </w:rPr>
-        <w:t>continuación</w:t>
-      </w:r>
-      <w:proofErr w:type="gramEnd"/>
+        <w:t xml:space="preserve"> Network) es una topología de red de fibra óptica punto-multipunto que utiliza divisores ópticos pasivos para transmitir datos desde un único hilo de fibra a múltiples usuarios finales. A continuación</w:t>
+      </w:r>
+      <w:r>
+        <w:rPr>
+          <w:lang w:val="es-AR"/>
+        </w:rPr>
+        <w:t>,</w:t>
+      </w:r>
       <w:r>
         <w:rPr>
           <w:lang w:val="es-AR"/>
@@ -14582,28 +14571,28 @@
         <w:spacing w:before="15"/>
         <w:ind w:left="565"/>
         <w:rPr>
-          <w:lang w:val="en-US"/>
-        </w:rPr>
-      </w:pPr>
-      <w:r>
-        <w:rPr>
-          <w:lang w:val="en-US"/>
-        </w:rPr>
-        <w:t>SSH (</w:t>
-      </w:r>
-      <w:proofErr w:type="spellStart"/>
-      <w:r>
-        <w:rPr>
-          <w:lang w:val="en-US"/>
-        </w:rPr>
-        <w:t>ejemplo</w:t>
-      </w:r>
-      <w:proofErr w:type="spellEnd"/>
-      <w:r>
-        <w:rPr>
-          <w:lang w:val="en-US"/>
-        </w:rPr>
-        <w:t xml:space="preserve"> local forwarding):</w:t>
+          <w:lang w:val="es-AR"/>
+        </w:rPr>
+      </w:pPr>
+      <w:r>
+        <w:rPr>
+          <w:lang w:val="es-AR"/>
+        </w:rPr>
+        <w:t xml:space="preserve">SSH (ejemplo local </w:t>
+      </w:r>
+      <w:proofErr w:type="spellStart"/>
+      <w:r>
+        <w:rPr>
+          <w:lang w:val="es-AR"/>
+        </w:rPr>
+        <w:t>forwarding</w:t>
+      </w:r>
+      <w:proofErr w:type="spellEnd"/>
+      <w:r>
+        <w:rPr>
+          <w:lang w:val="es-AR"/>
+        </w:rPr>
+        <w:t>):</w:t>
       </w:r>
     </w:p>
     <w:p>
@@ -14612,41 +14601,41 @@
         <w:spacing w:before="15"/>
         <w:ind w:left="565"/>
         <w:rPr>
-          <w:lang w:val="en-US"/>
-        </w:rPr>
-      </w:pPr>
-      <w:proofErr w:type="spellStart"/>
-      <w:r>
-        <w:rPr>
-          <w:lang w:val="en-US"/>
+          <w:lang w:val="es-AR"/>
+        </w:rPr>
+      </w:pPr>
+      <w:proofErr w:type="spellStart"/>
+      <w:r>
+        <w:rPr>
+          <w:lang w:val="es-AR"/>
         </w:rPr>
         <w:t>ssh</w:t>
       </w:r>
       <w:proofErr w:type="spellEnd"/>
       <w:r>
         <w:rPr>
-          <w:lang w:val="en-US"/>
+          <w:lang w:val="es-AR"/>
         </w:rPr>
         <w:t xml:space="preserve"> -L 127.0.0.1:</w:t>
       </w:r>
       <w:proofErr w:type="gramStart"/>
       <w:r>
         <w:rPr>
-          <w:lang w:val="en-US"/>
+          <w:lang w:val="es-AR"/>
         </w:rPr>
         <w:t>5000:remoto</w:t>
       </w:r>
       <w:proofErr w:type="gramEnd"/>
       <w:r>
         <w:rPr>
-          <w:lang w:val="en-US"/>
+          <w:lang w:val="es-AR"/>
         </w:rPr>
         <w:t xml:space="preserve">:80 </w:t>
       </w:r>
       <w:proofErr w:type="spellStart"/>
       <w:r>
         <w:rPr>
-          <w:lang w:val="en-US"/>
+          <w:lang w:val="es-AR"/>
         </w:rPr>
         <w:t>usuario@gatewayssh</w:t>
       </w:r>
@@ -16059,17 +16048,28 @@
           <w:rFonts w:ascii="Courier New" w:hAnsi="Courier New" w:cs="Courier New"/>
           <w:sz w:val="20"/>
           <w:szCs w:val="20"/>
-          <w:lang w:val="en-US"/>
-        </w:rPr>
-      </w:pPr>
+          <w:lang w:val="es-AR"/>
+        </w:rPr>
+      </w:pPr>
+      <w:proofErr w:type="spellStart"/>
       <w:r>
         <w:rPr>
           <w:rFonts w:ascii="Courier New" w:hAnsi="Courier New" w:cs="Courier New"/>
           <w:sz w:val="20"/>
           <w:szCs w:val="20"/>
-          <w:lang w:val="en-US"/>
-        </w:rPr>
-        <w:t>route 192.168.10.0 255.255.255.0</w:t>
+          <w:lang w:val="es-AR"/>
+        </w:rPr>
+        <w:t>route</w:t>
+      </w:r>
+      <w:proofErr w:type="spellEnd"/>
+      <w:r>
+        <w:rPr>
+          <w:rFonts w:ascii="Courier New" w:hAnsi="Courier New" w:cs="Courier New"/>
+          <w:sz w:val="20"/>
+          <w:szCs w:val="20"/>
+          <w:lang w:val="es-AR"/>
+        </w:rPr>
+        <w:t xml:space="preserve"> 192.168.10.0 255.255.255.0</w:t>
       </w:r>
     </w:p>
     <w:p>
@@ -16587,15 +16587,7 @@
           <w:szCs w:val="24"/>
           <w:lang w:val="es-AR"/>
         </w:rPr>
-        <w:t>:]</w:t>
-      </w:r>
-      <w:r>
-        <w:rPr>
-          <w:sz w:val="24"/>
-          <w:szCs w:val="24"/>
-          <w:lang w:val="es-AR"/>
-        </w:rPr>
-        <w:t xml:space="preserve"> es opcional. Por d</w:t>
+        <w:t>:] es opcional. Por d</w:t>
       </w:r>
       <w:r>
         <w:rPr>
@@ -17890,10 +17882,7 @@
         <w:ind w:left="720"/>
       </w:pPr>
       <w:r>
-        <w:t>A</w:t>
-      </w:r>
-      <w:r>
-        <w:t xml:space="preserve">l crear la clave privada esta se puede proteger con un </w:t>
+        <w:t xml:space="preserve">Al crear la clave privada esta se puede proteger con un </w:t>
       </w:r>
       <w:proofErr w:type="spellStart"/>
       <w:r>
@@ -17901,19 +17890,7 @@
       </w:r>
       <w:proofErr w:type="spellEnd"/>
       <w:r>
-        <w:t>. Si esto es as</w:t>
-      </w:r>
-      <w:r>
-        <w:t>í,</w:t>
-      </w:r>
-      <w:r>
-        <w:t xml:space="preserve"> se pedir</w:t>
-      </w:r>
-      <w:r>
-        <w:t>á</w:t>
-      </w:r>
-      <w:r>
-        <w:t xml:space="preserve"> en cada conexión el </w:t>
+        <w:t xml:space="preserve">. Si esto es así, se pedirá en cada conexión el </w:t>
       </w:r>
       <w:proofErr w:type="spellStart"/>
       <w:r>
@@ -17921,13 +17898,7 @@
       </w:r>
       <w:proofErr w:type="spellEnd"/>
       <w:r>
-        <w:t xml:space="preserve"> antes de ejecutar la conexión</w:t>
-      </w:r>
-      <w:r>
-        <w:t xml:space="preserve">. </w:t>
-      </w:r>
-      <w:r>
-        <w:t xml:space="preserve">Se puede configurar la sesión de manera tal que se escriba la </w:t>
+        <w:t xml:space="preserve"> antes de ejecutar la conexión. Se puede configurar la sesión de manera tal que se escriba la </w:t>
       </w:r>
       <w:proofErr w:type="spellStart"/>
       <w:r>
@@ -18387,23 +18358,7 @@
           <w:szCs w:val="22"/>
           <w:lang w:val="es-AR"/>
         </w:rPr>
-        <w:t xml:space="preserve">es decir, un </w:t>
-      </w:r>
-      <w:r>
-        <w:rPr>
-          <w:sz w:val="22"/>
-          <w:szCs w:val="22"/>
-          <w:lang w:val="es-AR"/>
-        </w:rPr>
-        <w:t>punto de conexión lógico que el sistema operativo utiliza para enviar y recibir datos</w:t>
-      </w:r>
-      <w:r>
-        <w:rPr>
-          <w:sz w:val="22"/>
-          <w:szCs w:val="22"/>
-          <w:lang w:val="es-AR"/>
-        </w:rPr>
-        <w:t>,</w:t>
+        <w:t>es decir, un punto de conexión lógico que el sistema operativo utiliza para enviar y recibir datos,</w:t>
       </w:r>
       <w:r>
         <w:rPr>
@@ -18816,6 +18771,7 @@
         <w:rPr>
           <w:sz w:val="22"/>
           <w:szCs w:val="22"/>
+          <w:lang w:val="es-AR"/>
         </w:rPr>
       </w:pPr>
       <w:r>
@@ -18826,8 +18782,9 @@
           <w:szCs w:val="22"/>
           <w:lang w:val="es-AR"/>
         </w:rPr>
-        <w:t xml:space="preserve">Ejecutando el comando: </w:t>
-      </w:r>
+        <w:t xml:space="preserve">Ejecutando el comando: sudo </w:t>
+      </w:r>
+      <w:proofErr w:type="spellStart"/>
       <w:r>
         <w:rPr>
           <w:b/>
@@ -18836,9 +18793,9 @@
           <w:szCs w:val="22"/>
           <w:lang w:val="es-AR"/>
         </w:rPr>
-        <w:t xml:space="preserve">sudo </w:t>
-      </w:r>
-      <w:proofErr w:type="spellStart"/>
+        <w:t>openvpn</w:t>
+      </w:r>
+      <w:proofErr w:type="spellEnd"/>
       <w:r>
         <w:rPr>
           <w:b/>
@@ -18847,9 +18804,9 @@
           <w:szCs w:val="22"/>
           <w:lang w:val="es-AR"/>
         </w:rPr>
-        <w:t>openvpn</w:t>
-      </w:r>
-      <w:proofErr w:type="spellEnd"/>
+        <w:t xml:space="preserve"> --</w:t>
+      </w:r>
+      <w:proofErr w:type="spellStart"/>
       <w:r>
         <w:rPr>
           <w:b/>
@@ -18858,9 +18815,9 @@
           <w:szCs w:val="22"/>
           <w:lang w:val="es-AR"/>
         </w:rPr>
-        <w:t xml:space="preserve"> --</w:t>
-      </w:r>
-      <w:proofErr w:type="spellStart"/>
+        <w:t>config</w:t>
+      </w:r>
+      <w:proofErr w:type="spellEnd"/>
       <w:r>
         <w:rPr>
           <w:b/>
@@ -18869,9 +18826,9 @@
           <w:szCs w:val="22"/>
           <w:lang w:val="es-AR"/>
         </w:rPr>
-        <w:t>config</w:t>
-      </w:r>
-      <w:proofErr w:type="spellEnd"/>
+        <w:t xml:space="preserve"> /</w:t>
+      </w:r>
+      <w:proofErr w:type="spellStart"/>
       <w:r>
         <w:rPr>
           <w:b/>
@@ -18880,9 +18837,9 @@
           <w:szCs w:val="22"/>
           <w:lang w:val="es-AR"/>
         </w:rPr>
-        <w:t xml:space="preserve"> /</w:t>
-      </w:r>
-      <w:proofErr w:type="spellStart"/>
+        <w:t>path</w:t>
+      </w:r>
+      <w:proofErr w:type="spellEnd"/>
       <w:r>
         <w:rPr>
           <w:b/>
@@ -18891,9 +18848,9 @@
           <w:szCs w:val="22"/>
           <w:lang w:val="es-AR"/>
         </w:rPr>
-        <w:t>path</w:t>
-      </w:r>
-      <w:proofErr w:type="spellEnd"/>
+        <w:t>/</w:t>
+      </w:r>
+      <w:proofErr w:type="spellStart"/>
       <w:r>
         <w:rPr>
           <w:b/>
@@ -18902,9 +18859,9 @@
           <w:szCs w:val="22"/>
           <w:lang w:val="es-AR"/>
         </w:rPr>
-        <w:t>/</w:t>
-      </w:r>
-      <w:proofErr w:type="spellStart"/>
+        <w:t>to</w:t>
+      </w:r>
+      <w:proofErr w:type="spellEnd"/>
       <w:r>
         <w:rPr>
           <w:b/>
@@ -18913,9 +18870,9 @@
           <w:szCs w:val="22"/>
           <w:lang w:val="es-AR"/>
         </w:rPr>
-        <w:t>to</w:t>
-      </w:r>
-      <w:proofErr w:type="spellEnd"/>
+        <w:t>/</w:t>
+      </w:r>
+      <w:proofErr w:type="spellStart"/>
       <w:r>
         <w:rPr>
           <w:b/>
@@ -18924,9 +18881,9 @@
           <w:szCs w:val="22"/>
           <w:lang w:val="es-AR"/>
         </w:rPr>
-        <w:t>/</w:t>
-      </w:r>
-      <w:proofErr w:type="spellStart"/>
+        <w:t>your</w:t>
+      </w:r>
+      <w:proofErr w:type="spellEnd"/>
       <w:r>
         <w:rPr>
           <w:b/>
@@ -18935,9 +18892,9 @@
           <w:szCs w:val="22"/>
           <w:lang w:val="es-AR"/>
         </w:rPr>
-        <w:t>your</w:t>
-      </w:r>
-      <w:proofErr w:type="spellEnd"/>
+        <w:t>/</w:t>
+      </w:r>
+      <w:proofErr w:type="spellStart"/>
       <w:r>
         <w:rPr>
           <w:b/>
@@ -18946,9 +18903,9 @@
           <w:szCs w:val="22"/>
           <w:lang w:val="es-AR"/>
         </w:rPr>
-        <w:t>/</w:t>
-      </w:r>
-      <w:proofErr w:type="spellStart"/>
+        <w:t>config.ovpn</w:t>
+      </w:r>
+      <w:proofErr w:type="spellEnd"/>
       <w:r>
         <w:rPr>
           <w:b/>
@@ -18957,18 +18914,15 @@
           <w:szCs w:val="22"/>
           <w:lang w:val="es-AR"/>
         </w:rPr>
-        <w:t>config.ovpn</w:t>
-      </w:r>
-      <w:proofErr w:type="spellEnd"/>
-      <w:r>
-        <w:rPr>
-          <w:b/>
-          <w:bCs/>
+        <w:t xml:space="preserve">, </w:t>
+      </w:r>
+      <w:r>
+        <w:rPr>
           <w:sz w:val="22"/>
           <w:szCs w:val="22"/>
           <w:lang w:val="es-AR"/>
         </w:rPr>
-        <w:t xml:space="preserve">, </w:t>
+        <w:t xml:space="preserve">se establece la conexión. </w:t>
       </w:r>
       <w:r>
         <w:rPr>
@@ -18976,46 +18930,52 @@
           <w:szCs w:val="22"/>
           <w:lang w:val="es-AR"/>
         </w:rPr>
-        <w:t xml:space="preserve">se establece la conexión. </w:t>
-      </w:r>
-      <w:r>
+        <w:t>De esta manera:</w:t>
+      </w:r>
+    </w:p>
+    <w:p>
+      <w:pPr>
+        <w:pStyle w:val="NormalWeb"/>
+        <w:ind w:left="720"/>
         <w:rPr>
           <w:sz w:val="22"/>
           <w:szCs w:val="22"/>
-        </w:rPr>
-        <w:t xml:space="preserve">De </w:t>
-      </w:r>
-      <w:proofErr w:type="spellStart"/>
+          <w:lang w:val="es-AR"/>
+        </w:rPr>
+      </w:pPr>
       <w:r>
         <w:rPr>
           <w:sz w:val="22"/>
           <w:szCs w:val="22"/>
-        </w:rPr>
-        <w:t>esta</w:t>
-      </w:r>
-      <w:proofErr w:type="spellEnd"/>
+          <w:lang w:val="es-AR"/>
+        </w:rPr>
+        <w:t xml:space="preserve">•  </w:t>
+      </w:r>
+      <w:proofErr w:type="spellStart"/>
       <w:r>
         <w:rPr>
           <w:sz w:val="22"/>
           <w:szCs w:val="22"/>
-        </w:rPr>
-        <w:t xml:space="preserve"> </w:t>
-      </w:r>
-      <w:proofErr w:type="spellStart"/>
+          <w:lang w:val="es-AR"/>
+        </w:rPr>
+        <w:t>OpenVPN</w:t>
+      </w:r>
+      <w:proofErr w:type="spellEnd"/>
       <w:r>
         <w:rPr>
           <w:sz w:val="22"/>
           <w:szCs w:val="22"/>
-        </w:rPr>
-        <w:t>manera</w:t>
-      </w:r>
-      <w:proofErr w:type="spellEnd"/>
+          <w:lang w:val="es-AR"/>
+        </w:rPr>
+        <w:t xml:space="preserve"> crea una interfaz v</w:t>
+      </w:r>
       <w:r>
         <w:rPr>
           <w:sz w:val="22"/>
           <w:szCs w:val="22"/>
-        </w:rPr>
-        <w:t>:</w:t>
+          <w:lang w:val="es-AR"/>
+        </w:rPr>
+        <w:t>irtual</w:t>
       </w:r>
     </w:p>
     <w:p>
@@ -19034,33 +18994,34 @@
           <w:szCs w:val="22"/>
           <w:lang w:val="es-AR"/>
         </w:rPr>
-        <w:t xml:space="preserve">•  </w:t>
-      </w:r>
-      <w:proofErr w:type="spellStart"/>
+        <w:t>•  Te asigna una IP res</w:t>
+      </w:r>
       <w:r>
         <w:rPr>
           <w:sz w:val="22"/>
           <w:szCs w:val="22"/>
           <w:lang w:val="es-AR"/>
         </w:rPr>
-        <w:t>OpenVPN</w:t>
-      </w:r>
-      <w:proofErr w:type="spellEnd"/>
-      <w:r>
+        <w:t>ervada en el servidor</w:t>
+      </w:r>
+    </w:p>
+    <w:p>
+      <w:pPr>
+        <w:pStyle w:val="NormalWeb"/>
+        <w:ind w:left="720"/>
         <w:rPr>
           <w:sz w:val="22"/>
           <w:szCs w:val="22"/>
           <w:lang w:val="es-AR"/>
         </w:rPr>
-        <w:t xml:space="preserve"> </w:t>
-      </w:r>
+      </w:pPr>
       <w:r>
         <w:rPr>
           <w:sz w:val="22"/>
           <w:szCs w:val="22"/>
           <w:lang w:val="es-AR"/>
         </w:rPr>
-        <w:t>crea una interfaz v</w:t>
+        <w:t>•  Configura tablas de enrutamiento par</w:t>
       </w:r>
       <w:r>
         <w:rPr>
@@ -19068,7 +19029,7 @@
           <w:szCs w:val="22"/>
           <w:lang w:val="es-AR"/>
         </w:rPr>
-        <w:t>irtual</w:t>
+        <w:t>a dirigir el tráfico por el túnel VPN</w:t>
       </w:r>
     </w:p>
     <w:p>
@@ -19087,101 +19048,7 @@
           <w:szCs w:val="22"/>
           <w:lang w:val="es-AR"/>
         </w:rPr>
-        <w:t xml:space="preserve">•  </w:t>
-      </w:r>
-      <w:r>
-        <w:rPr>
-          <w:sz w:val="22"/>
-          <w:szCs w:val="22"/>
-          <w:lang w:val="es-AR"/>
-        </w:rPr>
-        <w:t>Te asigna una IP res</w:t>
-      </w:r>
-      <w:r>
-        <w:rPr>
-          <w:sz w:val="22"/>
-          <w:szCs w:val="22"/>
-          <w:lang w:val="es-AR"/>
-        </w:rPr>
-        <w:t>ervada en el servidor</w:t>
-      </w:r>
-    </w:p>
-    <w:p>
-      <w:pPr>
-        <w:pStyle w:val="NormalWeb"/>
-        <w:ind w:left="720"/>
-        <w:rPr>
-          <w:sz w:val="22"/>
-          <w:szCs w:val="22"/>
-          <w:lang w:val="es-AR"/>
-        </w:rPr>
-      </w:pPr>
-      <w:r>
-        <w:rPr>
-          <w:sz w:val="22"/>
-          <w:szCs w:val="22"/>
-          <w:lang w:val="es-AR"/>
-        </w:rPr>
-        <w:t xml:space="preserve">•  </w:t>
-      </w:r>
-      <w:r>
-        <w:rPr>
-          <w:sz w:val="22"/>
-          <w:szCs w:val="22"/>
-          <w:lang w:val="es-AR"/>
-        </w:rPr>
-        <w:t>Configura tablas de enrutamiento</w:t>
-      </w:r>
-      <w:r>
-        <w:rPr>
-          <w:sz w:val="22"/>
-          <w:szCs w:val="22"/>
-          <w:lang w:val="es-AR"/>
-        </w:rPr>
-        <w:t xml:space="preserve"> </w:t>
-      </w:r>
-      <w:r>
-        <w:rPr>
-          <w:sz w:val="22"/>
-          <w:szCs w:val="22"/>
-          <w:lang w:val="es-AR"/>
-        </w:rPr>
-        <w:t>par</w:t>
-      </w:r>
-      <w:r>
-        <w:rPr>
-          <w:sz w:val="22"/>
-          <w:szCs w:val="22"/>
-          <w:lang w:val="es-AR"/>
-        </w:rPr>
-        <w:t>a dirigir el tráfico por el túnel VPN</w:t>
-      </w:r>
-    </w:p>
-    <w:p>
-      <w:pPr>
-        <w:pStyle w:val="NormalWeb"/>
-        <w:ind w:left="720"/>
-        <w:rPr>
-          <w:sz w:val="22"/>
-          <w:szCs w:val="22"/>
-          <w:lang w:val="es-AR"/>
-        </w:rPr>
-      </w:pPr>
-      <w:r>
-        <w:rPr>
-          <w:sz w:val="22"/>
-          <w:szCs w:val="22"/>
-          <w:lang w:val="es-AR"/>
-        </w:rPr>
-        <w:t xml:space="preserve">•  </w:t>
-      </w:r>
-      <w:r>
-        <w:rPr>
-          <w:sz w:val="22"/>
-          <w:szCs w:val="22"/>
-          <w:lang w:val="es-AR"/>
-        </w:rPr>
-        <w:t>De esta manera puede usar r</w:t>
+        <w:t>•  De esta manera puede usar r</w:t>
       </w:r>
       <w:r>
         <w:rPr>

--- a/4to Año/Comunicaciones II/TP2.docx
+++ b/4to Año/Comunicaciones II/TP2.docx
@@ -17865,13 +17865,227 @@
         <w:autoSpaceDN/>
         <w:spacing w:before="100" w:beforeAutospacing="1" w:after="100" w:afterAutospacing="1"/>
         <w:ind w:left="720"/>
-        <w:rPr>
-          <w:color w:val="000000" w:themeColor="text1"/>
-          <w:sz w:val="24"/>
-          <w:szCs w:val="24"/>
-          <w:lang w:val="es-AR"/>
-        </w:rPr>
-      </w:pPr>
+      </w:pPr>
+      <w:r>
+        <w:t xml:space="preserve">Al crear la clave privada esta se puede proteger con un </w:t>
+      </w:r>
+      <w:proofErr w:type="spellStart"/>
+      <w:r>
+        <w:t>passphrase</w:t>
+      </w:r>
+      <w:proofErr w:type="spellEnd"/>
+      <w:r>
+        <w:t xml:space="preserve">. Si esto es así, se pedirá en cada conexión el </w:t>
+      </w:r>
+      <w:proofErr w:type="spellStart"/>
+      <w:r>
+        <w:t>passphrase</w:t>
+      </w:r>
+      <w:proofErr w:type="spellEnd"/>
+      <w:r>
+        <w:t xml:space="preserve"> antes de ejecutar la conexión. Se puede configurar la sesión de manera tal que se escriba la </w:t>
+      </w:r>
+      <w:proofErr w:type="spellStart"/>
+      <w:r>
+        <w:t>passphrase</w:t>
+      </w:r>
+      <w:proofErr w:type="spellEnd"/>
+      <w:r>
+        <w:t xml:space="preserve"> una única vez.  Para ello se usa un agente </w:t>
+      </w:r>
+      <w:proofErr w:type="spellStart"/>
+      <w:r>
+        <w:t>ssh</w:t>
+      </w:r>
+      <w:proofErr w:type="spellEnd"/>
+      <w:r>
+        <w:t>:</w:t>
+      </w:r>
+    </w:p>
+    <w:p>
+      <w:pPr>
+        <w:pStyle w:val="Prrafodelista"/>
+        <w:tabs>
+          <w:tab w:val="left" w:pos="564"/>
+        </w:tabs>
+        <w:spacing w:before="135"/>
+        <w:ind w:left="564"/>
+        <w:jc w:val="center"/>
+        <w:rPr>
+          <w:b/>
+          <w:bCs/>
+        </w:rPr>
+      </w:pPr>
+      <w:proofErr w:type="spellStart"/>
+      <w:r>
+        <w:rPr>
+          <w:b/>
+          <w:bCs/>
+        </w:rPr>
+        <w:t>eval</w:t>
+      </w:r>
+      <w:proofErr w:type="spellEnd"/>
+      <w:r>
+        <w:rPr>
+          <w:b/>
+          <w:bCs/>
+        </w:rPr>
+        <w:t xml:space="preserve"> "$(</w:t>
+      </w:r>
+      <w:proofErr w:type="spellStart"/>
+      <w:r>
+        <w:rPr>
+          <w:b/>
+          <w:bCs/>
+        </w:rPr>
+        <w:t>ssh-agent</w:t>
+      </w:r>
+      <w:proofErr w:type="spellEnd"/>
+      <w:r>
+        <w:rPr>
+          <w:b/>
+          <w:bCs/>
+        </w:rPr>
+        <w:t xml:space="preserve"> -s)"   # iniciar el agente</w:t>
+      </w:r>
+    </w:p>
+    <w:p>
+      <w:pPr>
+        <w:pStyle w:val="Prrafodelista"/>
+        <w:tabs>
+          <w:tab w:val="left" w:pos="564"/>
+        </w:tabs>
+        <w:spacing w:before="135"/>
+        <w:ind w:left="564" w:firstLine="0"/>
+        <w:jc w:val="center"/>
+        <w:rPr>
+          <w:b/>
+          <w:bCs/>
+        </w:rPr>
+      </w:pPr>
+      <w:proofErr w:type="spellStart"/>
+      <w:r>
+        <w:rPr>
+          <w:b/>
+          <w:bCs/>
+        </w:rPr>
+        <w:t>ssh-add</w:t>
+      </w:r>
+      <w:proofErr w:type="spellEnd"/>
+      <w:r>
+        <w:rPr>
+          <w:b/>
+          <w:bCs/>
+        </w:rPr>
+        <w:t xml:space="preserve"> ~/.</w:t>
+      </w:r>
+      <w:proofErr w:type="spellStart"/>
+      <w:r>
+        <w:rPr>
+          <w:b/>
+          <w:bCs/>
+        </w:rPr>
+        <w:t>ssh</w:t>
+      </w:r>
+      <w:proofErr w:type="spellEnd"/>
+      <w:r>
+        <w:rPr>
+          <w:b/>
+          <w:bCs/>
+        </w:rPr>
+        <w:t>/</w:t>
+      </w:r>
+      <w:proofErr w:type="spellStart"/>
+      <w:r>
+        <w:rPr>
+          <w:b/>
+          <w:bCs/>
+        </w:rPr>
+        <w:t>id_rsa</w:t>
+      </w:r>
+      <w:proofErr w:type="spellEnd"/>
+      <w:r>
+        <w:rPr>
+          <w:b/>
+          <w:bCs/>
+        </w:rPr>
+        <w:t xml:space="preserve">    # cargar la clave privada</w:t>
+      </w:r>
+    </w:p>
+    <w:p>
+      <w:pPr>
+        <w:tabs>
+          <w:tab w:val="left" w:pos="564"/>
+        </w:tabs>
+        <w:spacing w:before="135"/>
+      </w:pPr>
+      <w:r>
+        <w:rPr>
+          <w:b/>
+          <w:bCs/>
+        </w:rPr>
+        <w:tab/>
+      </w:r>
+      <w:r>
+        <w:rPr>
+          <w:b/>
+          <w:bCs/>
+        </w:rPr>
+        <w:tab/>
+      </w:r>
+      <w:r>
+        <w:t xml:space="preserve">Con esos comandos </w:t>
+      </w:r>
+      <w:r>
+        <w:t xml:space="preserve">el agente autentica la </w:t>
+      </w:r>
+      <w:proofErr w:type="spellStart"/>
+      <w:r>
+        <w:t>passphrase</w:t>
+      </w:r>
+      <w:proofErr w:type="spellEnd"/>
+      <w:r>
+        <w:t xml:space="preserve"> automáticamente una vez cargada.</w:t>
+      </w:r>
+    </w:p>
+    <w:p>
+      <w:pPr>
+        <w:tabs>
+          <w:tab w:val="left" w:pos="564"/>
+        </w:tabs>
+        <w:spacing w:before="135"/>
+      </w:pPr>
+      <w:r>
+        <w:tab/>
+      </w:r>
+      <w:r>
+        <w:tab/>
+      </w:r>
+    </w:p>
+    <w:p>
+      <w:pPr>
+        <w:tabs>
+          <w:tab w:val="left" w:pos="564"/>
+        </w:tabs>
+        <w:spacing w:before="135"/>
+        <w:rPr>
+          <w:b/>
+          <w:bCs/>
+        </w:rPr>
+      </w:pPr>
+      <w:r>
+        <w:tab/>
+      </w:r>
+      <w:r>
+        <w:tab/>
+      </w:r>
+      <w:r>
+        <w:rPr>
+          <w:b/>
+          <w:bCs/>
+        </w:rPr>
+        <w:t>OPENVPN</w:t>
+      </w:r>
     </w:p>
     <w:p>
       <w:pPr>
@@ -17882,224 +18096,27 @@
         <w:ind w:left="720"/>
       </w:pPr>
       <w:r>
-        <w:t xml:space="preserve">Al crear la clave privada esta se puede proteger con un </w:t>
-      </w:r>
-      <w:proofErr w:type="spellStart"/>
-      <w:r>
-        <w:t>passphrase</w:t>
-      </w:r>
-      <w:proofErr w:type="spellEnd"/>
-      <w:r>
-        <w:t xml:space="preserve">. Si esto es así, se pedirá en cada conexión el </w:t>
-      </w:r>
-      <w:proofErr w:type="spellStart"/>
-      <w:r>
-        <w:t>passphrase</w:t>
-      </w:r>
-      <w:proofErr w:type="spellEnd"/>
-      <w:r>
-        <w:t xml:space="preserve"> antes de ejecutar la conexión. Se puede configurar la sesión de manera tal que se escriba la </w:t>
-      </w:r>
-      <w:proofErr w:type="spellStart"/>
-      <w:r>
-        <w:t>passphrase</w:t>
-      </w:r>
-      <w:proofErr w:type="spellEnd"/>
-      <w:r>
-        <w:t xml:space="preserve"> una única vez.  Para ello se usa un agente </w:t>
-      </w:r>
-      <w:proofErr w:type="spellStart"/>
-      <w:r>
-        <w:t>ssh</w:t>
-      </w:r>
-      <w:proofErr w:type="spellEnd"/>
-      <w:r>
-        <w:t>:</w:t>
-      </w:r>
-    </w:p>
-    <w:p>
-      <w:pPr>
-        <w:pStyle w:val="Prrafodelista"/>
-        <w:tabs>
-          <w:tab w:val="left" w:pos="564"/>
-        </w:tabs>
-        <w:spacing w:before="135"/>
-        <w:ind w:left="564"/>
-        <w:jc w:val="center"/>
+        <w:t xml:space="preserve">Una </w:t>
+      </w:r>
+      <w:r>
         <w:rPr>
           <w:b/>
           <w:bCs/>
         </w:rPr>
-      </w:pPr>
-      <w:proofErr w:type="spellStart"/>
+        <w:t>Red Privada Virtual (VPN)</w:t>
+      </w:r>
+      <w:r>
+        <w:t xml:space="preserve"> es una tecnología que crea un </w:t>
+      </w:r>
       <w:r>
         <w:rPr>
           <w:b/>
           <w:bCs/>
         </w:rPr>
-        <w:t>eval</w:t>
-      </w:r>
-      <w:proofErr w:type="spellEnd"/>
-      <w:r>
-        <w:rPr>
-          <w:b/>
-          <w:bCs/>
-        </w:rPr>
-        <w:t xml:space="preserve"> "$(</w:t>
-      </w:r>
-      <w:proofErr w:type="spellStart"/>
-      <w:r>
-        <w:rPr>
-          <w:b/>
-          <w:bCs/>
-        </w:rPr>
-        <w:t>ssh-agent</w:t>
-      </w:r>
-      <w:proofErr w:type="spellEnd"/>
-      <w:r>
-        <w:rPr>
-          <w:b/>
-          <w:bCs/>
-        </w:rPr>
-        <w:t xml:space="preserve"> -s)"   # iniciar el agente</w:t>
-      </w:r>
-    </w:p>
-    <w:p>
-      <w:pPr>
-        <w:pStyle w:val="Prrafodelista"/>
-        <w:tabs>
-          <w:tab w:val="left" w:pos="564"/>
-        </w:tabs>
-        <w:spacing w:before="135"/>
-        <w:ind w:left="564" w:firstLine="0"/>
-        <w:jc w:val="center"/>
-        <w:rPr>
-          <w:b/>
-          <w:bCs/>
-        </w:rPr>
-      </w:pPr>
-      <w:proofErr w:type="spellStart"/>
-      <w:r>
-        <w:rPr>
-          <w:b/>
-          <w:bCs/>
-        </w:rPr>
-        <w:t>ssh-add</w:t>
-      </w:r>
-      <w:proofErr w:type="spellEnd"/>
-      <w:r>
-        <w:rPr>
-          <w:b/>
-          <w:bCs/>
-        </w:rPr>
-        <w:t xml:space="preserve"> ~/.</w:t>
-      </w:r>
-      <w:proofErr w:type="spellStart"/>
-      <w:r>
-        <w:rPr>
-          <w:b/>
-          <w:bCs/>
-        </w:rPr>
-        <w:t>ssh</w:t>
-      </w:r>
-      <w:proofErr w:type="spellEnd"/>
-      <w:r>
-        <w:rPr>
-          <w:b/>
-          <w:bCs/>
-        </w:rPr>
-        <w:t>/</w:t>
-      </w:r>
-      <w:proofErr w:type="spellStart"/>
-      <w:r>
-        <w:rPr>
-          <w:b/>
-          <w:bCs/>
-        </w:rPr>
-        <w:t>id_rsa</w:t>
-      </w:r>
-      <w:proofErr w:type="spellEnd"/>
-      <w:r>
-        <w:rPr>
-          <w:b/>
-          <w:bCs/>
-        </w:rPr>
-        <w:t xml:space="preserve">    # cargar la clave privada</w:t>
-      </w:r>
-    </w:p>
-    <w:p>
-      <w:pPr>
-        <w:tabs>
-          <w:tab w:val="left" w:pos="564"/>
-        </w:tabs>
-        <w:spacing w:before="135"/>
-      </w:pPr>
-      <w:r>
-        <w:rPr>
-          <w:b/>
-          <w:bCs/>
-        </w:rPr>
-        <w:tab/>
-      </w:r>
-      <w:r>
-        <w:rPr>
-          <w:b/>
-          <w:bCs/>
-        </w:rPr>
-        <w:tab/>
-      </w:r>
-      <w:r>
-        <w:t xml:space="preserve">Con esos comandos </w:t>
-      </w:r>
-      <w:r>
-        <w:t xml:space="preserve">el agente autentica la </w:t>
-      </w:r>
-      <w:proofErr w:type="spellStart"/>
-      <w:r>
-        <w:t>passphrase</w:t>
-      </w:r>
-      <w:proofErr w:type="spellEnd"/>
-      <w:r>
-        <w:t xml:space="preserve"> automáticamente una vez cargada.</w:t>
-      </w:r>
-    </w:p>
-    <w:p>
-      <w:pPr>
-        <w:tabs>
-          <w:tab w:val="left" w:pos="564"/>
-        </w:tabs>
-        <w:spacing w:before="135"/>
-      </w:pPr>
-      <w:r>
-        <w:tab/>
-      </w:r>
-      <w:r>
-        <w:tab/>
-      </w:r>
-    </w:p>
-    <w:p>
-      <w:pPr>
-        <w:tabs>
-          <w:tab w:val="left" w:pos="564"/>
-        </w:tabs>
-        <w:spacing w:before="135"/>
-        <w:rPr>
-          <w:b/>
-          <w:bCs/>
-        </w:rPr>
-      </w:pPr>
-      <w:r>
-        <w:tab/>
-      </w:r>
-      <w:r>
-        <w:tab/>
-      </w:r>
-      <w:r>
-        <w:rPr>
-          <w:b/>
-          <w:bCs/>
-        </w:rPr>
-        <w:t>OPENVPN</w:t>
+        <w:t>túnel cifrado y seguro</w:t>
+      </w:r>
+      <w:r>
+        <w:t xml:space="preserve"> a través de una red pública (generalmente Internet). Este túnel conecta tu dispositivo a una red privada (como la red de tu empresa), haciendo que parezca que estás físicamente dentro de esa red.</w:t>
       </w:r>
     </w:p>
     <w:p>
@@ -18110,38 +18127,6 @@
         <w:spacing w:before="100" w:beforeAutospacing="1" w:after="100" w:afterAutospacing="1"/>
         <w:ind w:left="720"/>
       </w:pPr>
-      <w:r>
-        <w:t xml:space="preserve">Una </w:t>
-      </w:r>
-      <w:r>
-        <w:rPr>
-          <w:b/>
-          <w:bCs/>
-        </w:rPr>
-        <w:t>Red Privada Virtual (VPN)</w:t>
-      </w:r>
-      <w:r>
-        <w:t xml:space="preserve"> es una tecnología que crea un </w:t>
-      </w:r>
-      <w:r>
-        <w:rPr>
-          <w:b/>
-          <w:bCs/>
-        </w:rPr>
-        <w:t>túnel cifrado y seguro</w:t>
-      </w:r>
-      <w:r>
-        <w:t xml:space="preserve"> a través de una red pública (generalmente Internet). Este túnel conecta tu dispositivo a una red privada (como la red de tu empresa), haciendo que parezca que estás físicamente dentro de esa red.</w:t>
-      </w:r>
-    </w:p>
-    <w:p>
-      <w:pPr>
-        <w:widowControl/>
-        <w:autoSpaceDE/>
-        <w:autoSpaceDN/>
-        <w:spacing w:before="100" w:beforeAutospacing="1" w:after="100" w:afterAutospacing="1"/>
-        <w:ind w:left="720"/>
-      </w:pPr>
       <w:proofErr w:type="spellStart"/>
       <w:r>
         <w:rPr>
@@ -18546,7 +18531,6 @@
           <w:szCs w:val="22"/>
           <w:lang w:val="es-AR"/>
         </w:rPr>
-        <w:lastRenderedPageBreak/>
         <w:t>Rutas de Red:</w:t>
       </w:r>
       <w:r>
@@ -18680,6 +18664,7 @@
           <w:szCs w:val="22"/>
           <w:lang w:val="es-AR"/>
         </w:rPr>
+        <w:lastRenderedPageBreak/>
         <w:t>Encapsulación y Cifrado:</w:t>
       </w:r>
       <w:r>
